--- a/תיק-פרויקט.docx
+++ b/תיק-פרויקט.docx
@@ -68,7 +68,7 @@
         <w:rPr>
           <w:b/>
         </w:rPr>
-        <w:t>5 יחידות לימוד — מימוש בשפת Java</w:t>
+        <w:t xml:space="preserve">5 יחידות לימוד — מימוש בשפת </w:t>
       </w:r>
     </w:p>
     <w:tbl>
@@ -155,7 +155,7 @@
               <w:rPr>
                 <w:sz w:val="20"/>
               </w:rPr>
-              <w:t>_____________________</w:t>
+              <w:t>הכפר הירוק</w:t>
             </w:r>
           </w:p>
         </w:tc>
@@ -229,7 +229,7 @@
               <w:rPr>
                 <w:sz w:val="20"/>
               </w:rPr>
-              <w:t>_____________________</w:t>
+              <w:t>לירן תדהר</w:t>
             </w:r>
           </w:p>
         </w:tc>
@@ -266,7 +266,7 @@
               <w:rPr>
                 <w:sz w:val="20"/>
               </w:rPr>
-              <w:t>_____________________</w:t>
+              <w:t>218046456</w:t>
             </w:r>
           </w:p>
         </w:tc>
@@ -303,7 +303,7 @@
               <w:rPr>
                 <w:sz w:val="20"/>
               </w:rPr>
-              <w:t>_____________________</w:t>
+              <w:t>יהודה אור</w:t>
             </w:r>
           </w:p>
         </w:tc>
@@ -340,7 +340,7 @@
               <w:rPr>
                 <w:sz w:val="20"/>
               </w:rPr>
-              <w:t>משחק שחמט מאובטח בין שני משתתפים (Java)</w:t>
+              <w:t>משחק שחמט מאובטח בין שני משתתפים</w:t>
             </w:r>
           </w:p>
         </w:tc>
@@ -377,7 +377,7 @@
               <w:rPr>
                 <w:sz w:val="20"/>
               </w:rPr>
-              <w:t>_____________________</w:t>
+              <w:t>7.6.2026</w:t>
             </w:r>
           </w:p>
         </w:tc>
@@ -397,7 +397,7 @@
         <w:bidi w:val="0"/>
         <w:spacing w:before="280" w:after="160"/>
       </w:pPr>
-      <w:bookmarkStart w:id="0" w:name="_Toc230974460"/>
+      <w:bookmarkStart w:id="0" w:name="_Toc230978727"/>
       <w:r>
         <w:rPr>
           <w:rFonts w:ascii="Arial" w:hAnsi="Arial"/>
@@ -409,27 +409,19 @@
     </w:p>
     <w:p>
       <w:pPr>
-        <w:bidi w:val="0"/>
-        <w:spacing w:before="40" w:after="80" w:line="240" w:lineRule="auto"/>
-      </w:pPr>
-      <w:r>
-        <w:rPr>
-          <w:i/>
-          <w:color w:val="57606A"/>
-        </w:rPr>
-        <w:t>להלן תוכן העניינים האוטומטי של Word. כדי לעדכן אותו לאחר שינויים: לחץ קליק־ימני על הטבלה ובחר 'Update Field' (או F9).</w:t>
-      </w:r>
-    </w:p>
-    <w:p>
-      <w:pPr>
         <w:pStyle w:val="TOC1"/>
         <w:tabs>
           <w:tab w:val="right" w:leader="dot" w:pos="9962"/>
         </w:tabs>
         <w:bidi w:val="0"/>
         <w:rPr>
+          <w:rFonts w:asciiTheme="minorHAnsi" w:hAnsiTheme="minorHAnsi" w:cstheme="minorBidi"/>
           <w:noProof/>
-          <w:rtl w:val="0"/>
+          <w:color w:val="auto"/>
+          <w:kern w:val="2"/>
+          <w:szCs w:val="24"/>
+          <w:lang w:val="en-IL" w:eastAsia="en-IL"/>
+          <w14:ligatures w14:val="standardContextual"/>
         </w:rPr>
       </w:pPr>
       <w:r>
@@ -441,7 +433,7 @@
       <w:r>
         <w:fldChar w:fldCharType="separate"/>
       </w:r>
-      <w:hyperlink w:anchor="_Toc230974460" w:history="1">
+      <w:hyperlink w:anchor="_Toc230978727" w:history="1">
         <w:r>
           <w:rPr>
             <w:rStyle w:val="Hyperlink"/>
@@ -471,7 +463,7 @@
             <w:webHidden/>
             <w:rtl w:val="0"/>
           </w:rPr>
-          <w:instrText xml:space="preserve"> PAGEREF _Toc230974460 \h </w:instrText>
+          <w:instrText xml:space="preserve"> PAGEREF _Toc230978727 \h </w:instrText>
         </w:r>
         <w:r>
           <w:rPr>
@@ -513,11 +505,16 @@
         </w:tabs>
         <w:bidi w:val="0"/>
         <w:rPr>
+          <w:rFonts w:asciiTheme="minorHAnsi" w:hAnsiTheme="minorHAnsi" w:cstheme="minorBidi"/>
           <w:noProof/>
-          <w:rtl w:val="0"/>
+          <w:color w:val="auto"/>
+          <w:kern w:val="2"/>
+          <w:szCs w:val="24"/>
+          <w:lang w:val="en-IL" w:eastAsia="en-IL"/>
+          <w14:ligatures w14:val="standardContextual"/>
         </w:rPr>
       </w:pPr>
-      <w:hyperlink w:anchor="_Toc230974461" w:history="1">
+      <w:hyperlink w:anchor="_Toc230978728" w:history="1">
         <w:r>
           <w:rPr>
             <w:rStyle w:val="Hyperlink"/>
@@ -547,7 +544,7 @@
             <w:webHidden/>
             <w:rtl w:val="0"/>
           </w:rPr>
-          <w:instrText xml:space="preserve"> PAGEREF _Toc230974461 \h </w:instrText>
+          <w:instrText xml:space="preserve"> PAGEREF _Toc230978728 \h </w:instrText>
         </w:r>
         <w:r>
           <w:rPr>
@@ -589,11 +586,16 @@
         </w:tabs>
         <w:bidi w:val="0"/>
         <w:rPr>
+          <w:rFonts w:asciiTheme="minorHAnsi" w:hAnsiTheme="minorHAnsi" w:cstheme="minorBidi"/>
           <w:noProof/>
-          <w:rtl w:val="0"/>
+          <w:color w:val="auto"/>
+          <w:kern w:val="2"/>
+          <w:szCs w:val="24"/>
+          <w:lang w:val="en-IL" w:eastAsia="en-IL"/>
+          <w14:ligatures w14:val="standardContextual"/>
         </w:rPr>
       </w:pPr>
-      <w:hyperlink w:anchor="_Toc230974462" w:history="1">
+      <w:hyperlink w:anchor="_Toc230978729" w:history="1">
         <w:r>
           <w:rPr>
             <w:rStyle w:val="Hyperlink"/>
@@ -623,7 +625,7 @@
             <w:webHidden/>
             <w:rtl w:val="0"/>
           </w:rPr>
-          <w:instrText xml:space="preserve"> PAGEREF _Toc230974462 \h </w:instrText>
+          <w:instrText xml:space="preserve"> PAGEREF _Toc230978729 \h </w:instrText>
         </w:r>
         <w:r>
           <w:rPr>
@@ -665,11 +667,16 @@
         </w:tabs>
         <w:bidi w:val="0"/>
         <w:rPr>
+          <w:rFonts w:asciiTheme="minorHAnsi" w:hAnsiTheme="minorHAnsi" w:cstheme="minorBidi"/>
           <w:noProof/>
-          <w:rtl w:val="0"/>
+          <w:color w:val="auto"/>
+          <w:kern w:val="2"/>
+          <w:szCs w:val="24"/>
+          <w:lang w:val="en-IL" w:eastAsia="en-IL"/>
+          <w14:ligatures w14:val="standardContextual"/>
         </w:rPr>
       </w:pPr>
-      <w:hyperlink w:anchor="_Toc230974463" w:history="1">
+      <w:hyperlink w:anchor="_Toc230978730" w:history="1">
         <w:r>
           <w:rPr>
             <w:rStyle w:val="Hyperlink"/>
@@ -699,7 +706,7 @@
             <w:webHidden/>
             <w:rtl w:val="0"/>
           </w:rPr>
-          <w:instrText xml:space="preserve"> PAGEREF _Toc230974463 \h </w:instrText>
+          <w:instrText xml:space="preserve"> PAGEREF _Toc230978730 \h </w:instrText>
         </w:r>
         <w:r>
           <w:rPr>
@@ -741,11 +748,16 @@
         </w:tabs>
         <w:bidi w:val="0"/>
         <w:rPr>
+          <w:rFonts w:asciiTheme="minorHAnsi" w:hAnsiTheme="minorHAnsi" w:cstheme="minorBidi"/>
           <w:noProof/>
-          <w:rtl w:val="0"/>
+          <w:color w:val="auto"/>
+          <w:kern w:val="2"/>
+          <w:szCs w:val="24"/>
+          <w:lang w:val="en-IL" w:eastAsia="en-IL"/>
+          <w14:ligatures w14:val="standardContextual"/>
         </w:rPr>
       </w:pPr>
-      <w:hyperlink w:anchor="_Toc230974464" w:history="1">
+      <w:hyperlink w:anchor="_Toc230978731" w:history="1">
         <w:r>
           <w:rPr>
             <w:rStyle w:val="Hyperlink"/>
@@ -775,7 +787,7 @@
             <w:webHidden/>
             <w:rtl w:val="0"/>
           </w:rPr>
-          <w:instrText xml:space="preserve"> PAGEREF _Toc230974464 \h </w:instrText>
+          <w:instrText xml:space="preserve"> PAGEREF _Toc230978731 \h </w:instrText>
         </w:r>
         <w:r>
           <w:rPr>
@@ -817,11 +829,16 @@
         </w:tabs>
         <w:bidi w:val="0"/>
         <w:rPr>
+          <w:rFonts w:asciiTheme="minorHAnsi" w:hAnsiTheme="minorHAnsi" w:cstheme="minorBidi"/>
           <w:noProof/>
-          <w:rtl w:val="0"/>
+          <w:color w:val="auto"/>
+          <w:kern w:val="2"/>
+          <w:szCs w:val="24"/>
+          <w:lang w:val="en-IL" w:eastAsia="en-IL"/>
+          <w14:ligatures w14:val="standardContextual"/>
         </w:rPr>
       </w:pPr>
-      <w:hyperlink w:anchor="_Toc230974465" w:history="1">
+      <w:hyperlink w:anchor="_Toc230978732" w:history="1">
         <w:r>
           <w:rPr>
             <w:rStyle w:val="Hyperlink"/>
@@ -851,7 +868,7 @@
             <w:webHidden/>
             <w:rtl w:val="0"/>
           </w:rPr>
-          <w:instrText xml:space="preserve"> PAGEREF _Toc230974465 \h </w:instrText>
+          <w:instrText xml:space="preserve"> PAGEREF _Toc230978732 \h </w:instrText>
         </w:r>
         <w:r>
           <w:rPr>
@@ -893,11 +910,16 @@
         </w:tabs>
         <w:bidi w:val="0"/>
         <w:rPr>
+          <w:rFonts w:asciiTheme="minorHAnsi" w:hAnsiTheme="minorHAnsi" w:cstheme="minorBidi"/>
           <w:noProof/>
-          <w:rtl w:val="0"/>
+          <w:color w:val="auto"/>
+          <w:kern w:val="2"/>
+          <w:szCs w:val="24"/>
+          <w:lang w:val="en-IL" w:eastAsia="en-IL"/>
+          <w14:ligatures w14:val="standardContextual"/>
         </w:rPr>
       </w:pPr>
-      <w:hyperlink w:anchor="_Toc230974466" w:history="1">
+      <w:hyperlink w:anchor="_Toc230978733" w:history="1">
         <w:r>
           <w:rPr>
             <w:rStyle w:val="Hyperlink"/>
@@ -927,7 +949,7 @@
             <w:webHidden/>
             <w:rtl w:val="0"/>
           </w:rPr>
-          <w:instrText xml:space="preserve"> PAGEREF _Toc230974466 \h </w:instrText>
+          <w:instrText xml:space="preserve"> PAGEREF _Toc230978733 \h </w:instrText>
         </w:r>
         <w:r>
           <w:rPr>
@@ -969,11 +991,16 @@
         </w:tabs>
         <w:bidi w:val="0"/>
         <w:rPr>
+          <w:rFonts w:asciiTheme="minorHAnsi" w:hAnsiTheme="minorHAnsi" w:cstheme="minorBidi"/>
           <w:noProof/>
-          <w:rtl w:val="0"/>
+          <w:color w:val="auto"/>
+          <w:kern w:val="2"/>
+          <w:szCs w:val="24"/>
+          <w:lang w:val="en-IL" w:eastAsia="en-IL"/>
+          <w14:ligatures w14:val="standardContextual"/>
         </w:rPr>
       </w:pPr>
-      <w:hyperlink w:anchor="_Toc230974467" w:history="1">
+      <w:hyperlink w:anchor="_Toc230978734" w:history="1">
         <w:r>
           <w:rPr>
             <w:rStyle w:val="Hyperlink"/>
@@ -1003,7 +1030,7 @@
             <w:webHidden/>
             <w:rtl w:val="0"/>
           </w:rPr>
-          <w:instrText xml:space="preserve"> PAGEREF _Toc230974467 \h </w:instrText>
+          <w:instrText xml:space="preserve"> PAGEREF _Toc230978734 \h </w:instrText>
         </w:r>
         <w:r>
           <w:rPr>
@@ -1045,11 +1072,16 @@
         </w:tabs>
         <w:bidi w:val="0"/>
         <w:rPr>
+          <w:rFonts w:asciiTheme="minorHAnsi" w:hAnsiTheme="minorHAnsi" w:cstheme="minorBidi"/>
           <w:noProof/>
-          <w:rtl w:val="0"/>
+          <w:color w:val="auto"/>
+          <w:kern w:val="2"/>
+          <w:szCs w:val="24"/>
+          <w:lang w:val="en-IL" w:eastAsia="en-IL"/>
+          <w14:ligatures w14:val="standardContextual"/>
         </w:rPr>
       </w:pPr>
-      <w:hyperlink w:anchor="_Toc230974468" w:history="1">
+      <w:hyperlink w:anchor="_Toc230978735" w:history="1">
         <w:r>
           <w:rPr>
             <w:rStyle w:val="Hyperlink"/>
@@ -1079,7 +1111,7 @@
             <w:webHidden/>
             <w:rtl w:val="0"/>
           </w:rPr>
-          <w:instrText xml:space="preserve"> PAGEREF _Toc230974468 \h </w:instrText>
+          <w:instrText xml:space="preserve"> PAGEREF _Toc230978735 \h </w:instrText>
         </w:r>
         <w:r>
           <w:rPr>
@@ -1121,11 +1153,16 @@
         </w:tabs>
         <w:bidi w:val="0"/>
         <w:rPr>
+          <w:rFonts w:asciiTheme="minorHAnsi" w:hAnsiTheme="minorHAnsi" w:cstheme="minorBidi"/>
           <w:noProof/>
-          <w:rtl w:val="0"/>
+          <w:color w:val="auto"/>
+          <w:kern w:val="2"/>
+          <w:szCs w:val="24"/>
+          <w:lang w:val="en-IL" w:eastAsia="en-IL"/>
+          <w14:ligatures w14:val="standardContextual"/>
         </w:rPr>
       </w:pPr>
-      <w:hyperlink w:anchor="_Toc230974469" w:history="1">
+      <w:hyperlink w:anchor="_Toc230978736" w:history="1">
         <w:r>
           <w:rPr>
             <w:rStyle w:val="Hyperlink"/>
@@ -1155,7 +1192,7 @@
             <w:webHidden/>
             <w:rtl w:val="0"/>
           </w:rPr>
-          <w:instrText xml:space="preserve"> PAGEREF _Toc230974469 \h </w:instrText>
+          <w:instrText xml:space="preserve"> PAGEREF _Toc230978736 \h </w:instrText>
         </w:r>
         <w:r>
           <w:rPr>
@@ -1197,11 +1234,16 @@
         </w:tabs>
         <w:bidi w:val="0"/>
         <w:rPr>
+          <w:rFonts w:asciiTheme="minorHAnsi" w:hAnsiTheme="minorHAnsi" w:cstheme="minorBidi"/>
           <w:noProof/>
-          <w:rtl w:val="0"/>
+          <w:color w:val="auto"/>
+          <w:kern w:val="2"/>
+          <w:szCs w:val="24"/>
+          <w:lang w:val="en-IL" w:eastAsia="en-IL"/>
+          <w14:ligatures w14:val="standardContextual"/>
         </w:rPr>
       </w:pPr>
-      <w:hyperlink w:anchor="_Toc230974470" w:history="1">
+      <w:hyperlink w:anchor="_Toc230978737" w:history="1">
         <w:r>
           <w:rPr>
             <w:rStyle w:val="Hyperlink"/>
@@ -1231,7 +1273,7 @@
             <w:webHidden/>
             <w:rtl w:val="0"/>
           </w:rPr>
-          <w:instrText xml:space="preserve"> PAGEREF _Toc230974470 \h </w:instrText>
+          <w:instrText xml:space="preserve"> PAGEREF _Toc230978737 \h </w:instrText>
         </w:r>
         <w:r>
           <w:rPr>
@@ -1273,17 +1315,22 @@
         </w:tabs>
         <w:bidi w:val="0"/>
         <w:rPr>
+          <w:rFonts w:asciiTheme="minorHAnsi" w:hAnsiTheme="minorHAnsi" w:cstheme="minorBidi"/>
           <w:noProof/>
-          <w:rtl w:val="0"/>
+          <w:color w:val="auto"/>
+          <w:kern w:val="2"/>
+          <w:szCs w:val="24"/>
+          <w:lang w:val="en-IL" w:eastAsia="en-IL"/>
+          <w14:ligatures w14:val="standardContextual"/>
         </w:rPr>
       </w:pPr>
-      <w:hyperlink w:anchor="_Toc230974471" w:history="1">
+      <w:hyperlink w:anchor="_Toc230978738" w:history="1">
         <w:r>
           <w:rPr>
             <w:rStyle w:val="Hyperlink"/>
             <w:noProof/>
           </w:rPr>
-          <w:t>2.3 גיבוב סיסמאות (Hashing)</w:t>
+          <w:t>2.3 ערבול סיסמאות (Hashing)</w:t>
         </w:r>
         <w:r>
           <w:rPr>
@@ -1307,7 +1354,7 @@
             <w:webHidden/>
             <w:rtl w:val="0"/>
           </w:rPr>
-          <w:instrText xml:space="preserve"> PAGEREF _Toc230974471 \h </w:instrText>
+          <w:instrText xml:space="preserve"> PAGEREF _Toc230978738 \h </w:instrText>
         </w:r>
         <w:r>
           <w:rPr>
@@ -1349,17 +1396,22 @@
         </w:tabs>
         <w:bidi w:val="0"/>
         <w:rPr>
+          <w:rFonts w:asciiTheme="minorHAnsi" w:hAnsiTheme="minorHAnsi" w:cstheme="minorBidi"/>
           <w:noProof/>
-          <w:rtl w:val="0"/>
+          <w:color w:val="auto"/>
+          <w:kern w:val="2"/>
+          <w:szCs w:val="24"/>
+          <w:lang w:val="en-IL" w:eastAsia="en-IL"/>
+          <w14:ligatures w14:val="standardContextual"/>
         </w:rPr>
       </w:pPr>
-      <w:hyperlink w:anchor="_Toc230974472" w:history="1">
+      <w:hyperlink w:anchor="_Toc230978739" w:history="1">
         <w:r>
           <w:rPr>
             <w:rStyle w:val="Hyperlink"/>
             <w:noProof/>
           </w:rPr>
-          <w:t>2.4 ריבוי תהליכונים (Threads)</w:t>
+          <w:t>2.4 ריבוי נימות (Threads)</w:t>
         </w:r>
         <w:r>
           <w:rPr>
@@ -1383,7 +1435,7 @@
             <w:webHidden/>
             <w:rtl w:val="0"/>
           </w:rPr>
-          <w:instrText xml:space="preserve"> PAGEREF _Toc230974472 \h </w:instrText>
+          <w:instrText xml:space="preserve"> PAGEREF _Toc230978739 \h </w:instrText>
         </w:r>
         <w:r>
           <w:rPr>
@@ -1425,11 +1477,16 @@
         </w:tabs>
         <w:bidi w:val="0"/>
         <w:rPr>
+          <w:rFonts w:asciiTheme="minorHAnsi" w:hAnsiTheme="minorHAnsi" w:cstheme="minorBidi"/>
           <w:noProof/>
-          <w:rtl w:val="0"/>
+          <w:color w:val="auto"/>
+          <w:kern w:val="2"/>
+          <w:szCs w:val="24"/>
+          <w:lang w:val="en-IL" w:eastAsia="en-IL"/>
+          <w14:ligatures w14:val="standardContextual"/>
         </w:rPr>
       </w:pPr>
-      <w:hyperlink w:anchor="_Toc230974473" w:history="1">
+      <w:hyperlink w:anchor="_Toc230978740" w:history="1">
         <w:r>
           <w:rPr>
             <w:rStyle w:val="Hyperlink"/>
@@ -1459,7 +1516,7 @@
             <w:webHidden/>
             <w:rtl w:val="0"/>
           </w:rPr>
-          <w:instrText xml:space="preserve"> PAGEREF _Toc230974473 \h </w:instrText>
+          <w:instrText xml:space="preserve"> PAGEREF _Toc230978740 \h </w:instrText>
         </w:r>
         <w:r>
           <w:rPr>
@@ -1501,11 +1558,16 @@
         </w:tabs>
         <w:bidi w:val="0"/>
         <w:rPr>
+          <w:rFonts w:asciiTheme="minorHAnsi" w:hAnsiTheme="minorHAnsi" w:cstheme="minorBidi"/>
           <w:noProof/>
-          <w:rtl w:val="0"/>
+          <w:color w:val="auto"/>
+          <w:kern w:val="2"/>
+          <w:szCs w:val="24"/>
+          <w:lang w:val="en-IL" w:eastAsia="en-IL"/>
+          <w14:ligatures w14:val="standardContextual"/>
         </w:rPr>
       </w:pPr>
-      <w:hyperlink w:anchor="_Toc230974474" w:history="1">
+      <w:hyperlink w:anchor="_Toc230978741" w:history="1">
         <w:r>
           <w:rPr>
             <w:rStyle w:val="Hyperlink"/>
@@ -1535,7 +1597,7 @@
             <w:webHidden/>
             <w:rtl w:val="0"/>
           </w:rPr>
-          <w:instrText xml:space="preserve"> PAGEREF _Toc230974474 \h </w:instrText>
+          <w:instrText xml:space="preserve"> PAGEREF _Toc230978741 \h </w:instrText>
         </w:r>
         <w:r>
           <w:rPr>
@@ -1577,11 +1639,16 @@
         </w:tabs>
         <w:bidi w:val="0"/>
         <w:rPr>
+          <w:rFonts w:asciiTheme="minorHAnsi" w:hAnsiTheme="minorHAnsi" w:cstheme="minorBidi"/>
           <w:noProof/>
-          <w:rtl w:val="0"/>
+          <w:color w:val="auto"/>
+          <w:kern w:val="2"/>
+          <w:szCs w:val="24"/>
+          <w:lang w:val="en-IL" w:eastAsia="en-IL"/>
+          <w14:ligatures w14:val="standardContextual"/>
         </w:rPr>
       </w:pPr>
-      <w:hyperlink w:anchor="_Toc230974475" w:history="1">
+      <w:hyperlink w:anchor="_Toc230978742" w:history="1">
         <w:r>
           <w:rPr>
             <w:rStyle w:val="Hyperlink"/>
@@ -1611,7 +1678,7 @@
             <w:webHidden/>
             <w:rtl w:val="0"/>
           </w:rPr>
-          <w:instrText xml:space="preserve"> PAGEREF _Toc230974475 \h </w:instrText>
+          <w:instrText xml:space="preserve"> PAGEREF _Toc230978742 \h </w:instrText>
         </w:r>
         <w:r>
           <w:rPr>
@@ -1653,11 +1720,16 @@
         </w:tabs>
         <w:bidi w:val="0"/>
         <w:rPr>
+          <w:rFonts w:asciiTheme="minorHAnsi" w:hAnsiTheme="minorHAnsi" w:cstheme="minorBidi"/>
           <w:noProof/>
-          <w:rtl w:val="0"/>
+          <w:color w:val="auto"/>
+          <w:kern w:val="2"/>
+          <w:szCs w:val="24"/>
+          <w:lang w:val="en-IL" w:eastAsia="en-IL"/>
+          <w14:ligatures w14:val="standardContextual"/>
         </w:rPr>
       </w:pPr>
-      <w:hyperlink w:anchor="_Toc230974476" w:history="1">
+      <w:hyperlink w:anchor="_Toc230978743" w:history="1">
         <w:r>
           <w:rPr>
             <w:rStyle w:val="Hyperlink"/>
@@ -1687,7 +1759,7 @@
             <w:webHidden/>
             <w:rtl w:val="0"/>
           </w:rPr>
-          <w:instrText xml:space="preserve"> PAGEREF _Toc230974476 \h </w:instrText>
+          <w:instrText xml:space="preserve"> PAGEREF _Toc230978743 \h </w:instrText>
         </w:r>
         <w:r>
           <w:rPr>
@@ -1729,11 +1801,16 @@
         </w:tabs>
         <w:bidi w:val="0"/>
         <w:rPr>
+          <w:rFonts w:asciiTheme="minorHAnsi" w:hAnsiTheme="minorHAnsi" w:cstheme="minorBidi"/>
           <w:noProof/>
-          <w:rtl w:val="0"/>
+          <w:color w:val="auto"/>
+          <w:kern w:val="2"/>
+          <w:szCs w:val="24"/>
+          <w:lang w:val="en-IL" w:eastAsia="en-IL"/>
+          <w14:ligatures w14:val="standardContextual"/>
         </w:rPr>
       </w:pPr>
-      <w:hyperlink w:anchor="_Toc230974477" w:history="1">
+      <w:hyperlink w:anchor="_Toc230978744" w:history="1">
         <w:r>
           <w:rPr>
             <w:rStyle w:val="Hyperlink"/>
@@ -1763,7 +1840,7 @@
             <w:webHidden/>
             <w:rtl w:val="0"/>
           </w:rPr>
-          <w:instrText xml:space="preserve"> PAGEREF _Toc230974477 \h </w:instrText>
+          <w:instrText xml:space="preserve"> PAGEREF _Toc230978744 \h </w:instrText>
         </w:r>
         <w:r>
           <w:rPr>
@@ -1805,11 +1882,16 @@
         </w:tabs>
         <w:bidi w:val="0"/>
         <w:rPr>
+          <w:rFonts w:asciiTheme="minorHAnsi" w:hAnsiTheme="minorHAnsi" w:cstheme="minorBidi"/>
           <w:noProof/>
-          <w:rtl w:val="0"/>
+          <w:color w:val="auto"/>
+          <w:kern w:val="2"/>
+          <w:szCs w:val="24"/>
+          <w:lang w:val="en-IL" w:eastAsia="en-IL"/>
+          <w14:ligatures w14:val="standardContextual"/>
         </w:rPr>
       </w:pPr>
-      <w:hyperlink w:anchor="_Toc230974478" w:history="1">
+      <w:hyperlink w:anchor="_Toc230978745" w:history="1">
         <w:r>
           <w:rPr>
             <w:rStyle w:val="Hyperlink"/>
@@ -1839,7 +1921,7 @@
             <w:webHidden/>
             <w:rtl w:val="0"/>
           </w:rPr>
-          <w:instrText xml:space="preserve"> PAGEREF _Toc230974478 \h </w:instrText>
+          <w:instrText xml:space="preserve"> PAGEREF _Toc230978745 \h </w:instrText>
         </w:r>
         <w:r>
           <w:rPr>
@@ -1881,11 +1963,16 @@
         </w:tabs>
         <w:bidi w:val="0"/>
         <w:rPr>
+          <w:rFonts w:asciiTheme="minorHAnsi" w:hAnsiTheme="minorHAnsi" w:cstheme="minorBidi"/>
           <w:noProof/>
-          <w:rtl w:val="0"/>
+          <w:color w:val="auto"/>
+          <w:kern w:val="2"/>
+          <w:szCs w:val="24"/>
+          <w:lang w:val="en-IL" w:eastAsia="en-IL"/>
+          <w14:ligatures w14:val="standardContextual"/>
         </w:rPr>
       </w:pPr>
-      <w:hyperlink w:anchor="_Toc230974479" w:history="1">
+      <w:hyperlink w:anchor="_Toc230978746" w:history="1">
         <w:r>
           <w:rPr>
             <w:rStyle w:val="Hyperlink"/>
@@ -1915,7 +2002,7 @@
             <w:webHidden/>
             <w:rtl w:val="0"/>
           </w:rPr>
-          <w:instrText xml:space="preserve"> PAGEREF _Toc230974479 \h </w:instrText>
+          <w:instrText xml:space="preserve"> PAGEREF _Toc230978746 \h </w:instrText>
         </w:r>
         <w:r>
           <w:rPr>
@@ -1957,11 +2044,16 @@
         </w:tabs>
         <w:bidi w:val="0"/>
         <w:rPr>
+          <w:rFonts w:asciiTheme="minorHAnsi" w:hAnsiTheme="minorHAnsi" w:cstheme="minorBidi"/>
           <w:noProof/>
-          <w:rtl w:val="0"/>
+          <w:color w:val="auto"/>
+          <w:kern w:val="2"/>
+          <w:szCs w:val="24"/>
+          <w:lang w:val="en-IL" w:eastAsia="en-IL"/>
+          <w14:ligatures w14:val="standardContextual"/>
         </w:rPr>
       </w:pPr>
-      <w:hyperlink w:anchor="_Toc230974480" w:history="1">
+      <w:hyperlink w:anchor="_Toc230978747" w:history="1">
         <w:r>
           <w:rPr>
             <w:rStyle w:val="Hyperlink"/>
@@ -1991,7 +2083,7 @@
             <w:webHidden/>
             <w:rtl w:val="0"/>
           </w:rPr>
-          <w:instrText xml:space="preserve"> PAGEREF _Toc230974480 \h </w:instrText>
+          <w:instrText xml:space="preserve"> PAGEREF _Toc230978747 \h </w:instrText>
         </w:r>
         <w:r>
           <w:rPr>
@@ -2033,11 +2125,16 @@
         </w:tabs>
         <w:bidi w:val="0"/>
         <w:rPr>
+          <w:rFonts w:asciiTheme="minorHAnsi" w:hAnsiTheme="minorHAnsi" w:cstheme="minorBidi"/>
           <w:noProof/>
-          <w:rtl w:val="0"/>
+          <w:color w:val="auto"/>
+          <w:kern w:val="2"/>
+          <w:szCs w:val="24"/>
+          <w:lang w:val="en-IL" w:eastAsia="en-IL"/>
+          <w14:ligatures w14:val="standardContextual"/>
         </w:rPr>
       </w:pPr>
-      <w:hyperlink w:anchor="_Toc230974481" w:history="1">
+      <w:hyperlink w:anchor="_Toc230978748" w:history="1">
         <w:r>
           <w:rPr>
             <w:rStyle w:val="Hyperlink"/>
@@ -2067,7 +2164,7 @@
             <w:webHidden/>
             <w:rtl w:val="0"/>
           </w:rPr>
-          <w:instrText xml:space="preserve"> PAGEREF _Toc230974481 \h </w:instrText>
+          <w:instrText xml:space="preserve"> PAGEREF _Toc230978748 \h </w:instrText>
         </w:r>
         <w:r>
           <w:rPr>
@@ -2109,11 +2206,16 @@
         </w:tabs>
         <w:bidi w:val="0"/>
         <w:rPr>
+          <w:rFonts w:asciiTheme="minorHAnsi" w:hAnsiTheme="minorHAnsi" w:cstheme="minorBidi"/>
           <w:noProof/>
-          <w:rtl w:val="0"/>
+          <w:color w:val="auto"/>
+          <w:kern w:val="2"/>
+          <w:szCs w:val="24"/>
+          <w:lang w:val="en-IL" w:eastAsia="en-IL"/>
+          <w14:ligatures w14:val="standardContextual"/>
         </w:rPr>
       </w:pPr>
-      <w:hyperlink w:anchor="_Toc230974482" w:history="1">
+      <w:hyperlink w:anchor="_Toc230978749" w:history="1">
         <w:r>
           <w:rPr>
             <w:rStyle w:val="Hyperlink"/>
@@ -2143,7 +2245,7 @@
             <w:webHidden/>
             <w:rtl w:val="0"/>
           </w:rPr>
-          <w:instrText xml:space="preserve"> PAGEREF _Toc230974482 \h </w:instrText>
+          <w:instrText xml:space="preserve"> PAGEREF _Toc230978749 \h </w:instrText>
         </w:r>
         <w:r>
           <w:rPr>
@@ -2185,11 +2287,16 @@
         </w:tabs>
         <w:bidi w:val="0"/>
         <w:rPr>
+          <w:rFonts w:asciiTheme="minorHAnsi" w:hAnsiTheme="minorHAnsi" w:cstheme="minorBidi"/>
           <w:noProof/>
-          <w:rtl w:val="0"/>
+          <w:color w:val="auto"/>
+          <w:kern w:val="2"/>
+          <w:szCs w:val="24"/>
+          <w:lang w:val="en-IL" w:eastAsia="en-IL"/>
+          <w14:ligatures w14:val="standardContextual"/>
         </w:rPr>
       </w:pPr>
-      <w:hyperlink w:anchor="_Toc230974483" w:history="1">
+      <w:hyperlink w:anchor="_Toc230978750" w:history="1">
         <w:r>
           <w:rPr>
             <w:rStyle w:val="Hyperlink"/>
@@ -2219,7 +2326,7 @@
             <w:webHidden/>
             <w:rtl w:val="0"/>
           </w:rPr>
-          <w:instrText xml:space="preserve"> PAGEREF _Toc230974483 \h </w:instrText>
+          <w:instrText xml:space="preserve"> PAGEREF _Toc230978750 \h </w:instrText>
         </w:r>
         <w:r>
           <w:rPr>
@@ -2261,11 +2368,16 @@
         </w:tabs>
         <w:bidi w:val="0"/>
         <w:rPr>
+          <w:rFonts w:asciiTheme="minorHAnsi" w:hAnsiTheme="minorHAnsi" w:cstheme="minorBidi"/>
           <w:noProof/>
-          <w:rtl w:val="0"/>
+          <w:color w:val="auto"/>
+          <w:kern w:val="2"/>
+          <w:szCs w:val="24"/>
+          <w:lang w:val="en-IL" w:eastAsia="en-IL"/>
+          <w14:ligatures w14:val="standardContextual"/>
         </w:rPr>
       </w:pPr>
-      <w:hyperlink w:anchor="_Toc230974484" w:history="1">
+      <w:hyperlink w:anchor="_Toc230978751" w:history="1">
         <w:r>
           <w:rPr>
             <w:rStyle w:val="Hyperlink"/>
@@ -2295,7 +2407,7 @@
             <w:webHidden/>
             <w:rtl w:val="0"/>
           </w:rPr>
-          <w:instrText xml:space="preserve"> PAGEREF _Toc230974484 \h </w:instrText>
+          <w:instrText xml:space="preserve"> PAGEREF _Toc230978751 \h </w:instrText>
         </w:r>
         <w:r>
           <w:rPr>
@@ -2337,11 +2449,16 @@
         </w:tabs>
         <w:bidi w:val="0"/>
         <w:rPr>
+          <w:rFonts w:asciiTheme="minorHAnsi" w:hAnsiTheme="minorHAnsi" w:cstheme="minorBidi"/>
           <w:noProof/>
-          <w:rtl w:val="0"/>
+          <w:color w:val="auto"/>
+          <w:kern w:val="2"/>
+          <w:szCs w:val="24"/>
+          <w:lang w:val="en-IL" w:eastAsia="en-IL"/>
+          <w14:ligatures w14:val="standardContextual"/>
         </w:rPr>
       </w:pPr>
-      <w:hyperlink w:anchor="_Toc230974485" w:history="1">
+      <w:hyperlink w:anchor="_Toc230978752" w:history="1">
         <w:r>
           <w:rPr>
             <w:rStyle w:val="Hyperlink"/>
@@ -2371,7 +2488,7 @@
             <w:webHidden/>
             <w:rtl w:val="0"/>
           </w:rPr>
-          <w:instrText xml:space="preserve"> PAGEREF _Toc230974485 \h </w:instrText>
+          <w:instrText xml:space="preserve"> PAGEREF _Toc230978752 \h </w:instrText>
         </w:r>
         <w:r>
           <w:rPr>
@@ -2413,11 +2530,16 @@
         </w:tabs>
         <w:bidi w:val="0"/>
         <w:rPr>
+          <w:rFonts w:asciiTheme="minorHAnsi" w:hAnsiTheme="minorHAnsi" w:cstheme="minorBidi"/>
           <w:noProof/>
-          <w:rtl w:val="0"/>
+          <w:color w:val="auto"/>
+          <w:kern w:val="2"/>
+          <w:szCs w:val="24"/>
+          <w:lang w:val="en-IL" w:eastAsia="en-IL"/>
+          <w14:ligatures w14:val="standardContextual"/>
         </w:rPr>
       </w:pPr>
-      <w:hyperlink w:anchor="_Toc230974486" w:history="1">
+      <w:hyperlink w:anchor="_Toc230978753" w:history="1">
         <w:r>
           <w:rPr>
             <w:rStyle w:val="Hyperlink"/>
@@ -2447,7 +2569,7 @@
             <w:webHidden/>
             <w:rtl w:val="0"/>
           </w:rPr>
-          <w:instrText xml:space="preserve"> PAGEREF _Toc230974486 \h </w:instrText>
+          <w:instrText xml:space="preserve"> PAGEREF _Toc230978753 \h </w:instrText>
         </w:r>
         <w:r>
           <w:rPr>
@@ -2489,11 +2611,16 @@
         </w:tabs>
         <w:bidi w:val="0"/>
         <w:rPr>
+          <w:rFonts w:asciiTheme="minorHAnsi" w:hAnsiTheme="minorHAnsi" w:cstheme="minorBidi"/>
           <w:noProof/>
-          <w:rtl w:val="0"/>
+          <w:color w:val="auto"/>
+          <w:kern w:val="2"/>
+          <w:szCs w:val="24"/>
+          <w:lang w:val="en-IL" w:eastAsia="en-IL"/>
+          <w14:ligatures w14:val="standardContextual"/>
         </w:rPr>
       </w:pPr>
-      <w:hyperlink w:anchor="_Toc230974487" w:history="1">
+      <w:hyperlink w:anchor="_Toc230978754" w:history="1">
         <w:r>
           <w:rPr>
             <w:rStyle w:val="Hyperlink"/>
@@ -2523,7 +2650,7 @@
             <w:webHidden/>
             <w:rtl w:val="0"/>
           </w:rPr>
-          <w:instrText xml:space="preserve"> PAGEREF _Toc230974487 \h </w:instrText>
+          <w:instrText xml:space="preserve"> PAGEREF _Toc230978754 \h </w:instrText>
         </w:r>
         <w:r>
           <w:rPr>
@@ -2565,11 +2692,16 @@
         </w:tabs>
         <w:bidi w:val="0"/>
         <w:rPr>
+          <w:rFonts w:asciiTheme="minorHAnsi" w:hAnsiTheme="minorHAnsi" w:cstheme="minorBidi"/>
           <w:noProof/>
-          <w:rtl w:val="0"/>
+          <w:color w:val="auto"/>
+          <w:kern w:val="2"/>
+          <w:szCs w:val="24"/>
+          <w:lang w:val="en-IL" w:eastAsia="en-IL"/>
+          <w14:ligatures w14:val="standardContextual"/>
         </w:rPr>
       </w:pPr>
-      <w:hyperlink w:anchor="_Toc230974488" w:history="1">
+      <w:hyperlink w:anchor="_Toc230978755" w:history="1">
         <w:r>
           <w:rPr>
             <w:rStyle w:val="Hyperlink"/>
@@ -2599,7 +2731,7 @@
             <w:webHidden/>
             <w:rtl w:val="0"/>
           </w:rPr>
-          <w:instrText xml:space="preserve"> PAGEREF _Toc230974488 \h </w:instrText>
+          <w:instrText xml:space="preserve"> PAGEREF _Toc230978755 \h </w:instrText>
         </w:r>
         <w:r>
           <w:rPr>
@@ -2641,11 +2773,16 @@
         </w:tabs>
         <w:bidi w:val="0"/>
         <w:rPr>
+          <w:rFonts w:asciiTheme="minorHAnsi" w:hAnsiTheme="minorHAnsi" w:cstheme="minorBidi"/>
           <w:noProof/>
-          <w:rtl w:val="0"/>
+          <w:color w:val="auto"/>
+          <w:kern w:val="2"/>
+          <w:szCs w:val="24"/>
+          <w:lang w:val="en-IL" w:eastAsia="en-IL"/>
+          <w14:ligatures w14:val="standardContextual"/>
         </w:rPr>
       </w:pPr>
-      <w:hyperlink w:anchor="_Toc230974489" w:history="1">
+      <w:hyperlink w:anchor="_Toc230978756" w:history="1">
         <w:r>
           <w:rPr>
             <w:rStyle w:val="Hyperlink"/>
@@ -2675,7 +2812,7 @@
             <w:webHidden/>
             <w:rtl w:val="0"/>
           </w:rPr>
-          <w:instrText xml:space="preserve"> PAGEREF _Toc230974489 \h </w:instrText>
+          <w:instrText xml:space="preserve"> PAGEREF _Toc230978756 \h </w:instrText>
         </w:r>
         <w:r>
           <w:rPr>
@@ -2717,11 +2854,16 @@
         </w:tabs>
         <w:bidi w:val="0"/>
         <w:rPr>
+          <w:rFonts w:asciiTheme="minorHAnsi" w:hAnsiTheme="minorHAnsi" w:cstheme="minorBidi"/>
           <w:noProof/>
-          <w:rtl w:val="0"/>
+          <w:color w:val="auto"/>
+          <w:kern w:val="2"/>
+          <w:szCs w:val="24"/>
+          <w:lang w:val="en-IL" w:eastAsia="en-IL"/>
+          <w14:ligatures w14:val="standardContextual"/>
         </w:rPr>
       </w:pPr>
-      <w:hyperlink w:anchor="_Toc230974490" w:history="1">
+      <w:hyperlink w:anchor="_Toc230978757" w:history="1">
         <w:r>
           <w:rPr>
             <w:rStyle w:val="Hyperlink"/>
@@ -2751,7 +2893,7 @@
             <w:webHidden/>
             <w:rtl w:val="0"/>
           </w:rPr>
-          <w:instrText xml:space="preserve"> PAGEREF _Toc230974490 \h </w:instrText>
+          <w:instrText xml:space="preserve"> PAGEREF _Toc230978757 \h </w:instrText>
         </w:r>
         <w:r>
           <w:rPr>
@@ -2793,11 +2935,16 @@
         </w:tabs>
         <w:bidi w:val="0"/>
         <w:rPr>
+          <w:rFonts w:asciiTheme="minorHAnsi" w:hAnsiTheme="minorHAnsi" w:cstheme="minorBidi"/>
           <w:noProof/>
-          <w:rtl w:val="0"/>
+          <w:color w:val="auto"/>
+          <w:kern w:val="2"/>
+          <w:szCs w:val="24"/>
+          <w:lang w:val="en-IL" w:eastAsia="en-IL"/>
+          <w14:ligatures w14:val="standardContextual"/>
         </w:rPr>
       </w:pPr>
-      <w:hyperlink w:anchor="_Toc230974491" w:history="1">
+      <w:hyperlink w:anchor="_Toc230978758" w:history="1">
         <w:r>
           <w:rPr>
             <w:rStyle w:val="Hyperlink"/>
@@ -2827,7 +2974,7 @@
             <w:webHidden/>
             <w:rtl w:val="0"/>
           </w:rPr>
-          <w:instrText xml:space="preserve"> PAGEREF _Toc230974491 \h </w:instrText>
+          <w:instrText xml:space="preserve"> PAGEREF _Toc230978758 \h </w:instrText>
         </w:r>
         <w:r>
           <w:rPr>
@@ -2869,11 +3016,16 @@
         </w:tabs>
         <w:bidi w:val="0"/>
         <w:rPr>
+          <w:rFonts w:asciiTheme="minorHAnsi" w:hAnsiTheme="minorHAnsi" w:cstheme="minorBidi"/>
           <w:noProof/>
-          <w:rtl w:val="0"/>
+          <w:color w:val="auto"/>
+          <w:kern w:val="2"/>
+          <w:szCs w:val="24"/>
+          <w:lang w:val="en-IL" w:eastAsia="en-IL"/>
+          <w14:ligatures w14:val="standardContextual"/>
         </w:rPr>
       </w:pPr>
-      <w:hyperlink w:anchor="_Toc230974492" w:history="1">
+      <w:hyperlink w:anchor="_Toc230978759" w:history="1">
         <w:r>
           <w:rPr>
             <w:rStyle w:val="Hyperlink"/>
@@ -2903,7 +3055,7 @@
             <w:webHidden/>
             <w:rtl w:val="0"/>
           </w:rPr>
-          <w:instrText xml:space="preserve"> PAGEREF _Toc230974492 \h </w:instrText>
+          <w:instrText xml:space="preserve"> PAGEREF _Toc230978759 \h </w:instrText>
         </w:r>
         <w:r>
           <w:rPr>
@@ -2945,11 +3097,16 @@
         </w:tabs>
         <w:bidi w:val="0"/>
         <w:rPr>
+          <w:rFonts w:asciiTheme="minorHAnsi" w:hAnsiTheme="minorHAnsi" w:cstheme="minorBidi"/>
           <w:noProof/>
-          <w:rtl w:val="0"/>
+          <w:color w:val="auto"/>
+          <w:kern w:val="2"/>
+          <w:szCs w:val="24"/>
+          <w:lang w:val="en-IL" w:eastAsia="en-IL"/>
+          <w14:ligatures w14:val="standardContextual"/>
         </w:rPr>
       </w:pPr>
-      <w:hyperlink w:anchor="_Toc230974493" w:history="1">
+      <w:hyperlink w:anchor="_Toc230978760" w:history="1">
         <w:r>
           <w:rPr>
             <w:rStyle w:val="Hyperlink"/>
@@ -2979,7 +3136,7 @@
             <w:webHidden/>
             <w:rtl w:val="0"/>
           </w:rPr>
-          <w:instrText xml:space="preserve"> PAGEREF _Toc230974493 \h </w:instrText>
+          <w:instrText xml:space="preserve"> PAGEREF _Toc230978760 \h </w:instrText>
         </w:r>
         <w:r>
           <w:rPr>
@@ -3021,11 +3178,16 @@
         </w:tabs>
         <w:bidi w:val="0"/>
         <w:rPr>
+          <w:rFonts w:asciiTheme="minorHAnsi" w:hAnsiTheme="minorHAnsi" w:cstheme="minorBidi"/>
           <w:noProof/>
-          <w:rtl w:val="0"/>
+          <w:color w:val="auto"/>
+          <w:kern w:val="2"/>
+          <w:szCs w:val="24"/>
+          <w:lang w:val="en-IL" w:eastAsia="en-IL"/>
+          <w14:ligatures w14:val="standardContextual"/>
         </w:rPr>
       </w:pPr>
-      <w:hyperlink w:anchor="_Toc230974494" w:history="1">
+      <w:hyperlink w:anchor="_Toc230978761" w:history="1">
         <w:r>
           <w:rPr>
             <w:rStyle w:val="Hyperlink"/>
@@ -3055,7 +3217,7 @@
             <w:webHidden/>
             <w:rtl w:val="0"/>
           </w:rPr>
-          <w:instrText xml:space="preserve"> PAGEREF _Toc230974494 \h </w:instrText>
+          <w:instrText xml:space="preserve"> PAGEREF _Toc230978761 \h </w:instrText>
         </w:r>
         <w:r>
           <w:rPr>
@@ -3097,11 +3259,16 @@
         </w:tabs>
         <w:bidi w:val="0"/>
         <w:rPr>
+          <w:rFonts w:asciiTheme="minorHAnsi" w:hAnsiTheme="minorHAnsi" w:cstheme="minorBidi"/>
           <w:noProof/>
-          <w:rtl w:val="0"/>
+          <w:color w:val="auto"/>
+          <w:kern w:val="2"/>
+          <w:szCs w:val="24"/>
+          <w:lang w:val="en-IL" w:eastAsia="en-IL"/>
+          <w14:ligatures w14:val="standardContextual"/>
         </w:rPr>
       </w:pPr>
-      <w:hyperlink w:anchor="_Toc230974495" w:history="1">
+      <w:hyperlink w:anchor="_Toc230978762" w:history="1">
         <w:r>
           <w:rPr>
             <w:rStyle w:val="Hyperlink"/>
@@ -3131,7 +3298,7 @@
             <w:webHidden/>
             <w:rtl w:val="0"/>
           </w:rPr>
-          <w:instrText xml:space="preserve"> PAGEREF _Toc230974495 \h </w:instrText>
+          <w:instrText xml:space="preserve"> PAGEREF _Toc230978762 \h </w:instrText>
         </w:r>
         <w:r>
           <w:rPr>
@@ -3173,11 +3340,16 @@
         </w:tabs>
         <w:bidi w:val="0"/>
         <w:rPr>
+          <w:rFonts w:asciiTheme="minorHAnsi" w:hAnsiTheme="minorHAnsi" w:cstheme="minorBidi"/>
           <w:noProof/>
-          <w:rtl w:val="0"/>
+          <w:color w:val="auto"/>
+          <w:kern w:val="2"/>
+          <w:szCs w:val="24"/>
+          <w:lang w:val="en-IL" w:eastAsia="en-IL"/>
+          <w14:ligatures w14:val="standardContextual"/>
         </w:rPr>
       </w:pPr>
-      <w:hyperlink w:anchor="_Toc230974496" w:history="1">
+      <w:hyperlink w:anchor="_Toc230978763" w:history="1">
         <w:r>
           <w:rPr>
             <w:rStyle w:val="Hyperlink"/>
@@ -3207,7 +3379,7 @@
             <w:webHidden/>
             <w:rtl w:val="0"/>
           </w:rPr>
-          <w:instrText xml:space="preserve"> PAGEREF _Toc230974496 \h </w:instrText>
+          <w:instrText xml:space="preserve"> PAGEREF _Toc230978763 \h </w:instrText>
         </w:r>
         <w:r>
           <w:rPr>
@@ -3249,11 +3421,16 @@
         </w:tabs>
         <w:bidi w:val="0"/>
         <w:rPr>
+          <w:rFonts w:asciiTheme="minorHAnsi" w:hAnsiTheme="minorHAnsi" w:cstheme="minorBidi"/>
           <w:noProof/>
-          <w:rtl w:val="0"/>
+          <w:color w:val="auto"/>
+          <w:kern w:val="2"/>
+          <w:szCs w:val="24"/>
+          <w:lang w:val="en-IL" w:eastAsia="en-IL"/>
+          <w14:ligatures w14:val="standardContextual"/>
         </w:rPr>
       </w:pPr>
-      <w:hyperlink w:anchor="_Toc230974497" w:history="1">
+      <w:hyperlink w:anchor="_Toc230978764" w:history="1">
         <w:r>
           <w:rPr>
             <w:rStyle w:val="Hyperlink"/>
@@ -3283,7 +3460,7 @@
             <w:webHidden/>
             <w:rtl w:val="0"/>
           </w:rPr>
-          <w:instrText xml:space="preserve"> PAGEREF _Toc230974497 \h </w:instrText>
+          <w:instrText xml:space="preserve"> PAGEREF _Toc230978764 \h </w:instrText>
         </w:r>
         <w:r>
           <w:rPr>
@@ -3325,11 +3502,16 @@
         </w:tabs>
         <w:bidi w:val="0"/>
         <w:rPr>
+          <w:rFonts w:asciiTheme="minorHAnsi" w:hAnsiTheme="minorHAnsi" w:cstheme="minorBidi"/>
           <w:noProof/>
-          <w:rtl w:val="0"/>
+          <w:color w:val="auto"/>
+          <w:kern w:val="2"/>
+          <w:szCs w:val="24"/>
+          <w:lang w:val="en-IL" w:eastAsia="en-IL"/>
+          <w14:ligatures w14:val="standardContextual"/>
         </w:rPr>
       </w:pPr>
-      <w:hyperlink w:anchor="_Toc230974498" w:history="1">
+      <w:hyperlink w:anchor="_Toc230978765" w:history="1">
         <w:r>
           <w:rPr>
             <w:rStyle w:val="Hyperlink"/>
@@ -3359,7 +3541,7 @@
             <w:webHidden/>
             <w:rtl w:val="0"/>
           </w:rPr>
-          <w:instrText xml:space="preserve"> PAGEREF _Toc230974498 \h </w:instrText>
+          <w:instrText xml:space="preserve"> PAGEREF _Toc230978765 \h </w:instrText>
         </w:r>
         <w:r>
           <w:rPr>
@@ -3401,11 +3583,16 @@
         </w:tabs>
         <w:bidi w:val="0"/>
         <w:rPr>
+          <w:rFonts w:asciiTheme="minorHAnsi" w:hAnsiTheme="minorHAnsi" w:cstheme="minorBidi"/>
           <w:noProof/>
-          <w:rtl w:val="0"/>
+          <w:color w:val="auto"/>
+          <w:kern w:val="2"/>
+          <w:szCs w:val="24"/>
+          <w:lang w:val="en-IL" w:eastAsia="en-IL"/>
+          <w14:ligatures w14:val="standardContextual"/>
         </w:rPr>
       </w:pPr>
-      <w:hyperlink w:anchor="_Toc230974499" w:history="1">
+      <w:hyperlink w:anchor="_Toc230978766" w:history="1">
         <w:r>
           <w:rPr>
             <w:rStyle w:val="Hyperlink"/>
@@ -3435,7 +3622,7 @@
             <w:webHidden/>
             <w:rtl w:val="0"/>
           </w:rPr>
-          <w:instrText xml:space="preserve"> PAGEREF _Toc230974499 \h </w:instrText>
+          <w:instrText xml:space="preserve"> PAGEREF _Toc230978766 \h </w:instrText>
         </w:r>
         <w:r>
           <w:rPr>
@@ -3477,11 +3664,16 @@
         </w:tabs>
         <w:bidi w:val="0"/>
         <w:rPr>
+          <w:rFonts w:asciiTheme="minorHAnsi" w:hAnsiTheme="minorHAnsi" w:cstheme="minorBidi"/>
           <w:noProof/>
-          <w:rtl w:val="0"/>
+          <w:color w:val="auto"/>
+          <w:kern w:val="2"/>
+          <w:szCs w:val="24"/>
+          <w:lang w:val="en-IL" w:eastAsia="en-IL"/>
+          <w14:ligatures w14:val="standardContextual"/>
         </w:rPr>
       </w:pPr>
-      <w:hyperlink w:anchor="_Toc230974500" w:history="1">
+      <w:hyperlink w:anchor="_Toc230978767" w:history="1">
         <w:r>
           <w:rPr>
             <w:rStyle w:val="Hyperlink"/>
@@ -3511,7 +3703,7 @@
             <w:webHidden/>
             <w:rtl w:val="0"/>
           </w:rPr>
-          <w:instrText xml:space="preserve"> PAGEREF _Toc230974500 \h </w:instrText>
+          <w:instrText xml:space="preserve"> PAGEREF _Toc230978767 \h </w:instrText>
         </w:r>
         <w:r>
           <w:rPr>
@@ -3553,11 +3745,16 @@
         </w:tabs>
         <w:bidi w:val="0"/>
         <w:rPr>
+          <w:rFonts w:asciiTheme="minorHAnsi" w:hAnsiTheme="minorHAnsi" w:cstheme="minorBidi"/>
           <w:noProof/>
-          <w:rtl w:val="0"/>
+          <w:color w:val="auto"/>
+          <w:kern w:val="2"/>
+          <w:szCs w:val="24"/>
+          <w:lang w:val="en-IL" w:eastAsia="en-IL"/>
+          <w14:ligatures w14:val="standardContextual"/>
         </w:rPr>
       </w:pPr>
-      <w:hyperlink w:anchor="_Toc230974501" w:history="1">
+      <w:hyperlink w:anchor="_Toc230978768" w:history="1">
         <w:r>
           <w:rPr>
             <w:rStyle w:val="Hyperlink"/>
@@ -3587,7 +3784,7 @@
             <w:webHidden/>
             <w:rtl w:val="0"/>
           </w:rPr>
-          <w:instrText xml:space="preserve"> PAGEREF _Toc230974501 \h </w:instrText>
+          <w:instrText xml:space="preserve"> PAGEREF _Toc230978768 \h </w:instrText>
         </w:r>
         <w:r>
           <w:rPr>
@@ -3629,11 +3826,16 @@
         </w:tabs>
         <w:bidi w:val="0"/>
         <w:rPr>
+          <w:rFonts w:asciiTheme="minorHAnsi" w:hAnsiTheme="minorHAnsi" w:cstheme="minorBidi"/>
           <w:noProof/>
-          <w:rtl w:val="0"/>
+          <w:color w:val="auto"/>
+          <w:kern w:val="2"/>
+          <w:szCs w:val="24"/>
+          <w:lang w:val="en-IL" w:eastAsia="en-IL"/>
+          <w14:ligatures w14:val="standardContextual"/>
         </w:rPr>
       </w:pPr>
-      <w:hyperlink w:anchor="_Toc230974502" w:history="1">
+      <w:hyperlink w:anchor="_Toc230978769" w:history="1">
         <w:r>
           <w:rPr>
             <w:rStyle w:val="Hyperlink"/>
@@ -3663,7 +3865,7 @@
             <w:webHidden/>
             <w:rtl w:val="0"/>
           </w:rPr>
-          <w:instrText xml:space="preserve"> PAGEREF _Toc230974502 \h </w:instrText>
+          <w:instrText xml:space="preserve"> PAGEREF _Toc230978769 \h </w:instrText>
         </w:r>
         <w:r>
           <w:rPr>
@@ -3705,11 +3907,16 @@
         </w:tabs>
         <w:bidi w:val="0"/>
         <w:rPr>
+          <w:rFonts w:asciiTheme="minorHAnsi" w:hAnsiTheme="minorHAnsi" w:cstheme="minorBidi"/>
           <w:noProof/>
-          <w:rtl w:val="0"/>
+          <w:color w:val="auto"/>
+          <w:kern w:val="2"/>
+          <w:szCs w:val="24"/>
+          <w:lang w:val="en-IL" w:eastAsia="en-IL"/>
+          <w14:ligatures w14:val="standardContextual"/>
         </w:rPr>
       </w:pPr>
-      <w:hyperlink w:anchor="_Toc230974503" w:history="1">
+      <w:hyperlink w:anchor="_Toc230978770" w:history="1">
         <w:r>
           <w:rPr>
             <w:rStyle w:val="Hyperlink"/>
@@ -3739,7 +3946,7 @@
             <w:webHidden/>
             <w:rtl w:val="0"/>
           </w:rPr>
-          <w:instrText xml:space="preserve"> PAGEREF _Toc230974503 \h </w:instrText>
+          <w:instrText xml:space="preserve"> PAGEREF _Toc230978770 \h </w:instrText>
         </w:r>
         <w:r>
           <w:rPr>
@@ -3781,11 +3988,16 @@
         </w:tabs>
         <w:bidi w:val="0"/>
         <w:rPr>
+          <w:rFonts w:asciiTheme="minorHAnsi" w:hAnsiTheme="minorHAnsi" w:cstheme="minorBidi"/>
           <w:noProof/>
-          <w:rtl w:val="0"/>
+          <w:color w:val="auto"/>
+          <w:kern w:val="2"/>
+          <w:szCs w:val="24"/>
+          <w:lang w:val="en-IL" w:eastAsia="en-IL"/>
+          <w14:ligatures w14:val="standardContextual"/>
         </w:rPr>
       </w:pPr>
-      <w:hyperlink w:anchor="_Toc230974504" w:history="1">
+      <w:hyperlink w:anchor="_Toc230978771" w:history="1">
         <w:r>
           <w:rPr>
             <w:rStyle w:val="Hyperlink"/>
@@ -3815,7 +4027,7 @@
             <w:webHidden/>
             <w:rtl w:val="0"/>
           </w:rPr>
-          <w:instrText xml:space="preserve"> PAGEREF _Toc230974504 \h </w:instrText>
+          <w:instrText xml:space="preserve"> PAGEREF _Toc230978771 \h </w:instrText>
         </w:r>
         <w:r>
           <w:rPr>
@@ -3857,11 +4069,16 @@
         </w:tabs>
         <w:bidi w:val="0"/>
         <w:rPr>
+          <w:rFonts w:asciiTheme="minorHAnsi" w:hAnsiTheme="minorHAnsi" w:cstheme="minorBidi"/>
           <w:noProof/>
-          <w:rtl w:val="0"/>
+          <w:color w:val="auto"/>
+          <w:kern w:val="2"/>
+          <w:szCs w:val="24"/>
+          <w:lang w:val="en-IL" w:eastAsia="en-IL"/>
+          <w14:ligatures w14:val="standardContextual"/>
         </w:rPr>
       </w:pPr>
-      <w:hyperlink w:anchor="_Toc230974505" w:history="1">
+      <w:hyperlink w:anchor="_Toc230978772" w:history="1">
         <w:r>
           <w:rPr>
             <w:rStyle w:val="Hyperlink"/>
@@ -3891,7 +4108,7 @@
             <w:webHidden/>
             <w:rtl w:val="0"/>
           </w:rPr>
-          <w:instrText xml:space="preserve"> PAGEREF _Toc230974505 \h </w:instrText>
+          <w:instrText xml:space="preserve"> PAGEREF _Toc230978772 \h </w:instrText>
         </w:r>
         <w:r>
           <w:rPr>
@@ -3933,11 +4150,16 @@
         </w:tabs>
         <w:bidi w:val="0"/>
         <w:rPr>
+          <w:rFonts w:asciiTheme="minorHAnsi" w:hAnsiTheme="minorHAnsi" w:cstheme="minorBidi"/>
           <w:noProof/>
-          <w:rtl w:val="0"/>
+          <w:color w:val="auto"/>
+          <w:kern w:val="2"/>
+          <w:szCs w:val="24"/>
+          <w:lang w:val="en-IL" w:eastAsia="en-IL"/>
+          <w14:ligatures w14:val="standardContextual"/>
         </w:rPr>
       </w:pPr>
-      <w:hyperlink w:anchor="_Toc230974506" w:history="1">
+      <w:hyperlink w:anchor="_Toc230978773" w:history="1">
         <w:r>
           <w:rPr>
             <w:rStyle w:val="Hyperlink"/>
@@ -3967,7 +4189,7 @@
             <w:webHidden/>
             <w:rtl w:val="0"/>
           </w:rPr>
-          <w:instrText xml:space="preserve"> PAGEREF _Toc230974506 \h </w:instrText>
+          <w:instrText xml:space="preserve"> PAGEREF _Toc230978773 \h </w:instrText>
         </w:r>
         <w:r>
           <w:rPr>
@@ -4009,11 +4231,16 @@
         </w:tabs>
         <w:bidi w:val="0"/>
         <w:rPr>
+          <w:rFonts w:asciiTheme="minorHAnsi" w:hAnsiTheme="minorHAnsi" w:cstheme="minorBidi"/>
           <w:noProof/>
-          <w:rtl w:val="0"/>
+          <w:color w:val="auto"/>
+          <w:kern w:val="2"/>
+          <w:szCs w:val="24"/>
+          <w:lang w:val="en-IL" w:eastAsia="en-IL"/>
+          <w14:ligatures w14:val="standardContextual"/>
         </w:rPr>
       </w:pPr>
-      <w:hyperlink w:anchor="_Toc230974507" w:history="1">
+      <w:hyperlink w:anchor="_Toc230978774" w:history="1">
         <w:r>
           <w:rPr>
             <w:rStyle w:val="Hyperlink"/>
@@ -4043,7 +4270,7 @@
             <w:webHidden/>
             <w:rtl w:val="0"/>
           </w:rPr>
-          <w:instrText xml:space="preserve"> PAGEREF _Toc230974507 \h </w:instrText>
+          <w:instrText xml:space="preserve"> PAGEREF _Toc230978774 \h </w:instrText>
         </w:r>
         <w:r>
           <w:rPr>
@@ -4085,11 +4312,16 @@
         </w:tabs>
         <w:bidi w:val="0"/>
         <w:rPr>
+          <w:rFonts w:asciiTheme="minorHAnsi" w:hAnsiTheme="minorHAnsi" w:cstheme="minorBidi"/>
           <w:noProof/>
-          <w:rtl w:val="0"/>
+          <w:color w:val="auto"/>
+          <w:kern w:val="2"/>
+          <w:szCs w:val="24"/>
+          <w:lang w:val="en-IL" w:eastAsia="en-IL"/>
+          <w14:ligatures w14:val="standardContextual"/>
         </w:rPr>
       </w:pPr>
-      <w:hyperlink w:anchor="_Toc230974508" w:history="1">
+      <w:hyperlink w:anchor="_Toc230978775" w:history="1">
         <w:r>
           <w:rPr>
             <w:rStyle w:val="Hyperlink"/>
@@ -4119,7 +4351,7 @@
             <w:webHidden/>
             <w:rtl w:val="0"/>
           </w:rPr>
-          <w:instrText xml:space="preserve"> PAGEREF _Toc230974508 \h </w:instrText>
+          <w:instrText xml:space="preserve"> PAGEREF _Toc230978775 \h </w:instrText>
         </w:r>
         <w:r>
           <w:rPr>
@@ -4161,11 +4393,16 @@
         </w:tabs>
         <w:bidi w:val="0"/>
         <w:rPr>
+          <w:rFonts w:asciiTheme="minorHAnsi" w:hAnsiTheme="minorHAnsi" w:cstheme="minorBidi"/>
           <w:noProof/>
-          <w:rtl w:val="0"/>
+          <w:color w:val="auto"/>
+          <w:kern w:val="2"/>
+          <w:szCs w:val="24"/>
+          <w:lang w:val="en-IL" w:eastAsia="en-IL"/>
+          <w14:ligatures w14:val="standardContextual"/>
         </w:rPr>
       </w:pPr>
-      <w:hyperlink w:anchor="_Toc230974509" w:history="1">
+      <w:hyperlink w:anchor="_Toc230978776" w:history="1">
         <w:r>
           <w:rPr>
             <w:rStyle w:val="Hyperlink"/>
@@ -4195,7 +4432,7 @@
             <w:webHidden/>
             <w:rtl w:val="0"/>
           </w:rPr>
-          <w:instrText xml:space="preserve"> PAGEREF _Toc230974509 \h </w:instrText>
+          <w:instrText xml:space="preserve"> PAGEREF _Toc230978776 \h </w:instrText>
         </w:r>
         <w:r>
           <w:rPr>
@@ -4237,11 +4474,16 @@
         </w:tabs>
         <w:bidi w:val="0"/>
         <w:rPr>
+          <w:rFonts w:asciiTheme="minorHAnsi" w:hAnsiTheme="minorHAnsi" w:cstheme="minorBidi"/>
           <w:noProof/>
-          <w:rtl w:val="0"/>
+          <w:color w:val="auto"/>
+          <w:kern w:val="2"/>
+          <w:szCs w:val="24"/>
+          <w:lang w:val="en-IL" w:eastAsia="en-IL"/>
+          <w14:ligatures w14:val="standardContextual"/>
         </w:rPr>
       </w:pPr>
-      <w:hyperlink w:anchor="_Toc230974510" w:history="1">
+      <w:hyperlink w:anchor="_Toc230978777" w:history="1">
         <w:r>
           <w:rPr>
             <w:rStyle w:val="Hyperlink"/>
@@ -4271,7 +4513,7 @@
             <w:webHidden/>
             <w:rtl w:val="0"/>
           </w:rPr>
-          <w:instrText xml:space="preserve"> PAGEREF _Toc230974510 \h </w:instrText>
+          <w:instrText xml:space="preserve"> PAGEREF _Toc230978777 \h </w:instrText>
         </w:r>
         <w:r>
           <w:rPr>
@@ -4313,11 +4555,16 @@
         </w:tabs>
         <w:bidi w:val="0"/>
         <w:rPr>
+          <w:rFonts w:asciiTheme="minorHAnsi" w:hAnsiTheme="minorHAnsi" w:cstheme="minorBidi"/>
           <w:noProof/>
-          <w:rtl w:val="0"/>
+          <w:color w:val="auto"/>
+          <w:kern w:val="2"/>
+          <w:szCs w:val="24"/>
+          <w:lang w:val="en-IL" w:eastAsia="en-IL"/>
+          <w14:ligatures w14:val="standardContextual"/>
         </w:rPr>
       </w:pPr>
-      <w:hyperlink w:anchor="_Toc230974511" w:history="1">
+      <w:hyperlink w:anchor="_Toc230978778" w:history="1">
         <w:r>
           <w:rPr>
             <w:rStyle w:val="Hyperlink"/>
@@ -4347,7 +4594,7 @@
             <w:webHidden/>
             <w:rtl w:val="0"/>
           </w:rPr>
-          <w:instrText xml:space="preserve"> PAGEREF _Toc230974511 \h </w:instrText>
+          <w:instrText xml:space="preserve"> PAGEREF _Toc230978778 \h </w:instrText>
         </w:r>
         <w:r>
           <w:rPr>
@@ -4389,11 +4636,16 @@
         </w:tabs>
         <w:bidi w:val="0"/>
         <w:rPr>
+          <w:rFonts w:asciiTheme="minorHAnsi" w:hAnsiTheme="minorHAnsi" w:cstheme="minorBidi"/>
           <w:noProof/>
-          <w:rtl w:val="0"/>
+          <w:color w:val="auto"/>
+          <w:kern w:val="2"/>
+          <w:szCs w:val="24"/>
+          <w:lang w:val="en-IL" w:eastAsia="en-IL"/>
+          <w14:ligatures w14:val="standardContextual"/>
         </w:rPr>
       </w:pPr>
-      <w:hyperlink w:anchor="_Toc230974512" w:history="1">
+      <w:hyperlink w:anchor="_Toc230978779" w:history="1">
         <w:r>
           <w:rPr>
             <w:rStyle w:val="Hyperlink"/>
@@ -4423,7 +4675,7 @@
             <w:webHidden/>
             <w:rtl w:val="0"/>
           </w:rPr>
-          <w:instrText xml:space="preserve"> PAGEREF _Toc230974512 \h </w:instrText>
+          <w:instrText xml:space="preserve"> PAGEREF _Toc230978779 \h </w:instrText>
         </w:r>
         <w:r>
           <w:rPr>
@@ -4465,11 +4717,16 @@
         </w:tabs>
         <w:bidi w:val="0"/>
         <w:rPr>
+          <w:rFonts w:asciiTheme="minorHAnsi" w:hAnsiTheme="minorHAnsi" w:cstheme="minorBidi"/>
           <w:noProof/>
-          <w:rtl w:val="0"/>
+          <w:color w:val="auto"/>
+          <w:kern w:val="2"/>
+          <w:szCs w:val="24"/>
+          <w:lang w:val="en-IL" w:eastAsia="en-IL"/>
+          <w14:ligatures w14:val="standardContextual"/>
         </w:rPr>
       </w:pPr>
-      <w:hyperlink w:anchor="_Toc230974513" w:history="1">
+      <w:hyperlink w:anchor="_Toc230978780" w:history="1">
         <w:r>
           <w:rPr>
             <w:rStyle w:val="Hyperlink"/>
@@ -4499,7 +4756,7 @@
             <w:webHidden/>
             <w:rtl w:val="0"/>
           </w:rPr>
-          <w:instrText xml:space="preserve"> PAGEREF _Toc230974513 \h </w:instrText>
+          <w:instrText xml:space="preserve"> PAGEREF _Toc230978780 \h </w:instrText>
         </w:r>
         <w:r>
           <w:rPr>
@@ -4541,11 +4798,16 @@
         </w:tabs>
         <w:bidi w:val="0"/>
         <w:rPr>
+          <w:rFonts w:asciiTheme="minorHAnsi" w:hAnsiTheme="minorHAnsi" w:cstheme="minorBidi"/>
           <w:noProof/>
-          <w:rtl w:val="0"/>
+          <w:color w:val="auto"/>
+          <w:kern w:val="2"/>
+          <w:szCs w:val="24"/>
+          <w:lang w:val="en-IL" w:eastAsia="en-IL"/>
+          <w14:ligatures w14:val="standardContextual"/>
         </w:rPr>
       </w:pPr>
-      <w:hyperlink w:anchor="_Toc230974514" w:history="1">
+      <w:hyperlink w:anchor="_Toc230978781" w:history="1">
         <w:r>
           <w:rPr>
             <w:rStyle w:val="Hyperlink"/>
@@ -4575,7 +4837,7 @@
             <w:webHidden/>
             <w:rtl w:val="0"/>
           </w:rPr>
-          <w:instrText xml:space="preserve"> PAGEREF _Toc230974514 \h </w:instrText>
+          <w:instrText xml:space="preserve"> PAGEREF _Toc230978781 \h </w:instrText>
         </w:r>
         <w:r>
           <w:rPr>
@@ -4617,11 +4879,16 @@
         </w:tabs>
         <w:bidi w:val="0"/>
         <w:rPr>
+          <w:rFonts w:asciiTheme="minorHAnsi" w:hAnsiTheme="minorHAnsi" w:cstheme="minorBidi"/>
           <w:noProof/>
-          <w:rtl w:val="0"/>
+          <w:color w:val="auto"/>
+          <w:kern w:val="2"/>
+          <w:szCs w:val="24"/>
+          <w:lang w:val="en-IL" w:eastAsia="en-IL"/>
+          <w14:ligatures w14:val="standardContextual"/>
         </w:rPr>
       </w:pPr>
-      <w:hyperlink w:anchor="_Toc230974515" w:history="1">
+      <w:hyperlink w:anchor="_Toc230978782" w:history="1">
         <w:r>
           <w:rPr>
             <w:rStyle w:val="Hyperlink"/>
@@ -4651,7 +4918,7 @@
             <w:webHidden/>
             <w:rtl w:val="0"/>
           </w:rPr>
-          <w:instrText xml:space="preserve"> PAGEREF _Toc230974515 \h </w:instrText>
+          <w:instrText xml:space="preserve"> PAGEREF _Toc230978782 \h </w:instrText>
         </w:r>
         <w:r>
           <w:rPr>
@@ -4693,11 +4960,16 @@
         </w:tabs>
         <w:bidi w:val="0"/>
         <w:rPr>
+          <w:rFonts w:asciiTheme="minorHAnsi" w:hAnsiTheme="minorHAnsi" w:cstheme="minorBidi"/>
           <w:noProof/>
-          <w:rtl w:val="0"/>
+          <w:color w:val="auto"/>
+          <w:kern w:val="2"/>
+          <w:szCs w:val="24"/>
+          <w:lang w:val="en-IL" w:eastAsia="en-IL"/>
+          <w14:ligatures w14:val="standardContextual"/>
         </w:rPr>
       </w:pPr>
-      <w:hyperlink w:anchor="_Toc230974516" w:history="1">
+      <w:hyperlink w:anchor="_Toc230978783" w:history="1">
         <w:r>
           <w:rPr>
             <w:rStyle w:val="Hyperlink"/>
@@ -4727,7 +4999,7 @@
             <w:webHidden/>
             <w:rtl w:val="0"/>
           </w:rPr>
-          <w:instrText xml:space="preserve"> PAGEREF _Toc230974516 \h </w:instrText>
+          <w:instrText xml:space="preserve"> PAGEREF _Toc230978783 \h </w:instrText>
         </w:r>
         <w:r>
           <w:rPr>
@@ -4769,11 +5041,16 @@
         </w:tabs>
         <w:bidi w:val="0"/>
         <w:rPr>
+          <w:rFonts w:asciiTheme="minorHAnsi" w:hAnsiTheme="minorHAnsi" w:cstheme="minorBidi"/>
           <w:noProof/>
-          <w:rtl w:val="0"/>
+          <w:color w:val="auto"/>
+          <w:kern w:val="2"/>
+          <w:szCs w:val="24"/>
+          <w:lang w:val="en-IL" w:eastAsia="en-IL"/>
+          <w14:ligatures w14:val="standardContextual"/>
         </w:rPr>
       </w:pPr>
-      <w:hyperlink w:anchor="_Toc230974517" w:history="1">
+      <w:hyperlink w:anchor="_Toc230978784" w:history="1">
         <w:r>
           <w:rPr>
             <w:rStyle w:val="Hyperlink"/>
@@ -4803,7 +5080,7 @@
             <w:webHidden/>
             <w:rtl w:val="0"/>
           </w:rPr>
-          <w:instrText xml:space="preserve"> PAGEREF _Toc230974517 \h </w:instrText>
+          <w:instrText xml:space="preserve"> PAGEREF _Toc230978784 \h </w:instrText>
         </w:r>
         <w:r>
           <w:rPr>
@@ -4845,11 +5122,16 @@
         </w:tabs>
         <w:bidi w:val="0"/>
         <w:rPr>
+          <w:rFonts w:asciiTheme="minorHAnsi" w:hAnsiTheme="minorHAnsi" w:cstheme="minorBidi"/>
           <w:noProof/>
-          <w:rtl w:val="0"/>
+          <w:color w:val="auto"/>
+          <w:kern w:val="2"/>
+          <w:szCs w:val="24"/>
+          <w:lang w:val="en-IL" w:eastAsia="en-IL"/>
+          <w14:ligatures w14:val="standardContextual"/>
         </w:rPr>
       </w:pPr>
-      <w:hyperlink w:anchor="_Toc230974518" w:history="1">
+      <w:hyperlink w:anchor="_Toc230978785" w:history="1">
         <w:r>
           <w:rPr>
             <w:rStyle w:val="Hyperlink"/>
@@ -4879,7 +5161,7 @@
             <w:webHidden/>
             <w:rtl w:val="0"/>
           </w:rPr>
-          <w:instrText xml:space="preserve"> PAGEREF _Toc230974518 \h </w:instrText>
+          <w:instrText xml:space="preserve"> PAGEREF _Toc230978785 \h </w:instrText>
         </w:r>
         <w:r>
           <w:rPr>
@@ -4921,11 +5203,16 @@
         </w:tabs>
         <w:bidi w:val="0"/>
         <w:rPr>
+          <w:rFonts w:asciiTheme="minorHAnsi" w:hAnsiTheme="minorHAnsi" w:cstheme="minorBidi"/>
           <w:noProof/>
-          <w:rtl w:val="0"/>
+          <w:color w:val="auto"/>
+          <w:kern w:val="2"/>
+          <w:szCs w:val="24"/>
+          <w:lang w:val="en-IL" w:eastAsia="en-IL"/>
+          <w14:ligatures w14:val="standardContextual"/>
         </w:rPr>
       </w:pPr>
-      <w:hyperlink w:anchor="_Toc230974519" w:history="1">
+      <w:hyperlink w:anchor="_Toc230978786" w:history="1">
         <w:r>
           <w:rPr>
             <w:rStyle w:val="Hyperlink"/>
@@ -4955,7 +5242,7 @@
             <w:webHidden/>
             <w:rtl w:val="0"/>
           </w:rPr>
-          <w:instrText xml:space="preserve"> PAGEREF _Toc230974519 \h </w:instrText>
+          <w:instrText xml:space="preserve"> PAGEREF _Toc230978786 \h </w:instrText>
         </w:r>
         <w:r>
           <w:rPr>
@@ -4997,11 +5284,16 @@
         </w:tabs>
         <w:bidi w:val="0"/>
         <w:rPr>
+          <w:rFonts w:asciiTheme="minorHAnsi" w:hAnsiTheme="minorHAnsi" w:cstheme="minorBidi"/>
           <w:noProof/>
-          <w:rtl w:val="0"/>
+          <w:color w:val="auto"/>
+          <w:kern w:val="2"/>
+          <w:szCs w:val="24"/>
+          <w:lang w:val="en-IL" w:eastAsia="en-IL"/>
+          <w14:ligatures w14:val="standardContextual"/>
         </w:rPr>
       </w:pPr>
-      <w:hyperlink w:anchor="_Toc230974520" w:history="1">
+      <w:hyperlink w:anchor="_Toc230978787" w:history="1">
         <w:r>
           <w:rPr>
             <w:rStyle w:val="Hyperlink"/>
@@ -5031,7 +5323,7 @@
             <w:webHidden/>
             <w:rtl w:val="0"/>
           </w:rPr>
-          <w:instrText xml:space="preserve"> PAGEREF _Toc230974520 \h </w:instrText>
+          <w:instrText xml:space="preserve"> PAGEREF _Toc230978787 \h </w:instrText>
         </w:r>
         <w:r>
           <w:rPr>
@@ -5073,11 +5365,16 @@
         </w:tabs>
         <w:bidi w:val="0"/>
         <w:rPr>
+          <w:rFonts w:asciiTheme="minorHAnsi" w:hAnsiTheme="minorHAnsi" w:cstheme="minorBidi"/>
           <w:noProof/>
-          <w:rtl w:val="0"/>
+          <w:color w:val="auto"/>
+          <w:kern w:val="2"/>
+          <w:szCs w:val="24"/>
+          <w:lang w:val="en-IL" w:eastAsia="en-IL"/>
+          <w14:ligatures w14:val="standardContextual"/>
         </w:rPr>
       </w:pPr>
-      <w:hyperlink w:anchor="_Toc230974521" w:history="1">
+      <w:hyperlink w:anchor="_Toc230978788" w:history="1">
         <w:r>
           <w:rPr>
             <w:rStyle w:val="Hyperlink"/>
@@ -5107,7 +5404,7 @@
             <w:webHidden/>
             <w:rtl w:val="0"/>
           </w:rPr>
-          <w:instrText xml:space="preserve"> PAGEREF _Toc230974521 \h </w:instrText>
+          <w:instrText xml:space="preserve"> PAGEREF _Toc230978788 \h </w:instrText>
         </w:r>
         <w:r>
           <w:rPr>
@@ -5149,11 +5446,16 @@
         </w:tabs>
         <w:bidi w:val="0"/>
         <w:rPr>
+          <w:rFonts w:asciiTheme="minorHAnsi" w:hAnsiTheme="minorHAnsi" w:cstheme="minorBidi"/>
           <w:noProof/>
-          <w:rtl w:val="0"/>
+          <w:color w:val="auto"/>
+          <w:kern w:val="2"/>
+          <w:szCs w:val="24"/>
+          <w:lang w:val="en-IL" w:eastAsia="en-IL"/>
+          <w14:ligatures w14:val="standardContextual"/>
         </w:rPr>
       </w:pPr>
-      <w:hyperlink w:anchor="_Toc230974522" w:history="1">
+      <w:hyperlink w:anchor="_Toc230978789" w:history="1">
         <w:r>
           <w:rPr>
             <w:rStyle w:val="Hyperlink"/>
@@ -5183,7 +5485,7 @@
             <w:webHidden/>
             <w:rtl w:val="0"/>
           </w:rPr>
-          <w:instrText xml:space="preserve"> PAGEREF _Toc230974522 \h </w:instrText>
+          <w:instrText xml:space="preserve"> PAGEREF _Toc230978789 \h </w:instrText>
         </w:r>
         <w:r>
           <w:rPr>
@@ -5225,11 +5527,16 @@
         </w:tabs>
         <w:bidi w:val="0"/>
         <w:rPr>
+          <w:rFonts w:asciiTheme="minorHAnsi" w:hAnsiTheme="minorHAnsi" w:cstheme="minorBidi"/>
           <w:noProof/>
-          <w:rtl w:val="0"/>
+          <w:color w:val="auto"/>
+          <w:kern w:val="2"/>
+          <w:szCs w:val="24"/>
+          <w:lang w:val="en-IL" w:eastAsia="en-IL"/>
+          <w14:ligatures w14:val="standardContextual"/>
         </w:rPr>
       </w:pPr>
-      <w:hyperlink w:anchor="_Toc230974523" w:history="1">
+      <w:hyperlink w:anchor="_Toc230978790" w:history="1">
         <w:r>
           <w:rPr>
             <w:rStyle w:val="Hyperlink"/>
@@ -5259,7 +5566,7 @@
             <w:webHidden/>
             <w:rtl w:val="0"/>
           </w:rPr>
-          <w:instrText xml:space="preserve"> PAGEREF _Toc230974523 \h </w:instrText>
+          <w:instrText xml:space="preserve"> PAGEREF _Toc230978790 \h </w:instrText>
         </w:r>
         <w:r>
           <w:rPr>
@@ -5301,11 +5608,16 @@
         </w:tabs>
         <w:bidi w:val="0"/>
         <w:rPr>
+          <w:rFonts w:asciiTheme="minorHAnsi" w:hAnsiTheme="minorHAnsi" w:cstheme="minorBidi"/>
           <w:noProof/>
-          <w:rtl w:val="0"/>
+          <w:color w:val="auto"/>
+          <w:kern w:val="2"/>
+          <w:szCs w:val="24"/>
+          <w:lang w:val="en-IL" w:eastAsia="en-IL"/>
+          <w14:ligatures w14:val="standardContextual"/>
         </w:rPr>
       </w:pPr>
-      <w:hyperlink w:anchor="_Toc230974524" w:history="1">
+      <w:hyperlink w:anchor="_Toc230978791" w:history="1">
         <w:r>
           <w:rPr>
             <w:rStyle w:val="Hyperlink"/>
@@ -5335,7 +5647,7 @@
             <w:webHidden/>
             <w:rtl w:val="0"/>
           </w:rPr>
-          <w:instrText xml:space="preserve"> PAGEREF _Toc230974524 \h </w:instrText>
+          <w:instrText xml:space="preserve"> PAGEREF _Toc230978791 \h </w:instrText>
         </w:r>
         <w:r>
           <w:rPr>
@@ -5377,11 +5689,16 @@
         </w:tabs>
         <w:bidi w:val="0"/>
         <w:rPr>
+          <w:rFonts w:asciiTheme="minorHAnsi" w:hAnsiTheme="minorHAnsi" w:cstheme="minorBidi"/>
           <w:noProof/>
-          <w:rtl w:val="0"/>
+          <w:color w:val="auto"/>
+          <w:kern w:val="2"/>
+          <w:szCs w:val="24"/>
+          <w:lang w:val="en-IL" w:eastAsia="en-IL"/>
+          <w14:ligatures w14:val="standardContextual"/>
         </w:rPr>
       </w:pPr>
-      <w:hyperlink w:anchor="_Toc230974525" w:history="1">
+      <w:hyperlink w:anchor="_Toc230978792" w:history="1">
         <w:r>
           <w:rPr>
             <w:rStyle w:val="Hyperlink"/>
@@ -5411,7 +5728,7 @@
             <w:webHidden/>
             <w:rtl w:val="0"/>
           </w:rPr>
-          <w:instrText xml:space="preserve"> PAGEREF _Toc230974525 \h </w:instrText>
+          <w:instrText xml:space="preserve"> PAGEREF _Toc230978792 \h </w:instrText>
         </w:r>
         <w:r>
           <w:rPr>
@@ -5453,11 +5770,16 @@
         </w:tabs>
         <w:bidi w:val="0"/>
         <w:rPr>
+          <w:rFonts w:asciiTheme="minorHAnsi" w:hAnsiTheme="minorHAnsi" w:cstheme="minorBidi"/>
           <w:noProof/>
-          <w:rtl w:val="0"/>
+          <w:color w:val="auto"/>
+          <w:kern w:val="2"/>
+          <w:szCs w:val="24"/>
+          <w:lang w:val="en-IL" w:eastAsia="en-IL"/>
+          <w14:ligatures w14:val="standardContextual"/>
         </w:rPr>
       </w:pPr>
-      <w:hyperlink w:anchor="_Toc230974526" w:history="1">
+      <w:hyperlink w:anchor="_Toc230978793" w:history="1">
         <w:r>
           <w:rPr>
             <w:rStyle w:val="Hyperlink"/>
@@ -5487,7 +5809,7 @@
             <w:webHidden/>
             <w:rtl w:val="0"/>
           </w:rPr>
-          <w:instrText xml:space="preserve"> PAGEREF _Toc230974526 \h </w:instrText>
+          <w:instrText xml:space="preserve"> PAGEREF _Toc230978793 \h </w:instrText>
         </w:r>
         <w:r>
           <w:rPr>
@@ -5529,11 +5851,16 @@
         </w:tabs>
         <w:bidi w:val="0"/>
         <w:rPr>
+          <w:rFonts w:asciiTheme="minorHAnsi" w:hAnsiTheme="minorHAnsi" w:cstheme="minorBidi"/>
           <w:noProof/>
-          <w:rtl w:val="0"/>
+          <w:color w:val="auto"/>
+          <w:kern w:val="2"/>
+          <w:szCs w:val="24"/>
+          <w:lang w:val="en-IL" w:eastAsia="en-IL"/>
+          <w14:ligatures w14:val="standardContextual"/>
         </w:rPr>
       </w:pPr>
-      <w:hyperlink w:anchor="_Toc230974527" w:history="1">
+      <w:hyperlink w:anchor="_Toc230978794" w:history="1">
         <w:r>
           <w:rPr>
             <w:rStyle w:val="Hyperlink"/>
@@ -5563,7 +5890,7 @@
             <w:webHidden/>
             <w:rtl w:val="0"/>
           </w:rPr>
-          <w:instrText xml:space="preserve"> PAGEREF _Toc230974527 \h </w:instrText>
+          <w:instrText xml:space="preserve"> PAGEREF _Toc230978794 \h </w:instrText>
         </w:r>
         <w:r>
           <w:rPr>
@@ -5605,11 +5932,16 @@
         </w:tabs>
         <w:bidi w:val="0"/>
         <w:rPr>
+          <w:rFonts w:asciiTheme="minorHAnsi" w:hAnsiTheme="minorHAnsi" w:cstheme="minorBidi"/>
           <w:noProof/>
-          <w:rtl w:val="0"/>
+          <w:color w:val="auto"/>
+          <w:kern w:val="2"/>
+          <w:szCs w:val="24"/>
+          <w:lang w:val="en-IL" w:eastAsia="en-IL"/>
+          <w14:ligatures w14:val="standardContextual"/>
         </w:rPr>
       </w:pPr>
-      <w:hyperlink w:anchor="_Toc230974528" w:history="1">
+      <w:hyperlink w:anchor="_Toc230978795" w:history="1">
         <w:r>
           <w:rPr>
             <w:rStyle w:val="Hyperlink"/>
@@ -5639,7 +5971,7 @@
             <w:webHidden/>
             <w:rtl w:val="0"/>
           </w:rPr>
-          <w:instrText xml:space="preserve"> PAGEREF _Toc230974528 \h </w:instrText>
+          <w:instrText xml:space="preserve"> PAGEREF _Toc230978795 \h </w:instrText>
         </w:r>
         <w:r>
           <w:rPr>
@@ -5681,11 +6013,16 @@
         </w:tabs>
         <w:bidi w:val="0"/>
         <w:rPr>
+          <w:rFonts w:asciiTheme="minorHAnsi" w:hAnsiTheme="minorHAnsi" w:cstheme="minorBidi"/>
           <w:noProof/>
-          <w:rtl w:val="0"/>
+          <w:color w:val="auto"/>
+          <w:kern w:val="2"/>
+          <w:szCs w:val="24"/>
+          <w:lang w:val="en-IL" w:eastAsia="en-IL"/>
+          <w14:ligatures w14:val="standardContextual"/>
         </w:rPr>
       </w:pPr>
-      <w:hyperlink w:anchor="_Toc230974529" w:history="1">
+      <w:hyperlink w:anchor="_Toc230978796" w:history="1">
         <w:r>
           <w:rPr>
             <w:rStyle w:val="Hyperlink"/>
@@ -5715,7 +6052,7 @@
             <w:webHidden/>
             <w:rtl w:val="0"/>
           </w:rPr>
-          <w:instrText xml:space="preserve"> PAGEREF _Toc230974529 \h </w:instrText>
+          <w:instrText xml:space="preserve"> PAGEREF _Toc230978796 \h </w:instrText>
         </w:r>
         <w:r>
           <w:rPr>
@@ -5757,11 +6094,16 @@
         </w:tabs>
         <w:bidi w:val="0"/>
         <w:rPr>
+          <w:rFonts w:asciiTheme="minorHAnsi" w:hAnsiTheme="minorHAnsi" w:cstheme="minorBidi"/>
           <w:noProof/>
-          <w:rtl w:val="0"/>
+          <w:color w:val="auto"/>
+          <w:kern w:val="2"/>
+          <w:szCs w:val="24"/>
+          <w:lang w:val="en-IL" w:eastAsia="en-IL"/>
+          <w14:ligatures w14:val="standardContextual"/>
         </w:rPr>
       </w:pPr>
-      <w:hyperlink w:anchor="_Toc230974530" w:history="1">
+      <w:hyperlink w:anchor="_Toc230978797" w:history="1">
         <w:r>
           <w:rPr>
             <w:rStyle w:val="Hyperlink"/>
@@ -5791,7 +6133,7 @@
             <w:webHidden/>
             <w:rtl w:val="0"/>
           </w:rPr>
-          <w:instrText xml:space="preserve"> PAGEREF _Toc230974530 \h </w:instrText>
+          <w:instrText xml:space="preserve"> PAGEREF _Toc230978797 \h </w:instrText>
         </w:r>
         <w:r>
           <w:rPr>
@@ -5833,11 +6175,16 @@
         </w:tabs>
         <w:bidi w:val="0"/>
         <w:rPr>
+          <w:rFonts w:asciiTheme="minorHAnsi" w:hAnsiTheme="minorHAnsi" w:cstheme="minorBidi"/>
           <w:noProof/>
-          <w:rtl w:val="0"/>
+          <w:color w:val="auto"/>
+          <w:kern w:val="2"/>
+          <w:szCs w:val="24"/>
+          <w:lang w:val="en-IL" w:eastAsia="en-IL"/>
+          <w14:ligatures w14:val="standardContextual"/>
         </w:rPr>
       </w:pPr>
-      <w:hyperlink w:anchor="_Toc230974531" w:history="1">
+      <w:hyperlink w:anchor="_Toc230978798" w:history="1">
         <w:r>
           <w:rPr>
             <w:rStyle w:val="Hyperlink"/>
@@ -5867,7 +6214,7 @@
             <w:webHidden/>
             <w:rtl w:val="0"/>
           </w:rPr>
-          <w:instrText xml:space="preserve"> PAGEREF _Toc230974531 \h </w:instrText>
+          <w:instrText xml:space="preserve"> PAGEREF _Toc230978798 \h </w:instrText>
         </w:r>
         <w:r>
           <w:rPr>
@@ -5909,11 +6256,16 @@
         </w:tabs>
         <w:bidi w:val="0"/>
         <w:rPr>
+          <w:rFonts w:asciiTheme="minorHAnsi" w:hAnsiTheme="minorHAnsi" w:cstheme="minorBidi"/>
           <w:noProof/>
-          <w:rtl w:val="0"/>
+          <w:color w:val="auto"/>
+          <w:kern w:val="2"/>
+          <w:szCs w:val="24"/>
+          <w:lang w:val="en-IL" w:eastAsia="en-IL"/>
+          <w14:ligatures w14:val="standardContextual"/>
         </w:rPr>
       </w:pPr>
-      <w:hyperlink w:anchor="_Toc230974532" w:history="1">
+      <w:hyperlink w:anchor="_Toc230978799" w:history="1">
         <w:r>
           <w:rPr>
             <w:rStyle w:val="Hyperlink"/>
@@ -5943,7 +6295,7 @@
             <w:webHidden/>
             <w:rtl w:val="0"/>
           </w:rPr>
-          <w:instrText xml:space="preserve"> PAGEREF _Toc230974532 \h </w:instrText>
+          <w:instrText xml:space="preserve"> PAGEREF _Toc230978799 \h </w:instrText>
         </w:r>
         <w:r>
           <w:rPr>
@@ -5985,11 +6337,16 @@
         </w:tabs>
         <w:bidi w:val="0"/>
         <w:rPr>
+          <w:rFonts w:asciiTheme="minorHAnsi" w:hAnsiTheme="minorHAnsi" w:cstheme="minorBidi"/>
           <w:noProof/>
-          <w:rtl w:val="0"/>
+          <w:color w:val="auto"/>
+          <w:kern w:val="2"/>
+          <w:szCs w:val="24"/>
+          <w:lang w:val="en-IL" w:eastAsia="en-IL"/>
+          <w14:ligatures w14:val="standardContextual"/>
         </w:rPr>
       </w:pPr>
-      <w:hyperlink w:anchor="_Toc230974533" w:history="1">
+      <w:hyperlink w:anchor="_Toc230978800" w:history="1">
         <w:r>
           <w:rPr>
             <w:rStyle w:val="Hyperlink"/>
@@ -6019,7 +6376,7 @@
             <w:webHidden/>
             <w:rtl w:val="0"/>
           </w:rPr>
-          <w:instrText xml:space="preserve"> PAGEREF _Toc230974533 \h </w:instrText>
+          <w:instrText xml:space="preserve"> PAGEREF _Toc230978800 \h </w:instrText>
         </w:r>
         <w:r>
           <w:rPr>
@@ -6061,11 +6418,16 @@
         </w:tabs>
         <w:bidi w:val="0"/>
         <w:rPr>
+          <w:rFonts w:asciiTheme="minorHAnsi" w:hAnsiTheme="minorHAnsi" w:cstheme="minorBidi"/>
           <w:noProof/>
-          <w:rtl w:val="0"/>
+          <w:color w:val="auto"/>
+          <w:kern w:val="2"/>
+          <w:szCs w:val="24"/>
+          <w:lang w:val="en-IL" w:eastAsia="en-IL"/>
+          <w14:ligatures w14:val="standardContextual"/>
         </w:rPr>
       </w:pPr>
-      <w:hyperlink w:anchor="_Toc230974534" w:history="1">
+      <w:hyperlink w:anchor="_Toc230978801" w:history="1">
         <w:r>
           <w:rPr>
             <w:rStyle w:val="Hyperlink"/>
@@ -6095,7 +6457,7 @@
             <w:webHidden/>
             <w:rtl w:val="0"/>
           </w:rPr>
-          <w:instrText xml:space="preserve"> PAGEREF _Toc230974534 \h </w:instrText>
+          <w:instrText xml:space="preserve"> PAGEREF _Toc230978801 \h </w:instrText>
         </w:r>
         <w:r>
           <w:rPr>
@@ -6137,11 +6499,16 @@
         </w:tabs>
         <w:bidi w:val="0"/>
         <w:rPr>
+          <w:rFonts w:asciiTheme="minorHAnsi" w:hAnsiTheme="minorHAnsi" w:cstheme="minorBidi"/>
           <w:noProof/>
-          <w:rtl w:val="0"/>
+          <w:color w:val="auto"/>
+          <w:kern w:val="2"/>
+          <w:szCs w:val="24"/>
+          <w:lang w:val="en-IL" w:eastAsia="en-IL"/>
+          <w14:ligatures w14:val="standardContextual"/>
         </w:rPr>
       </w:pPr>
-      <w:hyperlink w:anchor="_Toc230974535" w:history="1">
+      <w:hyperlink w:anchor="_Toc230978802" w:history="1">
         <w:r>
           <w:rPr>
             <w:rStyle w:val="Hyperlink"/>
@@ -6171,7 +6538,7 @@
             <w:webHidden/>
             <w:rtl w:val="0"/>
           </w:rPr>
-          <w:instrText xml:space="preserve"> PAGEREF _Toc230974535 \h </w:instrText>
+          <w:instrText xml:space="preserve"> PAGEREF _Toc230978802 \h </w:instrText>
         </w:r>
         <w:r>
           <w:rPr>
@@ -6213,11 +6580,16 @@
         </w:tabs>
         <w:bidi w:val="0"/>
         <w:rPr>
+          <w:rFonts w:asciiTheme="minorHAnsi" w:hAnsiTheme="minorHAnsi" w:cstheme="minorBidi"/>
           <w:noProof/>
-          <w:rtl w:val="0"/>
+          <w:color w:val="auto"/>
+          <w:kern w:val="2"/>
+          <w:szCs w:val="24"/>
+          <w:lang w:val="en-IL" w:eastAsia="en-IL"/>
+          <w14:ligatures w14:val="standardContextual"/>
         </w:rPr>
       </w:pPr>
-      <w:hyperlink w:anchor="_Toc230974536" w:history="1">
+      <w:hyperlink w:anchor="_Toc230978803" w:history="1">
         <w:r>
           <w:rPr>
             <w:rStyle w:val="Hyperlink"/>
@@ -6247,7 +6619,7 @@
             <w:webHidden/>
             <w:rtl w:val="0"/>
           </w:rPr>
-          <w:instrText xml:space="preserve"> PAGEREF _Toc230974536 \h </w:instrText>
+          <w:instrText xml:space="preserve"> PAGEREF _Toc230978803 \h </w:instrText>
         </w:r>
         <w:r>
           <w:rPr>
@@ -6289,17 +6661,22 @@
         </w:tabs>
         <w:bidi w:val="0"/>
         <w:rPr>
+          <w:rFonts w:asciiTheme="minorHAnsi" w:hAnsiTheme="minorHAnsi" w:cstheme="minorBidi"/>
           <w:noProof/>
-          <w:rtl w:val="0"/>
+          <w:color w:val="auto"/>
+          <w:kern w:val="2"/>
+          <w:szCs w:val="24"/>
+          <w:lang w:val="en-IL" w:eastAsia="en-IL"/>
+          <w14:ligatures w14:val="standardContextual"/>
         </w:rPr>
       </w:pPr>
-      <w:hyperlink w:anchor="_Toc230974537" w:history="1">
+      <w:hyperlink w:anchor="_Toc230978804" w:history="1">
         <w:r>
           <w:rPr>
             <w:rStyle w:val="Hyperlink"/>
             <w:noProof/>
           </w:rPr>
-          <w:t>ג.2 גיבוב והצפנה</w:t>
+          <w:t>ג.2 ערבול והצפנה</w:t>
         </w:r>
         <w:r>
           <w:rPr>
@@ -6323,7 +6700,7 @@
             <w:webHidden/>
             <w:rtl w:val="0"/>
           </w:rPr>
-          <w:instrText xml:space="preserve"> PAGEREF _Toc230974537 \h </w:instrText>
+          <w:instrText xml:space="preserve"> PAGEREF _Toc230978804 \h </w:instrText>
         </w:r>
         <w:r>
           <w:rPr>
@@ -6365,11 +6742,16 @@
         </w:tabs>
         <w:bidi w:val="0"/>
         <w:rPr>
+          <w:rFonts w:asciiTheme="minorHAnsi" w:hAnsiTheme="minorHAnsi" w:cstheme="minorBidi"/>
           <w:noProof/>
-          <w:rtl w:val="0"/>
+          <w:color w:val="auto"/>
+          <w:kern w:val="2"/>
+          <w:szCs w:val="24"/>
+          <w:lang w:val="en-IL" w:eastAsia="en-IL"/>
+          <w14:ligatures w14:val="standardContextual"/>
         </w:rPr>
       </w:pPr>
-      <w:hyperlink w:anchor="_Toc230974538" w:history="1">
+      <w:hyperlink w:anchor="_Toc230978805" w:history="1">
         <w:r>
           <w:rPr>
             <w:rStyle w:val="Hyperlink"/>
@@ -6399,7 +6781,7 @@
             <w:webHidden/>
             <w:rtl w:val="0"/>
           </w:rPr>
-          <w:instrText xml:space="preserve"> PAGEREF _Toc230974538 \h </w:instrText>
+          <w:instrText xml:space="preserve"> PAGEREF _Toc230978805 \h </w:instrText>
         </w:r>
         <w:r>
           <w:rPr>
@@ -6441,11 +6823,16 @@
         </w:tabs>
         <w:bidi w:val="0"/>
         <w:rPr>
+          <w:rFonts w:asciiTheme="minorHAnsi" w:hAnsiTheme="minorHAnsi" w:cstheme="minorBidi"/>
           <w:noProof/>
-          <w:rtl w:val="0"/>
+          <w:color w:val="auto"/>
+          <w:kern w:val="2"/>
+          <w:szCs w:val="24"/>
+          <w:lang w:val="en-IL" w:eastAsia="en-IL"/>
+          <w14:ligatures w14:val="standardContextual"/>
         </w:rPr>
       </w:pPr>
-      <w:hyperlink w:anchor="_Toc230974539" w:history="1">
+      <w:hyperlink w:anchor="_Toc230978806" w:history="1">
         <w:r>
           <w:rPr>
             <w:rStyle w:val="Hyperlink"/>
@@ -6475,7 +6862,7 @@
             <w:webHidden/>
             <w:rtl w:val="0"/>
           </w:rPr>
-          <w:instrText xml:space="preserve"> PAGEREF _Toc230974539 \h </w:instrText>
+          <w:instrText xml:space="preserve"> PAGEREF _Toc230978806 \h </w:instrText>
         </w:r>
         <w:r>
           <w:rPr>
@@ -6520,19 +6907,7 @@
     <w:p>
       <w:pPr>
         <w:bidi w:val="0"/>
-        <w:spacing w:before="40" w:after="80" w:line="240" w:lineRule="auto"/>
-      </w:pPr>
-      <w:r>
-        <w:rPr>
-          <w:i/>
-          <w:color w:val="57606A"/>
-        </w:rPr>
-        <w:t>תוכן עניינים — לחץ F9 ב-Word כדי לעדכן</w:t>
-      </w:r>
-    </w:p>
-    <w:p>
-      <w:pPr>
-        <w:bidi w:val="0"/>
+        <w:jc w:val="center"/>
       </w:pPr>
       <w:r>
         <w:br w:type="page"/>
@@ -6544,7 +6919,7 @@
         <w:bidi w:val="0"/>
         <w:spacing w:before="280" w:after="160"/>
       </w:pPr>
-      <w:bookmarkStart w:id="1" w:name="_Toc230974461"/>
+      <w:bookmarkStart w:id="1" w:name="_Toc230978728"/>
       <w:r>
         <w:rPr>
           <w:rFonts w:ascii="Arial" w:hAnsi="Arial"/>
@@ -6560,7 +6935,7 @@
         <w:bidi w:val="0"/>
         <w:spacing w:after="160"/>
       </w:pPr>
-      <w:bookmarkStart w:id="2" w:name="_Toc230974462"/>
+      <w:bookmarkStart w:id="2" w:name="_Toc230978729"/>
       <w:r>
         <w:rPr>
           <w:rFonts w:ascii="Arial" w:hAnsi="Arial"/>
@@ -6575,7 +6950,7 @@
         <w:spacing w:before="40" w:after="80" w:line="240" w:lineRule="auto"/>
       </w:pPr>
       <w:r>
-        <w:t>הפרויקט מממש משחק שחמט לשני משתתפים בארכיטקטורת שרת/לקוח, בשפת Java. שני שחקנים מתחברים לשרת מרכזי, נרשמים או מתחברים עם שם משתמש וסיסמה, ממתינים בתור עד שמצטרף יריב, ואז משחקים זה נגד זה בזמן אמת דרך תקשורת רשת מבוססת TCP. בנוסף, שחקן יחיד יכול לשחק נגד מחשב (בינה מלאכותית פשוטה). הסיסמאות נשמרות בקובץ בצורה מוצפנת באמצעות פונקציית גיבוב (hash) מסוג SHA-256 עם salt אקראי לכל משתמש.</w:t>
+        <w:t>הפרויקט מממש משחק שחמט לשני משתתפים בארכיטקטורת שרת/לקוח, בשפת Java. שני שחקנים מתחברים לשרת מרכזי, נרשמים או מתחברים עם שם משתמש וסיסמה, ממתינים בתור עד שמצטרף יריב, ואז משחקים זה נגד זה בזמן אמת דרך תקשורת רשת מבוססת TCP. בנוסף, שחקן יחיד יכול לשחק נגד מחשב (בינה מלאכותית פשוטה). הסיסמאות נשמרות בקובץ בצורה מוצפנת באמצעות פונקציית ערבול (hash) מסוג SHA-256 עם salt אקראי לכל משתמש.</w:t>
       </w:r>
     </w:p>
     <w:p>
@@ -6584,48 +6959,7 @@
         <w:spacing w:before="40" w:after="80" w:line="240" w:lineRule="auto"/>
       </w:pPr>
       <w:r>
-        <w:t>המוטיבציה: שחמט הוא משחק עם חוקים מוגדרים היטב, ולכן הוא דוגמה טובה להדגמת מגוון נושאים בפרויקט אחד — תכנות מונחה עצמים (מחלקות וירושה), תקשורת מבוססת סוקטים, ריבוי תהליכונים, פרוטוקול הודעות פשוט, שמירת נתונים בקובץ, גיבוב סיסמאות, וממשק משתמש גרפי ב-Swing.</w:t>
-      </w:r>
-    </w:p>
-    <w:p>
-      <w:pPr>
-        <w:pBdr>
-          <w:top w:val="single" w:sz="4" w:space="4" w:color="1F6FEB"/>
-          <w:left w:val="single" w:sz="4" w:space="4" w:color="1F6FEB"/>
-          <w:bottom w:val="single" w:sz="4" w:space="4" w:color="1F6FEB"/>
-          <w:right w:val="single" w:sz="18" w:space="4" w:color="1F6FEB"/>
-        </w:pBdr>
-        <w:shd w:val="clear" w:color="auto" w:fill="EAF2FD"/>
-        <w:bidi w:val="0"/>
-        <w:spacing w:before="80" w:after="80"/>
-        <w:ind w:left="170" w:right="170"/>
-      </w:pPr>
-      <w:r>
-        <w:rPr>
-          <w:b/>
-          <w:sz w:val="22"/>
-        </w:rPr>
-        <w:t xml:space="preserve">הערה לגבי הצפנה: </w:t>
-      </w:r>
-      <w:r>
-        <w:rPr>
-          <w:sz w:val="22"/>
-        </w:rPr>
-        <w:t xml:space="preserve">לפי הדרישות, נדרשת </w:t>
-      </w:r>
-      <w:r>
-        <w:rPr>
-          <w:b/>
-          <w:color w:val="1F6FEB"/>
-          <w:sz w:val="22"/>
-        </w:rPr>
-        <w:t>הצפנת סיסמאות בלבד</w:t>
-      </w:r>
-      <w:r>
-        <w:rPr>
-          <w:sz w:val="22"/>
-        </w:rPr>
-        <w:t xml:space="preserve"> (ללא הצפנת המידע העובר בתקשורת). הפרויקט מקיים זאת: הסיסמאות נשמרות מגובבות עם SHA-256 + salt בקובץ, ואילו ערוץ ה-TCP מעביר הודעות JSON רגילות.</w:t>
+        <w:t>המוטיבציה: שחמט הוא משחק עם חוקים מוגדרים היטב, ולכן הוא דוגמה טובה להדגמת מגוון נושאים בפרויקט אחד — תכנות מונחה עצמים (מחלקות וירושה), תקשורת מבוססת סוקטים, ריבוי תהליכונים, פרוטוקול הודעות פשוט, שמירת נתונים בקובץ, ערבול סיסמאות, וממשק משתמש גרפי ב-Swing.</w:t>
       </w:r>
     </w:p>
     <w:p>
@@ -6634,7 +6968,7 @@
         <w:bidi w:val="0"/>
         <w:spacing w:after="160"/>
       </w:pPr>
-      <w:bookmarkStart w:id="3" w:name="_Toc230974463"/>
+      <w:bookmarkStart w:id="3" w:name="_Toc230978730"/>
       <w:r>
         <w:rPr>
           <w:rFonts w:ascii="Arial" w:hAnsi="Arial"/>
@@ -6658,7 +6992,7 @@
         <w:bidi w:val="0"/>
         <w:spacing w:after="160"/>
       </w:pPr>
-      <w:bookmarkStart w:id="4" w:name="_Toc230974464"/>
+      <w:bookmarkStart w:id="4" w:name="_Toc230978731"/>
       <w:r>
         <w:rPr>
           <w:rFonts w:ascii="Arial" w:hAnsi="Arial"/>
@@ -6754,7 +7088,7 @@
               <w:rPr>
                 <w:sz w:val="20"/>
               </w:rPr>
-              <w:t>FR-1</w:t>
+              <w:t>1</w:t>
             </w:r>
           </w:p>
         </w:tc>
@@ -6807,7 +7141,7 @@
               <w:rPr>
                 <w:sz w:val="20"/>
               </w:rPr>
-              <w:t>FR-2</w:t>
+              <w:t>2</w:t>
             </w:r>
           </w:p>
         </w:tc>
@@ -6860,7 +7194,7 @@
               <w:rPr>
                 <w:sz w:val="20"/>
               </w:rPr>
-              <w:t>FR-3</w:t>
+              <w:t>3</w:t>
             </w:r>
           </w:p>
         </w:tc>
@@ -6913,7 +7247,7 @@
               <w:rPr>
                 <w:sz w:val="20"/>
               </w:rPr>
-              <w:t>FR-4</w:t>
+              <w:t>4</w:t>
             </w:r>
           </w:p>
         </w:tc>
@@ -6966,7 +7300,7 @@
               <w:rPr>
                 <w:sz w:val="20"/>
               </w:rPr>
-              <w:t>FR-5</w:t>
+              <w:t>5</w:t>
             </w:r>
           </w:p>
         </w:tc>
@@ -7019,7 +7353,7 @@
               <w:rPr>
                 <w:sz w:val="20"/>
               </w:rPr>
-              <w:t>FR-6</w:t>
+              <w:t>6</w:t>
             </w:r>
           </w:p>
         </w:tc>
@@ -7072,7 +7406,7 @@
               <w:rPr>
                 <w:sz w:val="20"/>
               </w:rPr>
-              <w:t>FR-7</w:t>
+              <w:t>7</w:t>
             </w:r>
           </w:p>
         </w:tc>
@@ -7125,7 +7459,7 @@
               <w:rPr>
                 <w:sz w:val="20"/>
               </w:rPr>
-              <w:t>FR-8</w:t>
+              <w:t>8</w:t>
             </w:r>
           </w:p>
         </w:tc>
@@ -7178,7 +7512,7 @@
               <w:rPr>
                 <w:sz w:val="20"/>
               </w:rPr>
-              <w:t>FR-9</w:t>
+              <w:t>9</w:t>
             </w:r>
           </w:p>
         </w:tc>
@@ -7231,8 +7565,7 @@
               <w:rPr>
                 <w:sz w:val="20"/>
               </w:rPr>
-              <w:lastRenderedPageBreak/>
-              <w:t>FR-10</w:t>
+              <w:t>10</w:t>
             </w:r>
           </w:p>
         </w:tc>
@@ -7276,11 +7609,12 @@
         <w:bidi w:val="0"/>
         <w:spacing w:after="160"/>
       </w:pPr>
-      <w:bookmarkStart w:id="5" w:name="_Toc230974465"/>
+      <w:bookmarkStart w:id="5" w:name="_Toc230978732"/>
       <w:r>
         <w:rPr>
           <w:rFonts w:ascii="Arial" w:hAnsi="Arial"/>
         </w:rPr>
+        <w:lastRenderedPageBreak/>
         <w:t>1.4 אפיון לא-פונקציונלי</w:t>
       </w:r>
       <w:bookmarkEnd w:id="5"/>
@@ -7372,7 +7706,7 @@
               <w:rPr>
                 <w:sz w:val="20"/>
               </w:rPr>
-              <w:t>NFR-1</w:t>
+              <w:t>1</w:t>
             </w:r>
           </w:p>
         </w:tc>
@@ -7404,7 +7738,7 @@
               <w:rPr>
                 <w:sz w:val="20"/>
               </w:rPr>
-              <w:t>סיסמאות נשמרות מגובבות בלבד (SHA-256 + salt). אין סיסמה גלויה בקובץ users.json</w:t>
+              <w:t>סיסמאות נשמרות מעורבלות בלבד (SHA-256 + salt). אין סיסמה גלויה בקובץ users.json</w:t>
             </w:r>
           </w:p>
         </w:tc>
@@ -7425,7 +7759,7 @@
               <w:rPr>
                 <w:sz w:val="20"/>
               </w:rPr>
-              <w:t>NFR-2</w:t>
+              <w:t>2</w:t>
             </w:r>
           </w:p>
         </w:tc>
@@ -7478,7 +7812,7 @@
               <w:rPr>
                 <w:sz w:val="20"/>
               </w:rPr>
-              <w:t>NFR-3</w:t>
+              <w:t>3</w:t>
             </w:r>
           </w:p>
         </w:tc>
@@ -7510,7 +7844,40 @@
               <w:rPr>
                 <w:sz w:val="20"/>
               </w:rPr>
-              <w:t>השרת תומך בכמה משחקים במקביל בעזרת תהליכון לכל לקוח</w:t>
+              <w:t xml:space="preserve">השרת תומך בכמה משחקים במקביל </w:t>
+            </w:r>
+            <w:r>
+              <w:rPr>
+                <w:sz w:val="20"/>
+                <w:rtl w:val="0"/>
+              </w:rPr>
+              <w:t xml:space="preserve">thread </w:t>
+            </w:r>
+            <w:r>
+              <w:rPr>
+                <w:sz w:val="20"/>
+              </w:rPr>
+              <w:t xml:space="preserve">בעזרת </w:t>
+            </w:r>
+            <w:r>
+              <w:rPr>
+                <w:sz w:val="20"/>
+                <w:rtl w:val="0"/>
+              </w:rPr>
+              <w:t xml:space="preserve"> </w:t>
+            </w:r>
+            <w:r>
+              <w:rPr>
+                <w:sz w:val="20"/>
+              </w:rPr>
+              <w:t>לכל לקוח</w:t>
+            </w:r>
+            <w:r>
+              <w:rPr>
+                <w:sz w:val="20"/>
+                <w:rtl w:val="0"/>
+              </w:rPr>
+              <w:t xml:space="preserve"> </w:t>
             </w:r>
           </w:p>
         </w:tc>
@@ -7531,7 +7898,7 @@
               <w:rPr>
                 <w:sz w:val="20"/>
               </w:rPr>
-              <w:t>NFR-4</w:t>
+              <w:t>4</w:t>
             </w:r>
           </w:p>
         </w:tc>
@@ -7584,7 +7951,7 @@
               <w:rPr>
                 <w:sz w:val="20"/>
               </w:rPr>
-              <w:t>NFR-5</w:t>
+              <w:t>5</w:t>
             </w:r>
           </w:p>
         </w:tc>
@@ -7628,7 +7995,7 @@
         <w:bidi w:val="0"/>
         <w:spacing w:after="160"/>
       </w:pPr>
-      <w:bookmarkStart w:id="6" w:name="_Toc230974466"/>
+      <w:bookmarkStart w:id="6" w:name="_Toc230978733"/>
       <w:r>
         <w:rPr>
           <w:rFonts w:ascii="Arial" w:hAnsi="Arial"/>
@@ -8033,7 +8400,7 @@
         <w:bidi w:val="0"/>
         <w:spacing w:after="160"/>
       </w:pPr>
-      <w:bookmarkStart w:id="7" w:name="_Toc230974467"/>
+      <w:bookmarkStart w:id="7" w:name="_Toc230978734"/>
       <w:r>
         <w:rPr>
           <w:rFonts w:ascii="Arial" w:hAnsi="Arial"/>
@@ -8196,14 +8563,7 @@
               <w:rPr>
                 <w:sz w:val="20"/>
               </w:rPr>
-              <w:t xml:space="preserve">כל טיפול בהודעה עטוף ב-try/catch; שגיאה הופכת להודעת שגיאה ולא מפילה </w:t>
-            </w:r>
-            <w:r>
-              <w:rPr>
-                <w:sz w:val="20"/>
-              </w:rPr>
-              <w:lastRenderedPageBreak/>
-              <w:t>את ה-Thread</w:t>
+              <w:t>כל טיפול בהודעה עטוף ב-try/catch; שגיאה הופכת להודעת שגיאה ולא מפילה את ה-Thread</w:t>
             </w:r>
           </w:p>
         </w:tc>
@@ -8224,8 +8584,14 @@
               <w:rPr>
                 <w:sz w:val="20"/>
               </w:rPr>
+              <w:t xml:space="preserve">שני תהליכונים ניגשים </w:t>
+            </w:r>
+            <w:r>
+              <w:rPr>
+                <w:sz w:val="20"/>
+              </w:rPr>
               <w:lastRenderedPageBreak/>
-              <w:t>שני תהליכונים ניגשים לאותו משחק</w:t>
+              <w:t>לאותו משחק</w:t>
             </w:r>
           </w:p>
         </w:tc>
@@ -8241,6 +8607,7 @@
               <w:rPr>
                 <w:sz w:val="20"/>
               </w:rPr>
+              <w:lastRenderedPageBreak/>
               <w:t>בינונית</w:t>
             </w:r>
           </w:p>
@@ -8273,7 +8640,40 @@
               <w:rPr>
                 <w:sz w:val="20"/>
               </w:rPr>
-              <w:t>מתודות המשחק מסומנות synchronized — רק תהליכון אחד מבצע מהלך בכל רגע</w:t>
+              <w:t xml:space="preserve">מתודות המשחק מסומנות </w:t>
+            </w:r>
+            <w:r>
+              <w:rPr>
+                <w:sz w:val="20"/>
+              </w:rPr>
+              <w:lastRenderedPageBreak/>
+              <w:t xml:space="preserve">synchronized — רק </w:t>
+            </w:r>
+            <w:r>
+              <w:rPr>
+                <w:rFonts w:hint="cs"/>
+                <w:sz w:val="20"/>
+              </w:rPr>
+              <w:t>תהליך</w:t>
+            </w:r>
+            <w:r>
+              <w:rPr>
+                <w:sz w:val="20"/>
+              </w:rPr>
+              <w:t xml:space="preserve"> אח</w:t>
+            </w:r>
+            <w:r>
+              <w:rPr>
+                <w:rFonts w:hint="cs"/>
+                <w:sz w:val="20"/>
+              </w:rPr>
+              <w:t>ד</w:t>
+            </w:r>
+            <w:r>
+              <w:rPr>
+                <w:sz w:val="20"/>
+              </w:rPr>
+              <w:t xml:space="preserve"> מבצע מהלך בכל רגע</w:t>
             </w:r>
           </w:p>
         </w:tc>
@@ -8294,6 +8694,7 @@
               <w:rPr>
                 <w:sz w:val="20"/>
               </w:rPr>
+              <w:lastRenderedPageBreak/>
               <w:t>דליפת קובץ הסיסמאות</w:t>
             </w:r>
           </w:p>
@@ -8431,7 +8832,7 @@
         <w:bidi w:val="0"/>
         <w:spacing w:before="280" w:after="160"/>
       </w:pPr>
-      <w:bookmarkStart w:id="8" w:name="_Toc230974468"/>
+      <w:bookmarkStart w:id="8" w:name="_Toc230978735"/>
       <w:r>
         <w:rPr>
           <w:rFonts w:ascii="Arial" w:hAnsi="Arial"/>
@@ -8447,7 +8848,7 @@
         <w:bidi w:val="0"/>
         <w:spacing w:after="160"/>
       </w:pPr>
-      <w:bookmarkStart w:id="9" w:name="_Toc230974469"/>
+      <w:bookmarkStart w:id="9" w:name="_Toc230978736"/>
       <w:r>
         <w:rPr>
           <w:rFonts w:ascii="Arial" w:hAnsi="Arial"/>
@@ -8570,7 +8971,7 @@
         <w:bidi w:val="0"/>
         <w:spacing w:after="160"/>
       </w:pPr>
-      <w:bookmarkStart w:id="10" w:name="_Toc230974470"/>
+      <w:bookmarkStart w:id="10" w:name="_Toc230978737"/>
       <w:r>
         <w:rPr>
           <w:rFonts w:ascii="Arial" w:hAnsi="Arial"/>
@@ -8896,12 +9297,12 @@
         <w:bidi w:val="0"/>
         <w:spacing w:after="160"/>
       </w:pPr>
-      <w:bookmarkStart w:id="11" w:name="_Toc230974471"/>
+      <w:bookmarkStart w:id="11" w:name="_Toc230978738"/>
       <w:r>
         <w:rPr>
           <w:rFonts w:ascii="Arial" w:hAnsi="Arial"/>
         </w:rPr>
-        <w:t>2.3 גיבוב סיסמאות (Hashing)</w:t>
+        <w:t>2.3 ערבול סיסמאות (Hashing)</w:t>
       </w:r>
       <w:bookmarkEnd w:id="11"/>
     </w:p>
@@ -8911,7 +9312,7 @@
         <w:spacing w:before="40" w:after="80" w:line="240" w:lineRule="auto"/>
       </w:pPr>
       <w:r>
-        <w:t>Hash היא פונקציה חד-כיוונית: קל לחשב hash מתוך סיסמה, אבל קשה מאוד לחזור מה-hash אל הסיסמה המקורית. בפרויקט אני משתמש ב-SHA-256, פונקציית גיבוב סטנדרטית שמחזירה פלט באורך קבוע (256 ביט), דרך המחלקה MessageDigest של Java.</w:t>
+        <w:t>Hash היא פונקציה חד-כיוונית: קל לחשב hash מתוך סיסמה, אבל קשה מאוד לחזור מה-hash אל הסיסמה המקורית. בפרויקט אני משתמש ב-SHA-256, פונקציית ערבול סטנדרטית שמחזירה פלט באורך קבוע (256 ביט), דרך המחלקה MessageDigest של Java.</w:t>
       </w:r>
     </w:p>
     <w:p>
@@ -9090,7 +9491,7 @@
         <w:rPr>
           <w:sz w:val="22"/>
         </w:rPr>
-        <w:t>גיבוב (hashing) הוא לא הצפנה. הצפנה היא דו-כיוונית (אפשר לפענח בחזרה), ואילו גיבוב הוא חד-כיווני. לסיסמאות משתמשים בגיבוב, כי השרת לא צריך לדעת את הסיסמה המקורית — רק לבדוק אם הסיסמה שהוזנה נותנת את אותו hash.</w:t>
+        <w:t>ערבול (hashing) הוא לא הצפנה. הצפנה היא דו-כיוונית (אפשר לפענח בחזרה), ואילו ערבול הוא חד-כיווני. לסיסמאות משתמשים בערבול, כי השרת לא צריך לדעת את הסיסמה המקורית — רק לבדוק אם הסיסמה שהוזנה נותנת את אותו hash.</w:t>
       </w:r>
     </w:p>
     <w:p>
@@ -9099,12 +9500,12 @@
         <w:bidi w:val="0"/>
         <w:spacing w:after="160"/>
       </w:pPr>
-      <w:bookmarkStart w:id="12" w:name="_Toc230974472"/>
+      <w:bookmarkStart w:id="12" w:name="_Toc230978739"/>
       <w:r>
         <w:rPr>
           <w:rFonts w:ascii="Arial" w:hAnsi="Arial"/>
         </w:rPr>
-        <w:t>2.4 ריבוי תהליכונים (Threads)</w:t>
+        <w:t>2.4 ריבוי (Threads)</w:t>
       </w:r>
       <w:bookmarkEnd w:id="12"/>
     </w:p>
@@ -9114,7 +9515,7 @@
         <w:spacing w:before="40" w:after="80" w:line="240" w:lineRule="auto"/>
       </w:pPr>
       <w:r>
-        <w:t>ההבדל בין תהליך (Process) לתהליכון (Thread):</w:t>
+        <w:t>ההבדל בין תהליך (Process) ל (Thread):</w:t>
       </w:r>
     </w:p>
     <w:p>
@@ -9132,7 +9533,7 @@
         <w:spacing w:before="20" w:after="20" w:line="240" w:lineRule="auto"/>
       </w:pPr>
       <w:r>
-        <w:t>●  תהליכון (Thread): יחידת ריצה בתוך אותה תוכנית; כל התהליכונים חולקים את אותו זיכרון.</w:t>
+        <w:t>●  Thread: יחידת ריצה בתוך אותה תוכנית; כל הנימות חולקות את אותו זיכרון.</w:t>
       </w:r>
     </w:p>
     <w:p>
@@ -9141,7 +9542,16 @@
         <w:spacing w:before="40" w:after="80" w:line="240" w:lineRule="auto"/>
       </w:pPr>
       <w:r>
-        <w:t>בשרת אני משתמש בתהליכון נפרד לכל לקוח שמתחבר. כך השרת יכול לטפל בכמה לקוחות ובכמה משחקים בו-זמנית, בלי שלקוח אחד יחסום את האחרים.</w:t>
+        <w:t xml:space="preserve">בשרת אני משתמש </w:t>
+      </w:r>
+      <w:r>
+        <w:rPr>
+          <w:rFonts w:hint="cs"/>
+        </w:rPr>
+        <w:t>בתהליך</w:t>
+      </w:r>
+      <w:r>
+        <w:t xml:space="preserve"> נפרד לכל לקוח שמתחבר. כך השרת יכול לטפל בכמה לקוחות ובכמה משחקים בו-זמנית, בלי שלקוח אחד יחסום את האחרים.</w:t>
       </w:r>
     </w:p>
     <w:p>
@@ -9150,7 +9560,16 @@
         <w:spacing w:before="40" w:after="80" w:line="240" w:lineRule="auto"/>
       </w:pPr>
       <w:r>
-        <w:t>כשכמה תהליכונים ניגשים לאותו מידע משותף (למשל אותו משחק), צריך להגן עליו. ב-Java עשיתי זאת באמצעות המילה synchronized על מתודות המשחק והתור — כך רק תהליכון אחד נכנס בכל פעם, והמידע לא מתקלקל.</w:t>
+        <w:t>כשכמה נימות ניגשות לאותו מידע משותף (למשל אותו משחק), צריך להגן עליו. ב-Java עשיתי זאת באמצעות המילה synchronized על מתודות המשחק והתור — כך רק אח</w:t>
+      </w:r>
+      <w:r>
+        <w:rPr>
+          <w:rFonts w:hint="cs"/>
+        </w:rPr>
+        <w:t>ד</w:t>
+      </w:r>
+      <w:r>
+        <w:t xml:space="preserve"> נכנס בכל פעם, והמידע לא מתקלקל.</w:t>
       </w:r>
     </w:p>
     <w:tbl>
@@ -9184,7 +9603,23 @@
                 <w:color w:val="F8F8F2"/>
                 <w:sz w:val="18"/>
               </w:rPr>
-              <w:t>// ChessServer.java - תהליכון לכל לקוח</w:t>
+              <w:t xml:space="preserve">// ChessServer.java - </w:t>
+            </w:r>
+            <w:r>
+              <w:rPr>
+                <w:rFonts w:ascii="Consolas" w:hAnsi="Consolas" w:hint="cs"/>
+                <w:color w:val="F8F8F2"/>
+                <w:sz w:val="18"/>
+              </w:rPr>
+              <w:t>תהליך</w:t>
+            </w:r>
+            <w:r>
+              <w:rPr>
+                <w:rFonts w:ascii="Consolas" w:hAnsi="Consolas"/>
+                <w:color w:val="F8F8F2"/>
+                <w:sz w:val="18"/>
+              </w:rPr>
+              <w:t xml:space="preserve"> לכל לקוח</w:t>
             </w:r>
           </w:p>
           <w:p>
@@ -9241,7 +9676,7 @@
         <w:bidi w:val="0"/>
         <w:spacing w:after="160"/>
       </w:pPr>
-      <w:bookmarkStart w:id="13" w:name="_Toc230974473"/>
+      <w:bookmarkStart w:id="13" w:name="_Toc230978740"/>
       <w:r>
         <w:rPr>
           <w:rFonts w:ascii="Arial" w:hAnsi="Arial"/>
@@ -9273,7 +9708,7 @@
         <w:bidi w:val="0"/>
         <w:spacing w:before="280" w:after="160"/>
       </w:pPr>
-      <w:bookmarkStart w:id="14" w:name="_Toc230974474"/>
+      <w:bookmarkStart w:id="14" w:name="_Toc230978741"/>
       <w:r>
         <w:rPr>
           <w:rFonts w:ascii="Arial" w:hAnsi="Arial"/>
@@ -9289,7 +9724,7 @@
         <w:bidi w:val="0"/>
         <w:spacing w:after="160"/>
       </w:pPr>
-      <w:bookmarkStart w:id="15" w:name="_Toc230974475"/>
+      <w:bookmarkStart w:id="15" w:name="_Toc230978742"/>
       <w:r>
         <w:rPr>
           <w:rFonts w:ascii="Arial" w:hAnsi="Arial"/>
@@ -9710,7 +10145,7 @@
         <w:bidi w:val="0"/>
         <w:spacing w:after="160"/>
       </w:pPr>
-      <w:bookmarkStart w:id="16" w:name="_Toc230974476"/>
+      <w:bookmarkStart w:id="16" w:name="_Toc230978743"/>
       <w:r>
         <w:rPr>
           <w:rFonts w:ascii="Arial" w:hAnsi="Arial"/>
@@ -9725,7 +10160,7 @@
         <w:bidi w:val="0"/>
         <w:spacing w:after="160"/>
       </w:pPr>
-      <w:bookmarkStart w:id="17" w:name="_Toc230974477"/>
+      <w:bookmarkStart w:id="17" w:name="_Toc230978744"/>
       <w:r>
         <w:rPr>
           <w:rFonts w:ascii="Arial" w:hAnsi="Arial"/>
@@ -9897,7 +10332,7 @@
         <w:bidi w:val="0"/>
         <w:spacing w:after="160"/>
       </w:pPr>
-      <w:bookmarkStart w:id="18" w:name="_Toc230974478"/>
+      <w:bookmarkStart w:id="18" w:name="_Toc230978745"/>
       <w:r>
         <w:rPr>
           <w:rFonts w:ascii="Arial" w:hAnsi="Arial"/>
@@ -10070,7 +10505,7 @@
         <w:bidi w:val="0"/>
         <w:spacing w:after="160"/>
       </w:pPr>
-      <w:bookmarkStart w:id="19" w:name="_Toc230974479"/>
+      <w:bookmarkStart w:id="19" w:name="_Toc230978746"/>
       <w:r>
         <w:rPr>
           <w:rFonts w:ascii="Arial" w:hAnsi="Arial"/>
@@ -10228,7 +10663,7 @@
         <w:bidi w:val="0"/>
         <w:spacing w:after="160"/>
       </w:pPr>
-      <w:bookmarkStart w:id="20" w:name="_Toc230974480"/>
+      <w:bookmarkStart w:id="20" w:name="_Toc230978747"/>
       <w:r>
         <w:rPr>
           <w:rFonts w:ascii="Arial" w:hAnsi="Arial"/>
@@ -10430,7 +10865,7 @@
         <w:bidi w:val="0"/>
         <w:spacing w:after="160"/>
       </w:pPr>
-      <w:bookmarkStart w:id="21" w:name="_Toc230974481"/>
+      <w:bookmarkStart w:id="21" w:name="_Toc230978748"/>
       <w:r>
         <w:rPr>
           <w:rFonts w:ascii="Arial" w:hAnsi="Arial"/>
@@ -10770,7 +11205,7 @@
               <w:rPr>
                 <w:sz w:val="20"/>
               </w:rPr>
-              <w:t>גיבוב סיסמאות ושמירה בקובץ</w:t>
+              <w:t>ערבול סיסמאות ושמירה בקובץ</w:t>
             </w:r>
           </w:p>
         </w:tc>
@@ -11002,7 +11437,7 @@
         <w:bidi w:val="0"/>
         <w:spacing w:after="160"/>
       </w:pPr>
-      <w:bookmarkStart w:id="22" w:name="_Toc230974482"/>
+      <w:bookmarkStart w:id="22" w:name="_Toc230978749"/>
       <w:r>
         <w:rPr>
           <w:rFonts w:ascii="Arial" w:hAnsi="Arial"/>
@@ -11017,7 +11452,7 @@
         <w:bidi w:val="0"/>
         <w:spacing w:after="160"/>
       </w:pPr>
-      <w:bookmarkStart w:id="23" w:name="_Toc230974483"/>
+      <w:bookmarkStart w:id="23" w:name="_Toc230978750"/>
       <w:r>
         <w:rPr>
           <w:rFonts w:ascii="Arial" w:hAnsi="Arial"/>
@@ -11222,7 +11657,7 @@
         <w:bidi w:val="0"/>
         <w:spacing w:after="160"/>
       </w:pPr>
-      <w:bookmarkStart w:id="24" w:name="_Toc230974484"/>
+      <w:bookmarkStart w:id="24" w:name="_Toc230978751"/>
       <w:r>
         <w:rPr>
           <w:rFonts w:ascii="Arial" w:hAnsi="Arial"/>
@@ -11246,7 +11681,7 @@
         <w:spacing w:before="20" w:after="20" w:line="240" w:lineRule="auto"/>
       </w:pPr>
       <w:r>
-        <w:t>●  ✅ חמדנות (greedy) — נבחרה. פשוטה להבנה, מנצחת מהלכים אקראיים, ומתאימה להיקף הפרויקט.</w:t>
+        <w:t>●  חמדנות (greedy) — נבחרה. פשוטה להבנה, מנצחת מהלכים אקראיים, ומתאימה להיקף הפרויקט.</w:t>
       </w:r>
     </w:p>
     <w:p>
@@ -11255,7 +11690,7 @@
         <w:spacing w:before="20" w:after="20" w:line="240" w:lineRule="auto"/>
       </w:pPr>
       <w:r>
-        <w:t>●  ⏳ Minimax עם Alpha-Beta — חלופה חזקה יותר שמסתכלת כמה מהלכים קדימה. נדחתה כי היא מורכבת מדי לרמת 5 יחידות ומכבידה על הקוד.</w:t>
+        <w:t>●  Minimax עם Alpha-Beta — חלופה חזקה יותר שמסתכלת כמה מהלכים קדימה. נדחתה כי היא מורכבת מדי לרמת 5 יחידות ומכבידה על הקוד.</w:t>
       </w:r>
     </w:p>
     <w:p>
@@ -11264,7 +11699,7 @@
         <w:spacing w:before="20" w:after="20" w:line="240" w:lineRule="auto"/>
       </w:pPr>
       <w:r>
-        <w:t>●  ⏳ רשת נוירונים — נדחתה לחלוטין; דורשת אימון וחומרה, הרבה מעבר להיקף.</w:t>
+        <w:t>●  רשת נוירונים — נדחתה לחלוטין; דורשת אימון וחומרה, הרבה מעבר להיקף.</w:t>
       </w:r>
     </w:p>
     <w:p>
@@ -11273,7 +11708,7 @@
         <w:bidi w:val="0"/>
         <w:spacing w:after="160"/>
       </w:pPr>
-      <w:bookmarkStart w:id="25" w:name="_Toc230974485"/>
+      <w:bookmarkStart w:id="25" w:name="_Toc230978752"/>
       <w:r>
         <w:rPr>
           <w:rFonts w:ascii="Arial" w:hAnsi="Arial"/>
@@ -11288,7 +11723,7 @@
         <w:spacing w:before="20" w:after="20" w:line="240" w:lineRule="auto"/>
       </w:pPr>
       <w:r>
-        <w:t>●  ✅ JSON על TCP, שורה לכל הודעה — נבחר. קריא, קל לפענוח, וקל לבדיקה.</w:t>
+        <w:t>●  JSON על TCP, שורה לכל הודעה — נבחר. קריא, קל לפענוח, וקל לבדיקה.</w:t>
       </w:r>
     </w:p>
     <w:p>
@@ -11297,7 +11732,7 @@
         <w:spacing w:before="20" w:after="20" w:line="240" w:lineRule="auto"/>
       </w:pPr>
       <w:r>
-        <w:t>●  ⏳ פרוטוקול בינארי — קומפקטי יותר, אבל קשה לקריאה ולניפוי שגיאות. נדחה.</w:t>
+        <w:t>●  פרוטוקול בינארי — קומפקטי יותר, אבל קשה לקריאה ולניפוי שגיאות. נדחה.</w:t>
       </w:r>
     </w:p>
     <w:p>
@@ -11306,7 +11741,7 @@
         <w:bidi w:val="0"/>
         <w:spacing w:after="160"/>
       </w:pPr>
-      <w:bookmarkStart w:id="26" w:name="_Toc230974486"/>
+      <w:bookmarkStart w:id="26" w:name="_Toc230978753"/>
       <w:r>
         <w:rPr>
           <w:rFonts w:ascii="Arial" w:hAnsi="Arial"/>
@@ -11338,7 +11773,7 @@
         <w:bidi w:val="0"/>
         <w:spacing w:before="280" w:after="160"/>
       </w:pPr>
-      <w:bookmarkStart w:id="27" w:name="_Toc230974487"/>
+      <w:bookmarkStart w:id="27" w:name="_Toc230978754"/>
       <w:r>
         <w:rPr>
           <w:rFonts w:ascii="Arial" w:hAnsi="Arial"/>
@@ -11354,7 +11789,7 @@
         <w:bidi w:val="0"/>
         <w:spacing w:after="160"/>
       </w:pPr>
-      <w:bookmarkStart w:id="28" w:name="_Toc230974488"/>
+      <w:bookmarkStart w:id="28" w:name="_Toc230978755"/>
       <w:r>
         <w:rPr>
           <w:rFonts w:ascii="Arial" w:hAnsi="Arial"/>
@@ -11756,7 +12191,7 @@
               <w:rPr>
                 <w:sz w:val="20"/>
               </w:rPr>
-              <w:t>הרשמה/התחברות + גיבוב סיסמאות + users.json</w:t>
+              <w:t>הרשמה/התחברות + ערבול סיסמאות + users.json</w:t>
             </w:r>
           </w:p>
         </w:tc>
@@ -12148,7 +12583,7 @@
         <w:bidi w:val="0"/>
         <w:spacing w:after="160"/>
       </w:pPr>
-      <w:bookmarkStart w:id="29" w:name="_Toc230974489"/>
+      <w:bookmarkStart w:id="29" w:name="_Toc230978756"/>
       <w:r>
         <w:rPr>
           <w:rFonts w:ascii="Arial" w:hAnsi="Arial"/>
@@ -12511,7 +12946,7 @@
         <w:bidi w:val="0"/>
         <w:spacing w:after="160"/>
       </w:pPr>
-      <w:bookmarkStart w:id="30" w:name="_Toc230974490"/>
+      <w:bookmarkStart w:id="30" w:name="_Toc230978757"/>
       <w:r>
         <w:rPr>
           <w:rFonts w:ascii="Arial" w:hAnsi="Arial"/>
@@ -12722,7 +13157,7 @@
         <w:bidi w:val="0"/>
         <w:spacing w:after="160"/>
       </w:pPr>
-      <w:bookmarkStart w:id="31" w:name="_Toc230974491"/>
+      <w:bookmarkStart w:id="31" w:name="_Toc230978758"/>
       <w:r>
         <w:rPr>
           <w:rFonts w:ascii="Arial" w:hAnsi="Arial"/>
@@ -12915,7 +13350,7 @@
         <w:bidi w:val="0"/>
         <w:spacing w:after="160"/>
       </w:pPr>
-      <w:bookmarkStart w:id="32" w:name="_Toc230974492"/>
+      <w:bookmarkStart w:id="32" w:name="_Toc230978759"/>
       <w:r>
         <w:rPr>
           <w:rFonts w:ascii="Arial" w:hAnsi="Arial"/>
@@ -13150,7 +13585,7 @@
         <w:bidi w:val="0"/>
         <w:spacing w:before="280" w:after="160"/>
       </w:pPr>
-      <w:bookmarkStart w:id="33" w:name="_Toc230974493"/>
+      <w:bookmarkStart w:id="33" w:name="_Toc230978760"/>
       <w:r>
         <w:rPr>
           <w:rFonts w:ascii="Arial" w:hAnsi="Arial"/>
@@ -13166,7 +13601,7 @@
         <w:bidi w:val="0"/>
         <w:spacing w:after="160"/>
       </w:pPr>
-      <w:bookmarkStart w:id="34" w:name="_Toc230974494"/>
+      <w:bookmarkStart w:id="34" w:name="_Toc230978761"/>
       <w:r>
         <w:rPr>
           <w:rFonts w:ascii="Arial" w:hAnsi="Arial"/>
@@ -13326,7 +13761,7 @@
         <w:bidi w:val="0"/>
         <w:spacing w:after="160"/>
       </w:pPr>
-      <w:bookmarkStart w:id="35" w:name="_Toc230974495"/>
+      <w:bookmarkStart w:id="35" w:name="_Toc230978762"/>
       <w:r>
         <w:rPr>
           <w:rFonts w:ascii="Arial" w:hAnsi="Arial"/>
@@ -13431,7 +13866,7 @@
         <w:bidi w:val="0"/>
         <w:spacing w:after="160"/>
       </w:pPr>
-      <w:bookmarkStart w:id="36" w:name="_Toc230974496"/>
+      <w:bookmarkStart w:id="36" w:name="_Toc230978763"/>
       <w:r>
         <w:rPr>
           <w:rFonts w:ascii="Arial" w:hAnsi="Arial"/>
@@ -13446,7 +13881,7 @@
         <w:bidi w:val="0"/>
         <w:spacing w:after="160"/>
       </w:pPr>
-      <w:bookmarkStart w:id="37" w:name="_Toc230974497"/>
+      <w:bookmarkStart w:id="37" w:name="_Toc230978764"/>
       <w:r>
         <w:rPr>
           <w:rFonts w:ascii="Arial" w:hAnsi="Arial"/>
@@ -13470,7 +13905,7 @@
         <w:bidi w:val="0"/>
         <w:spacing w:after="160"/>
       </w:pPr>
-      <w:bookmarkStart w:id="38" w:name="_Toc230974498"/>
+      <w:bookmarkStart w:id="38" w:name="_Toc230978765"/>
       <w:r>
         <w:rPr>
           <w:rFonts w:ascii="Arial" w:hAnsi="Arial"/>
@@ -13494,7 +13929,7 @@
         <w:bidi w:val="0"/>
         <w:spacing w:after="160"/>
       </w:pPr>
-      <w:bookmarkStart w:id="39" w:name="_Toc230974499"/>
+      <w:bookmarkStart w:id="39" w:name="_Toc230978766"/>
       <w:r>
         <w:rPr>
           <w:rFonts w:ascii="Arial" w:hAnsi="Arial"/>
@@ -13608,7 +14043,7 @@
         <w:bidi w:val="0"/>
         <w:spacing w:before="280" w:after="160"/>
       </w:pPr>
-      <w:bookmarkStart w:id="40" w:name="_Toc230974500"/>
+      <w:bookmarkStart w:id="40" w:name="_Toc230978767"/>
       <w:r>
         <w:rPr>
           <w:rFonts w:ascii="Arial" w:hAnsi="Arial"/>
@@ -13624,7 +14059,7 @@
         <w:bidi w:val="0"/>
         <w:spacing w:after="160"/>
       </w:pPr>
-      <w:bookmarkStart w:id="41" w:name="_Toc230974501"/>
+      <w:bookmarkStart w:id="41" w:name="_Toc230978768"/>
       <w:r>
         <w:rPr>
           <w:rFonts w:ascii="Arial" w:hAnsi="Arial"/>
@@ -13679,7 +14114,7 @@
         <w:bidi w:val="0"/>
         <w:spacing w:after="160"/>
       </w:pPr>
-      <w:bookmarkStart w:id="42" w:name="_Toc230974502"/>
+      <w:bookmarkStart w:id="42" w:name="_Toc230978769"/>
       <w:r>
         <w:rPr>
           <w:rFonts w:ascii="Arial" w:hAnsi="Arial"/>
@@ -13694,7 +14129,7 @@
         <w:spacing w:before="20" w:after="20" w:line="240" w:lineRule="auto"/>
       </w:pPr>
       <w:r>
-        <w:t>●  ההבדל בין גיבוב (hash, חד-כיווני, לסיסמאות) לבין הצפנה (דו-כיוונית).</w:t>
+        <w:t>●  ההבדל בין ערבול (hash, חד-כיווני, לסיסמאות) לבין הצפנה (דו-כיוונית).</w:t>
       </w:r>
     </w:p>
     <w:p>
@@ -13721,7 +14156,16 @@
         <w:spacing w:before="20" w:after="20" w:line="240" w:lineRule="auto"/>
       </w:pPr>
       <w:r>
-        <w:t>●  למה צריך תהליכון לכל לקוח, ולמה צריך synchronized על מידע משותף.</w:t>
+        <w:t xml:space="preserve">●  למה צריך </w:t>
+      </w:r>
+      <w:r>
+        <w:rPr>
+          <w:rFonts w:hint="cs"/>
+        </w:rPr>
+        <w:t>תהליך</w:t>
+      </w:r>
+      <w:r>
+        <w:t xml:space="preserve"> לכל לקוח, ולמה צריך synchronized על מידע משותף.</w:t>
       </w:r>
     </w:p>
     <w:p>
@@ -13766,7 +14210,7 @@
         <w:bidi w:val="0"/>
         <w:spacing w:after="160"/>
       </w:pPr>
-      <w:bookmarkStart w:id="43" w:name="_Toc230974503"/>
+      <w:bookmarkStart w:id="43" w:name="_Toc230978770"/>
       <w:r>
         <w:rPr>
           <w:rFonts w:ascii="Arial" w:hAnsi="Arial"/>
@@ -13825,7 +14269,7 @@
         <w:bidi w:val="0"/>
         <w:spacing w:before="280" w:after="160"/>
       </w:pPr>
-      <w:bookmarkStart w:id="44" w:name="_Toc230974504"/>
+      <w:bookmarkStart w:id="44" w:name="_Toc230978771"/>
       <w:r>
         <w:rPr>
           <w:rFonts w:ascii="Arial" w:hAnsi="Arial"/>
@@ -13850,7 +14294,7 @@
         <w:bidi w:val="0"/>
         <w:spacing w:after="160"/>
       </w:pPr>
-      <w:bookmarkStart w:id="45" w:name="_Toc230974505"/>
+      <w:bookmarkStart w:id="45" w:name="_Toc230978772"/>
       <w:r>
         <w:rPr>
           <w:rFonts w:ascii="Arial" w:hAnsi="Arial"/>
@@ -13887,7 +14331,7 @@
         <w:bidi w:val="0"/>
         <w:spacing w:after="160"/>
       </w:pPr>
-      <w:bookmarkStart w:id="46" w:name="_Toc230974506"/>
+      <w:bookmarkStart w:id="46" w:name="_Toc230978773"/>
       <w:r>
         <w:rPr>
           <w:rFonts w:ascii="Arial" w:hAnsi="Arial"/>
@@ -13915,7 +14359,16 @@
         <w:spacing w:before="40" w:after="80" w:line="240" w:lineRule="auto"/>
       </w:pPr>
       <w:r>
-        <w:t>עזר להבין Thread ו-synchronized, ואיך מריצים תהליכון נפרד לכל לקוח.</w:t>
+        <w:t xml:space="preserve">עזר להבין Thread ו-synchronized, ואיך מריצים </w:t>
+      </w:r>
+      <w:r>
+        <w:rPr>
+          <w:rFonts w:hint="cs"/>
+        </w:rPr>
+        <w:t>תהליך</w:t>
+      </w:r>
+      <w:r>
+        <w:t xml:space="preserve"> נפרד לכל לקוח.</w:t>
       </w:r>
     </w:p>
     <w:p>
@@ -13924,7 +14377,7 @@
         <w:bidi w:val="0"/>
         <w:spacing w:after="160"/>
       </w:pPr>
-      <w:bookmarkStart w:id="47" w:name="_Toc230974507"/>
+      <w:bookmarkStart w:id="47" w:name="_Toc230978774"/>
       <w:r>
         <w:rPr>
           <w:rFonts w:ascii="Arial" w:hAnsi="Arial"/>
@@ -13961,7 +14414,7 @@
         <w:bidi w:val="0"/>
         <w:spacing w:after="160"/>
       </w:pPr>
-      <w:bookmarkStart w:id="48" w:name="_Toc230974508"/>
+      <w:bookmarkStart w:id="48" w:name="_Toc230978775"/>
       <w:r>
         <w:rPr>
           <w:rFonts w:ascii="Arial" w:hAnsi="Arial"/>
@@ -13998,7 +14451,7 @@
         <w:bidi w:val="0"/>
         <w:spacing w:after="160"/>
       </w:pPr>
-      <w:bookmarkStart w:id="49" w:name="_Toc230974509"/>
+      <w:bookmarkStart w:id="49" w:name="_Toc230978776"/>
       <w:r>
         <w:rPr>
           <w:rFonts w:ascii="Arial" w:hAnsi="Arial"/>
@@ -14035,7 +14488,7 @@
         <w:bidi w:val="0"/>
         <w:spacing w:after="160"/>
       </w:pPr>
-      <w:bookmarkStart w:id="50" w:name="_Toc230974510"/>
+      <w:bookmarkStart w:id="50" w:name="_Toc230978777"/>
       <w:r>
         <w:rPr>
           <w:rFonts w:ascii="Arial" w:hAnsi="Arial"/>
@@ -14080,7 +14533,7 @@
         <w:bidi w:val="0"/>
         <w:spacing w:before="280" w:after="160"/>
       </w:pPr>
-      <w:bookmarkStart w:id="51" w:name="_Toc230974511"/>
+      <w:bookmarkStart w:id="51" w:name="_Toc230978778"/>
       <w:r>
         <w:rPr>
           <w:rFonts w:ascii="Arial" w:hAnsi="Arial"/>
@@ -14105,7 +14558,7 @@
         <w:bidi w:val="0"/>
         <w:spacing w:after="160"/>
       </w:pPr>
-      <w:bookmarkStart w:id="52" w:name="_Toc230974512"/>
+      <w:bookmarkStart w:id="52" w:name="_Toc230978779"/>
       <w:r>
         <w:rPr>
           <w:rFonts w:ascii="Arial" w:hAnsi="Arial"/>
@@ -14397,7 +14850,7 @@
         <w:bidi w:val="0"/>
         <w:spacing w:after="160"/>
       </w:pPr>
-      <w:bookmarkStart w:id="53" w:name="_Toc230974513"/>
+      <w:bookmarkStart w:id="53" w:name="_Toc230978780"/>
       <w:r>
         <w:rPr>
           <w:rFonts w:ascii="Arial" w:hAnsi="Arial"/>
@@ -15365,7 +15818,7 @@
         <w:bidi w:val="0"/>
         <w:spacing w:after="160"/>
       </w:pPr>
-      <w:bookmarkStart w:id="54" w:name="_Toc230974514"/>
+      <w:bookmarkStart w:id="54" w:name="_Toc230978781"/>
       <w:r>
         <w:rPr>
           <w:rFonts w:ascii="Arial" w:hAnsi="Arial"/>
@@ -16049,7 +16502,7 @@
         <w:bidi w:val="0"/>
         <w:spacing w:after="160"/>
       </w:pPr>
-      <w:bookmarkStart w:id="55" w:name="_Toc230974515"/>
+      <w:bookmarkStart w:id="55" w:name="_Toc230978782"/>
       <w:r>
         <w:rPr>
           <w:rFonts w:ascii="Arial" w:hAnsi="Arial"/>
@@ -16417,7 +16870,7 @@
         <w:bidi w:val="0"/>
         <w:spacing w:after="160"/>
       </w:pPr>
-      <w:bookmarkStart w:id="56" w:name="_Toc230974516"/>
+      <w:bookmarkStart w:id="56" w:name="_Toc230978783"/>
       <w:r>
         <w:rPr>
           <w:rFonts w:ascii="Arial" w:hAnsi="Arial"/>
@@ -16755,7 +17208,7 @@
         <w:bidi w:val="0"/>
         <w:spacing w:after="160"/>
       </w:pPr>
-      <w:bookmarkStart w:id="57" w:name="_Toc230974517"/>
+      <w:bookmarkStart w:id="57" w:name="_Toc230978784"/>
       <w:r>
         <w:rPr>
           <w:rFonts w:ascii="Arial" w:hAnsi="Arial"/>
@@ -17092,7 +17545,7 @@
         <w:bidi w:val="0"/>
         <w:spacing w:after="160"/>
       </w:pPr>
-      <w:bookmarkStart w:id="58" w:name="_Toc230974518"/>
+      <w:bookmarkStart w:id="58" w:name="_Toc230978785"/>
       <w:r>
         <w:rPr>
           <w:rFonts w:ascii="Arial" w:hAnsi="Arial"/>
@@ -17460,7 +17913,7 @@
         <w:bidi w:val="0"/>
         <w:spacing w:after="160"/>
       </w:pPr>
-      <w:bookmarkStart w:id="59" w:name="_Toc230974519"/>
+      <w:bookmarkStart w:id="59" w:name="_Toc230978786"/>
       <w:r>
         <w:rPr>
           <w:rFonts w:ascii="Arial" w:hAnsi="Arial"/>
@@ -17828,7 +18281,7 @@
         <w:bidi w:val="0"/>
         <w:spacing w:after="160"/>
       </w:pPr>
-      <w:bookmarkStart w:id="60" w:name="_Toc230974520"/>
+      <w:bookmarkStart w:id="60" w:name="_Toc230978787"/>
       <w:r>
         <w:rPr>
           <w:rFonts w:ascii="Arial" w:hAnsi="Arial"/>
@@ -21260,7 +21713,7 @@
         <w:bidi w:val="0"/>
         <w:spacing w:after="160"/>
       </w:pPr>
-      <w:bookmarkStart w:id="61" w:name="_Toc230974521"/>
+      <w:bookmarkStart w:id="61" w:name="_Toc230978788"/>
       <w:r>
         <w:rPr>
           <w:rFonts w:ascii="Arial" w:hAnsi="Arial"/>
@@ -22304,7 +22757,7 @@
         <w:bidi w:val="0"/>
         <w:spacing w:after="160"/>
       </w:pPr>
-      <w:bookmarkStart w:id="62" w:name="_Toc230974522"/>
+      <w:bookmarkStart w:id="62" w:name="_Toc230978789"/>
       <w:r>
         <w:rPr>
           <w:rFonts w:ascii="Arial" w:hAnsi="Arial"/>
@@ -23754,7 +24207,7 @@
         <w:bidi w:val="0"/>
         <w:spacing w:after="160"/>
       </w:pPr>
-      <w:bookmarkStart w:id="63" w:name="_Toc230974523"/>
+      <w:bookmarkStart w:id="63" w:name="_Toc230978790"/>
       <w:r>
         <w:rPr>
           <w:rFonts w:ascii="Arial" w:hAnsi="Arial"/>
@@ -26345,7 +26798,7 @@
         <w:bidi w:val="0"/>
         <w:spacing w:after="160"/>
       </w:pPr>
-      <w:bookmarkStart w:id="64" w:name="_Toc230974524"/>
+      <w:bookmarkStart w:id="64" w:name="_Toc230978791"/>
       <w:r>
         <w:rPr>
           <w:rFonts w:ascii="Arial" w:hAnsi="Arial"/>
@@ -26698,7 +27151,7 @@
         <w:bidi w:val="0"/>
         <w:spacing w:after="160"/>
       </w:pPr>
-      <w:bookmarkStart w:id="65" w:name="_Toc230974525"/>
+      <w:bookmarkStart w:id="65" w:name="_Toc230978792"/>
       <w:r>
         <w:rPr>
           <w:rFonts w:ascii="Arial" w:hAnsi="Arial"/>
@@ -28478,7 +28931,7 @@
         <w:bidi w:val="0"/>
         <w:spacing w:after="160"/>
       </w:pPr>
-      <w:bookmarkStart w:id="66" w:name="_Toc230974526"/>
+      <w:bookmarkStart w:id="66" w:name="_Toc230978793"/>
       <w:r>
         <w:rPr>
           <w:rFonts w:ascii="Arial" w:hAnsi="Arial"/>
@@ -31264,7 +31717,7 @@
         <w:bidi w:val="0"/>
         <w:spacing w:after="160"/>
       </w:pPr>
-      <w:bookmarkStart w:id="67" w:name="_Toc230974527"/>
+      <w:bookmarkStart w:id="67" w:name="_Toc230978794"/>
       <w:r>
         <w:rPr>
           <w:rFonts w:ascii="Arial" w:hAnsi="Arial"/>
@@ -31738,7 +32191,7 @@
         <w:bidi w:val="0"/>
         <w:spacing w:after="160"/>
       </w:pPr>
-      <w:bookmarkStart w:id="68" w:name="_Toc230974528"/>
+      <w:bookmarkStart w:id="68" w:name="_Toc230978795"/>
       <w:r>
         <w:rPr>
           <w:rFonts w:ascii="Arial" w:hAnsi="Arial"/>
@@ -32557,7 +33010,7 @@
         <w:bidi w:val="0"/>
         <w:spacing w:after="160"/>
       </w:pPr>
-      <w:bookmarkStart w:id="69" w:name="_Toc230974529"/>
+      <w:bookmarkStart w:id="69" w:name="_Toc230978796"/>
       <w:r>
         <w:rPr>
           <w:rFonts w:ascii="Arial" w:hAnsi="Arial"/>
@@ -40705,7 +41158,7 @@
         <w:bidi w:val="0"/>
         <w:spacing w:after="160"/>
       </w:pPr>
-      <w:bookmarkStart w:id="70" w:name="_Toc230974530"/>
+      <w:bookmarkStart w:id="70" w:name="_Toc230978797"/>
       <w:r>
         <w:rPr>
           <w:rFonts w:ascii="Arial" w:hAnsi="Arial"/>
@@ -41053,7 +41506,7 @@
         <w:bidi w:val="0"/>
         <w:spacing w:before="280" w:after="160"/>
       </w:pPr>
-      <w:bookmarkStart w:id="71" w:name="_Toc230974531"/>
+      <w:bookmarkStart w:id="71" w:name="_Toc230978798"/>
       <w:r>
         <w:rPr>
           <w:rFonts w:ascii="Arial" w:hAnsi="Arial"/>
@@ -41069,7 +41522,7 @@
         <w:bidi w:val="0"/>
         <w:spacing w:after="160"/>
       </w:pPr>
-      <w:bookmarkStart w:id="72" w:name="_Toc230974532"/>
+      <w:bookmarkStart w:id="72" w:name="_Toc230978799"/>
       <w:r>
         <w:rPr>
           <w:rFonts w:ascii="Arial" w:hAnsi="Arial"/>
@@ -41580,7 +42033,7 @@
         <w:bidi w:val="0"/>
         <w:spacing w:after="160"/>
       </w:pPr>
-      <w:bookmarkStart w:id="73" w:name="_Toc230974533"/>
+      <w:bookmarkStart w:id="73" w:name="_Toc230978800"/>
       <w:r>
         <w:rPr>
           <w:rFonts w:ascii="Arial" w:hAnsi="Arial"/>
@@ -41985,7 +42438,7 @@
         <w:bidi w:val="0"/>
         <w:spacing w:after="160"/>
       </w:pPr>
-      <w:bookmarkStart w:id="74" w:name="_Toc230974534"/>
+      <w:bookmarkStart w:id="74" w:name="_Toc230978801"/>
       <w:r>
         <w:rPr>
           <w:rFonts w:ascii="Arial" w:hAnsi="Arial"/>
@@ -42182,7 +42635,7 @@
         <w:bidi w:val="0"/>
         <w:spacing w:before="280" w:after="160"/>
       </w:pPr>
-      <w:bookmarkStart w:id="75" w:name="_Toc230974535"/>
+      <w:bookmarkStart w:id="75" w:name="_Toc230978802"/>
       <w:r>
         <w:rPr>
           <w:rFonts w:ascii="Arial" w:hAnsi="Arial"/>
@@ -42207,7 +42660,7 @@
         <w:bidi w:val="0"/>
         <w:spacing w:after="160"/>
       </w:pPr>
-      <w:bookmarkStart w:id="76" w:name="_Toc230974536"/>
+      <w:bookmarkStart w:id="76" w:name="_Toc230978803"/>
       <w:r>
         <w:rPr>
           <w:rFonts w:ascii="Arial" w:hAnsi="Arial"/>
@@ -42346,12 +42799,12 @@
         <w:bidi w:val="0"/>
         <w:spacing w:after="160"/>
       </w:pPr>
-      <w:bookmarkStart w:id="77" w:name="_Toc230974537"/>
+      <w:bookmarkStart w:id="77" w:name="_Toc230978804"/>
       <w:r>
         <w:rPr>
           <w:rFonts w:ascii="Arial" w:hAnsi="Arial"/>
         </w:rPr>
-        <w:t>ג.2 גיבוב והצפנה</w:t>
+        <w:t>ג.2 ערבול והצפנה</w:t>
       </w:r>
       <w:bookmarkEnd w:id="77"/>
     </w:p>
@@ -42398,7 +42851,7 @@
         <w:t xml:space="preserve">ש: </w:t>
       </w:r>
       <w:r>
-        <w:t>מה ההבדל בין גיבוב להצפנה?</w:t>
+        <w:t>מה ההבדל בין ערבול להצפנה?</w:t>
       </w:r>
     </w:p>
     <w:p>
@@ -42414,7 +42867,7 @@
         <w:t xml:space="preserve">ת: </w:t>
       </w:r>
       <w:r>
-        <w:t>הצפנה דו-כיוונית — אפשר לפענח בחזרה עם מפתח. גיבוב חד-כיווני — אי אפשר לשחזר את הקלט. לסיסמאות משתמשים בגיבוב.</w:t>
+        <w:t>הצפנה דו-כיוונית — אפשר לפענח בחזרה עם מפתח. ערבול חד-כיווני — אי אפשר לשחזר את הקלט. לסיסמאות משתמשים בערבול.</w:t>
       </w:r>
     </w:p>
     <w:p>
@@ -42445,7 +42898,7 @@
         <w:t xml:space="preserve">ת: </w:t>
       </w:r>
       <w:r>
-        <w:t>מחרוזת אקראית שמתווספת לסיסמה לפני הגיבוב. בלעדיו, שתי סיסמאות זהות מקבלות hash זהה, וזה מאפשר התקפה בעזרת טבלאות מוכנות (rainbow tables).</w:t>
+        <w:t>מחרוזת אקראית שמתווספת לסיסמה לפני הערבול. בלעדיו, שתי סיסמאות זהות מקבלות hash זהה, וזה מאפשר התקפה בעזרת טבלאות מוכנות (rainbow tables).</w:t>
       </w:r>
     </w:p>
     <w:p>
@@ -42485,7 +42938,7 @@
         <w:bidi w:val="0"/>
         <w:spacing w:after="160"/>
       </w:pPr>
-      <w:bookmarkStart w:id="78" w:name="_Toc230974538"/>
+      <w:bookmarkStart w:id="78" w:name="_Toc230978805"/>
       <w:r>
         <w:rPr>
           <w:rFonts w:ascii="Arial" w:hAnsi="Arial"/>
@@ -42584,7 +43037,34 @@
         <w:t xml:space="preserve">ת: </w:t>
       </w:r>
       <w:r>
-        <w:t>מילת מפתח שמבטיחה שרק תהליכון אחד יריץ את המתודה בו-זמנית, כדי שמידע משותף (כמו מצב המשחק או התור) לא יתקלקל. זה התחליף ל-Lock.</w:t>
+        <w:t xml:space="preserve">מילת מפתח שמבטיחה שרק </w:t>
+      </w:r>
+      <w:r>
+        <w:rPr>
+          <w:rFonts w:hint="cs"/>
+        </w:rPr>
+        <w:t>תהליך</w:t>
+      </w:r>
+      <w:r>
+        <w:t xml:space="preserve"> אח</w:t>
+      </w:r>
+      <w:r>
+        <w:rPr>
+          <w:rFonts w:hint="cs"/>
+        </w:rPr>
+        <w:t>ד</w:t>
+      </w:r>
+      <w:r>
+        <w:t xml:space="preserve"> </w:t>
+      </w:r>
+      <w:r>
+        <w:rPr>
+          <w:rFonts w:hint="cs"/>
+        </w:rPr>
+        <w:t>י</w:t>
+      </w:r>
+      <w:r>
+        <w:t>ריץ את המתודה בו-זמנית, כדי שמידע משותף (כמו מצב המשחק או התור) לא יתקלקל. זה התחליף ל-Lock.</w:t>
       </w:r>
     </w:p>
     <w:p>
@@ -42593,7 +43073,7 @@
         <w:bidi w:val="0"/>
         <w:spacing w:after="160"/>
       </w:pPr>
-      <w:bookmarkStart w:id="79" w:name="_Toc230974539"/>
+      <w:bookmarkStart w:id="79" w:name="_Toc230978806"/>
       <w:r>
         <w:rPr>
           <w:rFonts w:ascii="Arial" w:hAnsi="Arial"/>
@@ -43005,31 +43485,31 @@
       </w:rPr>
     </w:lvl>
   </w:abstractNum>
-  <w:num w:numId="1" w16cid:durableId="1894925577">
+  <w:num w:numId="1" w16cid:durableId="2076732553">
     <w:abstractNumId w:val="8"/>
   </w:num>
-  <w:num w:numId="2" w16cid:durableId="429130358">
+  <w:num w:numId="2" w16cid:durableId="1575119432">
     <w:abstractNumId w:val="6"/>
   </w:num>
-  <w:num w:numId="3" w16cid:durableId="139545444">
+  <w:num w:numId="3" w16cid:durableId="1355644688">
     <w:abstractNumId w:val="5"/>
   </w:num>
-  <w:num w:numId="4" w16cid:durableId="596642027">
+  <w:num w:numId="4" w16cid:durableId="1393626083">
     <w:abstractNumId w:val="4"/>
   </w:num>
-  <w:num w:numId="5" w16cid:durableId="1490512441">
+  <w:num w:numId="5" w16cid:durableId="893934609">
     <w:abstractNumId w:val="7"/>
   </w:num>
-  <w:num w:numId="6" w16cid:durableId="75444703">
+  <w:num w:numId="6" w16cid:durableId="1620648415">
     <w:abstractNumId w:val="3"/>
   </w:num>
-  <w:num w:numId="7" w16cid:durableId="1705986492">
+  <w:num w:numId="7" w16cid:durableId="130443954">
     <w:abstractNumId w:val="2"/>
   </w:num>
-  <w:num w:numId="8" w16cid:durableId="746345081">
+  <w:num w:numId="8" w16cid:durableId="118302194">
     <w:abstractNumId w:val="1"/>
   </w:num>
-  <w:num w:numId="9" w16cid:durableId="294679020">
+  <w:num w:numId="9" w16cid:durableId="439569776">
     <w:abstractNumId w:val="0"/>
   </w:num>
 </w:numbering>
@@ -54429,7 +54909,7 @@
     <w:autoRedefine/>
     <w:uiPriority w:val="39"/>
     <w:unhideWhenUsed/>
-    <w:rsid w:val="00904D97"/>
+    <w:rsid w:val="00203CEB"/>
     <w:pPr>
       <w:spacing w:after="100"/>
     </w:pPr>
@@ -54441,7 +54921,7 @@
     <w:autoRedefine/>
     <w:uiPriority w:val="39"/>
     <w:unhideWhenUsed/>
-    <w:rsid w:val="00904D97"/>
+    <w:rsid w:val="00203CEB"/>
     <w:pPr>
       <w:spacing w:after="100"/>
       <w:ind w:left="220"/>
@@ -54454,7 +54934,7 @@
     <w:autoRedefine/>
     <w:uiPriority w:val="39"/>
     <w:unhideWhenUsed/>
-    <w:rsid w:val="00904D97"/>
+    <w:rsid w:val="00203CEB"/>
     <w:pPr>
       <w:spacing w:after="100"/>
       <w:ind w:left="440"/>
@@ -54467,7 +54947,7 @@
     <w:autoRedefine/>
     <w:uiPriority w:val="39"/>
     <w:unhideWhenUsed/>
-    <w:rsid w:val="00904D97"/>
+    <w:rsid w:val="00203CEB"/>
     <w:pPr>
       <w:bidi w:val="0"/>
       <w:spacing w:after="100" w:line="278" w:lineRule="auto"/>
@@ -54491,7 +54971,7 @@
     <w:autoRedefine/>
     <w:uiPriority w:val="39"/>
     <w:unhideWhenUsed/>
-    <w:rsid w:val="00904D97"/>
+    <w:rsid w:val="00203CEB"/>
     <w:pPr>
       <w:bidi w:val="0"/>
       <w:spacing w:after="100" w:line="278" w:lineRule="auto"/>
@@ -54515,7 +54995,7 @@
     <w:autoRedefine/>
     <w:uiPriority w:val="39"/>
     <w:unhideWhenUsed/>
-    <w:rsid w:val="00904D97"/>
+    <w:rsid w:val="00203CEB"/>
     <w:pPr>
       <w:bidi w:val="0"/>
       <w:spacing w:after="100" w:line="278" w:lineRule="auto"/>
@@ -54539,7 +55019,7 @@
     <w:autoRedefine/>
     <w:uiPriority w:val="39"/>
     <w:unhideWhenUsed/>
-    <w:rsid w:val="00904D97"/>
+    <w:rsid w:val="00203CEB"/>
     <w:pPr>
       <w:bidi w:val="0"/>
       <w:spacing w:after="100" w:line="278" w:lineRule="auto"/>
@@ -54563,7 +55043,7 @@
     <w:autoRedefine/>
     <w:uiPriority w:val="39"/>
     <w:unhideWhenUsed/>
-    <w:rsid w:val="00904D97"/>
+    <w:rsid w:val="00203CEB"/>
     <w:pPr>
       <w:bidi w:val="0"/>
       <w:spacing w:after="100" w:line="278" w:lineRule="auto"/>
@@ -54587,7 +55067,7 @@
     <w:autoRedefine/>
     <w:uiPriority w:val="39"/>
     <w:unhideWhenUsed/>
-    <w:rsid w:val="00904D97"/>
+    <w:rsid w:val="00203CEB"/>
     <w:pPr>
       <w:bidi w:val="0"/>
       <w:spacing w:after="100" w:line="278" w:lineRule="auto"/>
@@ -54609,7 +55089,7 @@
     <w:basedOn w:val="DefaultParagraphFont"/>
     <w:uiPriority w:val="99"/>
     <w:unhideWhenUsed/>
-    <w:rsid w:val="00904D97"/>
+    <w:rsid w:val="00203CEB"/>
     <w:rPr>
       <w:color w:val="0000FF" w:themeColor="hyperlink"/>
       <w:u w:val="single"/>
@@ -54621,7 +55101,7 @@
     <w:uiPriority w:val="99"/>
     <w:semiHidden/>
     <w:unhideWhenUsed/>
-    <w:rsid w:val="00904D97"/>
+    <w:rsid w:val="00203CEB"/>
     <w:rPr>
       <w:color w:val="605E5C"/>
       <w:shd w:val="clear" w:color="auto" w:fill="E1DFDD"/>

--- a/תיק-פרויקט.docx
+++ b/תיק-פרויקט.docx
@@ -484,6 +484,7 @@
           <w:rPr>
             <w:noProof/>
             <w:webHidden/>
+            <w:rtl w:val="0"/>
           </w:rPr>
           <w:t>2</w:t>
         </w:r>
@@ -565,6 +566,7 @@
           <w:rPr>
             <w:noProof/>
             <w:webHidden/>
+            <w:rtl w:val="0"/>
           </w:rPr>
           <w:t>5</w:t>
         </w:r>
@@ -646,6 +648,7 @@
           <w:rPr>
             <w:noProof/>
             <w:webHidden/>
+            <w:rtl w:val="0"/>
           </w:rPr>
           <w:t>5</w:t>
         </w:r>
@@ -727,6 +730,7 @@
           <w:rPr>
             <w:noProof/>
             <w:webHidden/>
+            <w:rtl w:val="0"/>
           </w:rPr>
           <w:t>5</w:t>
         </w:r>
@@ -808,6 +812,7 @@
           <w:rPr>
             <w:noProof/>
             <w:webHidden/>
+            <w:rtl w:val="0"/>
           </w:rPr>
           <w:t>5</w:t>
         </w:r>
@@ -889,6 +894,7 @@
           <w:rPr>
             <w:noProof/>
             <w:webHidden/>
+            <w:rtl w:val="0"/>
           </w:rPr>
           <w:t>6</w:t>
         </w:r>
@@ -970,6 +976,7 @@
           <w:rPr>
             <w:noProof/>
             <w:webHidden/>
+            <w:rtl w:val="0"/>
           </w:rPr>
           <w:t>6</w:t>
         </w:r>
@@ -1051,6 +1058,7 @@
           <w:rPr>
             <w:noProof/>
             <w:webHidden/>
+            <w:rtl w:val="0"/>
           </w:rPr>
           <w:t>6</w:t>
         </w:r>
@@ -1132,6 +1140,7 @@
           <w:rPr>
             <w:noProof/>
             <w:webHidden/>
+            <w:rtl w:val="0"/>
           </w:rPr>
           <w:t>8</w:t>
         </w:r>
@@ -1213,6 +1222,7 @@
           <w:rPr>
             <w:noProof/>
             <w:webHidden/>
+            <w:rtl w:val="0"/>
           </w:rPr>
           <w:t>8</w:t>
         </w:r>
@@ -1294,6 +1304,7 @@
           <w:rPr>
             <w:noProof/>
             <w:webHidden/>
+            <w:rtl w:val="0"/>
           </w:rPr>
           <w:t>8</w:t>
         </w:r>
@@ -1375,6 +1386,7 @@
           <w:rPr>
             <w:noProof/>
             <w:webHidden/>
+            <w:rtl w:val="0"/>
           </w:rPr>
           <w:t>8</w:t>
         </w:r>
@@ -1456,6 +1468,7 @@
           <w:rPr>
             <w:noProof/>
             <w:webHidden/>
+            <w:rtl w:val="0"/>
           </w:rPr>
           <w:t>9</w:t>
         </w:r>
@@ -1537,6 +1550,7 @@
           <w:rPr>
             <w:noProof/>
             <w:webHidden/>
+            <w:rtl w:val="0"/>
           </w:rPr>
           <w:t>9</w:t>
         </w:r>
@@ -1618,6 +1632,7 @@
           <w:rPr>
             <w:noProof/>
             <w:webHidden/>
+            <w:rtl w:val="0"/>
           </w:rPr>
           <w:t>10</w:t>
         </w:r>
@@ -1699,6 +1714,7 @@
           <w:rPr>
             <w:noProof/>
             <w:webHidden/>
+            <w:rtl w:val="0"/>
           </w:rPr>
           <w:t>10</w:t>
         </w:r>
@@ -1780,6 +1796,7 @@
           <w:rPr>
             <w:noProof/>
             <w:webHidden/>
+            <w:rtl w:val="0"/>
           </w:rPr>
           <w:t>10</w:t>
         </w:r>
@@ -1861,6 +1878,7 @@
           <w:rPr>
             <w:noProof/>
             <w:webHidden/>
+            <w:rtl w:val="0"/>
           </w:rPr>
           <w:t>10</w:t>
         </w:r>
@@ -1942,6 +1960,7 @@
           <w:rPr>
             <w:noProof/>
             <w:webHidden/>
+            <w:rtl w:val="0"/>
           </w:rPr>
           <w:t>10</w:t>
         </w:r>
@@ -2023,6 +2042,7 @@
           <w:rPr>
             <w:noProof/>
             <w:webHidden/>
+            <w:rtl w:val="0"/>
           </w:rPr>
           <w:t>11</w:t>
         </w:r>
@@ -2104,6 +2124,7 @@
           <w:rPr>
             <w:noProof/>
             <w:webHidden/>
+            <w:rtl w:val="0"/>
           </w:rPr>
           <w:t>11</w:t>
         </w:r>
@@ -2185,6 +2206,7 @@
           <w:rPr>
             <w:noProof/>
             <w:webHidden/>
+            <w:rtl w:val="0"/>
           </w:rPr>
           <w:t>11</w:t>
         </w:r>
@@ -2266,6 +2288,7 @@
           <w:rPr>
             <w:noProof/>
             <w:webHidden/>
+            <w:rtl w:val="0"/>
           </w:rPr>
           <w:t>12</w:t>
         </w:r>
@@ -2347,6 +2370,7 @@
           <w:rPr>
             <w:noProof/>
             <w:webHidden/>
+            <w:rtl w:val="0"/>
           </w:rPr>
           <w:t>12</w:t>
         </w:r>
@@ -2428,6 +2452,7 @@
           <w:rPr>
             <w:noProof/>
             <w:webHidden/>
+            <w:rtl w:val="0"/>
           </w:rPr>
           <w:t>12</w:t>
         </w:r>
@@ -2509,6 +2534,7 @@
           <w:rPr>
             <w:noProof/>
             <w:webHidden/>
+            <w:rtl w:val="0"/>
           </w:rPr>
           <w:t>12</w:t>
         </w:r>
@@ -2590,6 +2616,7 @@
           <w:rPr>
             <w:noProof/>
             <w:webHidden/>
+            <w:rtl w:val="0"/>
           </w:rPr>
           <w:t>12</w:t>
         </w:r>
@@ -2671,6 +2698,7 @@
           <w:rPr>
             <w:noProof/>
             <w:webHidden/>
+            <w:rtl w:val="0"/>
           </w:rPr>
           <w:t>13</w:t>
         </w:r>
@@ -2752,6 +2780,7 @@
           <w:rPr>
             <w:noProof/>
             <w:webHidden/>
+            <w:rtl w:val="0"/>
           </w:rPr>
           <w:t>13</w:t>
         </w:r>
@@ -2833,6 +2862,7 @@
           <w:rPr>
             <w:noProof/>
             <w:webHidden/>
+            <w:rtl w:val="0"/>
           </w:rPr>
           <w:t>13</w:t>
         </w:r>
@@ -2914,6 +2944,7 @@
           <w:rPr>
             <w:noProof/>
             <w:webHidden/>
+            <w:rtl w:val="0"/>
           </w:rPr>
           <w:t>14</w:t>
         </w:r>
@@ -2995,6 +3026,7 @@
           <w:rPr>
             <w:noProof/>
             <w:webHidden/>
+            <w:rtl w:val="0"/>
           </w:rPr>
           <w:t>14</w:t>
         </w:r>
@@ -3076,6 +3108,7 @@
           <w:rPr>
             <w:noProof/>
             <w:webHidden/>
+            <w:rtl w:val="0"/>
           </w:rPr>
           <w:t>15</w:t>
         </w:r>
@@ -3157,6 +3190,7 @@
           <w:rPr>
             <w:noProof/>
             <w:webHidden/>
+            <w:rtl w:val="0"/>
           </w:rPr>
           <w:t>16</w:t>
         </w:r>
@@ -3238,6 +3272,7 @@
           <w:rPr>
             <w:noProof/>
             <w:webHidden/>
+            <w:rtl w:val="0"/>
           </w:rPr>
           <w:t>16</w:t>
         </w:r>
@@ -3319,6 +3354,7 @@
           <w:rPr>
             <w:noProof/>
             <w:webHidden/>
+            <w:rtl w:val="0"/>
           </w:rPr>
           <w:t>16</w:t>
         </w:r>
@@ -3400,6 +3436,7 @@
           <w:rPr>
             <w:noProof/>
             <w:webHidden/>
+            <w:rtl w:val="0"/>
           </w:rPr>
           <w:t>16</w:t>
         </w:r>
@@ -3481,6 +3518,7 @@
           <w:rPr>
             <w:noProof/>
             <w:webHidden/>
+            <w:rtl w:val="0"/>
           </w:rPr>
           <w:t>16</w:t>
         </w:r>
@@ -3562,6 +3600,7 @@
           <w:rPr>
             <w:noProof/>
             <w:webHidden/>
+            <w:rtl w:val="0"/>
           </w:rPr>
           <w:t>16</w:t>
         </w:r>
@@ -3643,6 +3682,7 @@
           <w:rPr>
             <w:noProof/>
             <w:webHidden/>
+            <w:rtl w:val="0"/>
           </w:rPr>
           <w:t>16</w:t>
         </w:r>
@@ -3724,6 +3764,7 @@
           <w:rPr>
             <w:noProof/>
             <w:webHidden/>
+            <w:rtl w:val="0"/>
           </w:rPr>
           <w:t>17</w:t>
         </w:r>
@@ -3805,6 +3846,7 @@
           <w:rPr>
             <w:noProof/>
             <w:webHidden/>
+            <w:rtl w:val="0"/>
           </w:rPr>
           <w:t>17</w:t>
         </w:r>
@@ -3886,6 +3928,7 @@
           <w:rPr>
             <w:noProof/>
             <w:webHidden/>
+            <w:rtl w:val="0"/>
           </w:rPr>
           <w:t>17</w:t>
         </w:r>
@@ -3967,6 +4010,7 @@
           <w:rPr>
             <w:noProof/>
             <w:webHidden/>
+            <w:rtl w:val="0"/>
           </w:rPr>
           <w:t>17</w:t>
         </w:r>
@@ -4048,6 +4092,7 @@
           <w:rPr>
             <w:noProof/>
             <w:webHidden/>
+            <w:rtl w:val="0"/>
           </w:rPr>
           <w:t>18</w:t>
         </w:r>
@@ -4129,6 +4174,7 @@
           <w:rPr>
             <w:noProof/>
             <w:webHidden/>
+            <w:rtl w:val="0"/>
           </w:rPr>
           <w:t>18</w:t>
         </w:r>
@@ -4210,6 +4256,7 @@
           <w:rPr>
             <w:noProof/>
             <w:webHidden/>
+            <w:rtl w:val="0"/>
           </w:rPr>
           <w:t>18</w:t>
         </w:r>
@@ -4291,6 +4338,7 @@
           <w:rPr>
             <w:noProof/>
             <w:webHidden/>
+            <w:rtl w:val="0"/>
           </w:rPr>
           <w:t>18</w:t>
         </w:r>
@@ -4372,6 +4420,7 @@
           <w:rPr>
             <w:noProof/>
             <w:webHidden/>
+            <w:rtl w:val="0"/>
           </w:rPr>
           <w:t>18</w:t>
         </w:r>
@@ -4453,6 +4502,7 @@
           <w:rPr>
             <w:noProof/>
             <w:webHidden/>
+            <w:rtl w:val="0"/>
           </w:rPr>
           <w:t>18</w:t>
         </w:r>
@@ -4534,6 +4584,7 @@
           <w:rPr>
             <w:noProof/>
             <w:webHidden/>
+            <w:rtl w:val="0"/>
           </w:rPr>
           <w:t>18</w:t>
         </w:r>
@@ -4615,6 +4666,7 @@
           <w:rPr>
             <w:noProof/>
             <w:webHidden/>
+            <w:rtl w:val="0"/>
           </w:rPr>
           <w:t>19</w:t>
         </w:r>
@@ -4696,6 +4748,7 @@
           <w:rPr>
             <w:noProof/>
             <w:webHidden/>
+            <w:rtl w:val="0"/>
           </w:rPr>
           <w:t>19</w:t>
         </w:r>
@@ -4777,6 +4830,7 @@
           <w:rPr>
             <w:noProof/>
             <w:webHidden/>
+            <w:rtl w:val="0"/>
           </w:rPr>
           <w:t>19</w:t>
         </w:r>
@@ -4858,6 +4912,7 @@
           <w:rPr>
             <w:noProof/>
             <w:webHidden/>
+            <w:rtl w:val="0"/>
           </w:rPr>
           <w:t>20</w:t>
         </w:r>
@@ -4939,6 +4994,7 @@
           <w:rPr>
             <w:noProof/>
             <w:webHidden/>
+            <w:rtl w:val="0"/>
           </w:rPr>
           <w:t>21</w:t>
         </w:r>
@@ -5020,6 +5076,7 @@
           <w:rPr>
             <w:noProof/>
             <w:webHidden/>
+            <w:rtl w:val="0"/>
           </w:rPr>
           <w:t>22</w:t>
         </w:r>
@@ -5101,6 +5158,7 @@
           <w:rPr>
             <w:noProof/>
             <w:webHidden/>
+            <w:rtl w:val="0"/>
           </w:rPr>
           <w:t>22</w:t>
         </w:r>
@@ -5182,6 +5240,7 @@
           <w:rPr>
             <w:noProof/>
             <w:webHidden/>
+            <w:rtl w:val="0"/>
           </w:rPr>
           <w:t>22</w:t>
         </w:r>
@@ -5263,6 +5322,7 @@
           <w:rPr>
             <w:noProof/>
             <w:webHidden/>
+            <w:rtl w:val="0"/>
           </w:rPr>
           <w:t>23</w:t>
         </w:r>
@@ -5344,6 +5404,7 @@
           <w:rPr>
             <w:noProof/>
             <w:webHidden/>
+            <w:rtl w:val="0"/>
           </w:rPr>
           <w:t>23</w:t>
         </w:r>
@@ -5425,6 +5486,7 @@
           <w:rPr>
             <w:noProof/>
             <w:webHidden/>
+            <w:rtl w:val="0"/>
           </w:rPr>
           <w:t>28</w:t>
         </w:r>
@@ -5506,6 +5568,7 @@
           <w:rPr>
             <w:noProof/>
             <w:webHidden/>
+            <w:rtl w:val="0"/>
           </w:rPr>
           <w:t>29</w:t>
         </w:r>
@@ -5587,6 +5650,7 @@
           <w:rPr>
             <w:noProof/>
             <w:webHidden/>
+            <w:rtl w:val="0"/>
           </w:rPr>
           <w:t>31</w:t>
         </w:r>
@@ -5668,6 +5732,7 @@
           <w:rPr>
             <w:noProof/>
             <w:webHidden/>
+            <w:rtl w:val="0"/>
           </w:rPr>
           <w:t>34</w:t>
         </w:r>
@@ -5749,6 +5814,7 @@
           <w:rPr>
             <w:noProof/>
             <w:webHidden/>
+            <w:rtl w:val="0"/>
           </w:rPr>
           <w:t>34</w:t>
         </w:r>
@@ -5830,6 +5896,7 @@
           <w:rPr>
             <w:noProof/>
             <w:webHidden/>
+            <w:rtl w:val="0"/>
           </w:rPr>
           <w:t>37</w:t>
         </w:r>
@@ -5911,6 +5978,7 @@
           <w:rPr>
             <w:noProof/>
             <w:webHidden/>
+            <w:rtl w:val="0"/>
           </w:rPr>
           <w:t>40</w:t>
         </w:r>
@@ -5992,6 +6060,7 @@
           <w:rPr>
             <w:noProof/>
             <w:webHidden/>
+            <w:rtl w:val="0"/>
           </w:rPr>
           <w:t>41</w:t>
         </w:r>
@@ -6073,6 +6142,7 @@
           <w:rPr>
             <w:noProof/>
             <w:webHidden/>
+            <w:rtl w:val="0"/>
           </w:rPr>
           <w:t>42</w:t>
         </w:r>
@@ -6154,6 +6224,7 @@
           <w:rPr>
             <w:noProof/>
             <w:webHidden/>
+            <w:rtl w:val="0"/>
           </w:rPr>
           <w:t>52</w:t>
         </w:r>
@@ -6235,6 +6306,7 @@
           <w:rPr>
             <w:noProof/>
             <w:webHidden/>
+            <w:rtl w:val="0"/>
           </w:rPr>
           <w:t>54</w:t>
         </w:r>
@@ -6316,6 +6388,7 @@
           <w:rPr>
             <w:noProof/>
             <w:webHidden/>
+            <w:rtl w:val="0"/>
           </w:rPr>
           <w:t>54</w:t>
         </w:r>
@@ -6397,6 +6470,7 @@
           <w:rPr>
             <w:noProof/>
             <w:webHidden/>
+            <w:rtl w:val="0"/>
           </w:rPr>
           <w:t>54</w:t>
         </w:r>
@@ -6478,6 +6552,7 @@
           <w:rPr>
             <w:noProof/>
             <w:webHidden/>
+            <w:rtl w:val="0"/>
           </w:rPr>
           <w:t>54</w:t>
         </w:r>
@@ -6559,6 +6634,7 @@
           <w:rPr>
             <w:noProof/>
             <w:webHidden/>
+            <w:rtl w:val="0"/>
           </w:rPr>
           <w:t>56</w:t>
         </w:r>
@@ -6640,6 +6716,7 @@
           <w:rPr>
             <w:noProof/>
             <w:webHidden/>
+            <w:rtl w:val="0"/>
           </w:rPr>
           <w:t>56</w:t>
         </w:r>
@@ -6721,6 +6798,7 @@
           <w:rPr>
             <w:noProof/>
             <w:webHidden/>
+            <w:rtl w:val="0"/>
           </w:rPr>
           <w:t>56</w:t>
         </w:r>
@@ -6802,6 +6880,7 @@
           <w:rPr>
             <w:noProof/>
             <w:webHidden/>
+            <w:rtl w:val="0"/>
           </w:rPr>
           <w:t>56</w:t>
         </w:r>
@@ -6883,6 +6962,7 @@
           <w:rPr>
             <w:noProof/>
             <w:webHidden/>
+            <w:rtl w:val="0"/>
           </w:rPr>
           <w:t>57</w:t>
         </w:r>
@@ -7173,7 +7253,20 @@
               <w:rPr>
                 <w:sz w:val="20"/>
               </w:rPr>
-              <w:t>משתמש קיים יכול להתחבר; מתקבלת שגיאה אם הפרטים שגויים</w:t>
+              <w:t>משתמש קיים יכול להתחבר</w:t>
+            </w:r>
+            <w:r>
+              <w:rPr>
+                <w:rFonts w:hint="cs"/>
+                <w:sz w:val="20"/>
+              </w:rPr>
+              <w:t>,</w:t>
+            </w:r>
+            <w:r>
+              <w:rPr>
+                <w:sz w:val="20"/>
+              </w:rPr>
+              <w:t xml:space="preserve"> מתקבלת שגיאה אם הפרטים שגויים</w:t>
             </w:r>
           </w:p>
         </w:tc>
@@ -7279,7 +7372,20 @@
               <w:rPr>
                 <w:sz w:val="20"/>
               </w:rPr>
-              <w:t>שני שחקנים משחקים זה נגד זה; הראשון שהמתין מקבל לבן</w:t>
+              <w:t>שני שחקנים משחקים זה נגד זה</w:t>
+            </w:r>
+            <w:r>
+              <w:rPr>
+                <w:rFonts w:hint="cs"/>
+                <w:sz w:val="20"/>
+              </w:rPr>
+              <w:t>,</w:t>
+            </w:r>
+            <w:r>
+              <w:rPr>
+                <w:sz w:val="20"/>
+              </w:rPr>
+              <w:t xml:space="preserve"> הראשון שהמתין מקבל לבן</w:t>
             </w:r>
           </w:p>
         </w:tc>
@@ -7597,7 +7703,20 @@
               <w:rPr>
                 <w:sz w:val="20"/>
               </w:rPr>
-              <w:t>שחקן יכול להיכנע באמצע משחק; היריב מנצח</w:t>
+              <w:t>שחקן יכול להיכנע באמצע משחק</w:t>
+            </w:r>
+            <w:r>
+              <w:rPr>
+                <w:rFonts w:hint="cs"/>
+                <w:sz w:val="20"/>
+              </w:rPr>
+              <w:t xml:space="preserve"> ואז</w:t>
+            </w:r>
+            <w:r>
+              <w:rPr>
+                <w:sz w:val="20"/>
+              </w:rPr>
+              <w:t xml:space="preserve"> היריב מנצח</w:t>
             </w:r>
           </w:p>
         </w:tc>
@@ -7983,7 +8102,7 @@
               <w:rPr>
                 <w:sz w:val="20"/>
               </w:rPr>
-              <w:t>רץ על Windows, Linux ו-macOS עם JDK 17 ומעלה</w:t>
+              <w:t>רץ על Windows  עם JDK 17 ומעלה</w:t>
             </w:r>
           </w:p>
         </w:tc>
@@ -8351,13 +8470,48 @@
           <w:p>
             <w:pPr>
               <w:bidi w:val="0"/>
-            </w:pPr>
-            <w:r>
               <w:rPr>
                 <w:sz w:val="20"/>
+                <w:rtl w:val="0"/>
+              </w:rPr>
+            </w:pPr>
+            <w:r>
+              <w:rPr>
+                <w:sz w:val="20"/>
               </w:rPr>
               <w:t>שלב 6 — תיק פרויקט ומחוון</w:t>
             </w:r>
+          </w:p>
+          <w:p>
+            <w:pPr>
+              <w:bidi w:val="0"/>
+              <w:rPr>
+                <w:rtl w:val="0"/>
+              </w:rPr>
+            </w:pPr>
+          </w:p>
+          <w:p>
+            <w:pPr>
+              <w:bidi w:val="0"/>
+              <w:rPr>
+                <w:rtl w:val="0"/>
+              </w:rPr>
+            </w:pPr>
+          </w:p>
+          <w:p>
+            <w:pPr>
+              <w:bidi w:val="0"/>
+              <w:jc w:val="both"/>
+              <w:rPr>
+                <w:rtl w:val="0"/>
+              </w:rPr>
+            </w:pPr>
+          </w:p>
+          <w:p>
+            <w:pPr>
+              <w:bidi w:val="0"/>
+              <w:jc w:val="both"/>
+            </w:pPr>
           </w:p>
         </w:tc>
         <w:tc>
@@ -8405,6 +8559,7 @@
         <w:rPr>
           <w:rFonts w:ascii="Arial" w:hAnsi="Arial"/>
         </w:rPr>
+        <w:lastRenderedPageBreak/>
         <w:t>1.6 ניהול סיכונים</w:t>
       </w:r>
       <w:bookmarkEnd w:id="7"/>
@@ -8563,7 +8718,20 @@
               <w:rPr>
                 <w:sz w:val="20"/>
               </w:rPr>
-              <w:t>כל טיפול בהודעה עטוף ב-try/catch; שגיאה הופכת להודעת שגיאה ולא מפילה את ה-Thread</w:t>
+              <w:t>כל טיפול בהודעה עטוף ב-try/catch</w:t>
+            </w:r>
+            <w:r>
+              <w:rPr>
+                <w:rFonts w:hint="cs"/>
+                <w:sz w:val="20"/>
+              </w:rPr>
+              <w:t>,</w:t>
+            </w:r>
+            <w:r>
+              <w:rPr>
+                <w:sz w:val="20"/>
+              </w:rPr>
+              <w:t xml:space="preserve"> שגיאה הופכת להודעת שגיאה ולא מפילה את ה-Thread</w:t>
             </w:r>
           </w:p>
         </w:tc>
@@ -8577,21 +8745,24 @@
             <w:tcW w:w="2493" w:type="dxa"/>
           </w:tcPr>
           <w:p>
-            <w:pPr>
-              <w:bidi w:val="0"/>
-            </w:pPr>
             <w:r>
               <w:rPr>
                 <w:sz w:val="20"/>
               </w:rPr>
-              <w:t xml:space="preserve">שני תהליכונים ניגשים </w:t>
+              <w:t xml:space="preserve">שני </w:t>
             </w:r>
             <w:r>
               <w:rPr>
                 <w:sz w:val="20"/>
-              </w:rPr>
-              <w:lastRenderedPageBreak/>
-              <w:t>לאותו משחק</w:t>
+                <w:rtl w:val="0"/>
+              </w:rPr>
+              <w:t>threads</w:t>
+            </w:r>
+            <w:r>
+              <w:rPr>
+                <w:sz w:val="20"/>
+              </w:rPr>
+              <w:t xml:space="preserve"> ניגשים לאותו משחק</w:t>
             </w:r>
           </w:p>
         </w:tc>
@@ -8607,7 +8778,6 @@
               <w:rPr>
                 <w:sz w:val="20"/>
               </w:rPr>
-              <w:lastRenderedPageBreak/>
               <w:t>בינונית</w:t>
             </w:r>
           </w:p>
@@ -8640,14 +8810,7 @@
               <w:rPr>
                 <w:sz w:val="20"/>
               </w:rPr>
-              <w:t xml:space="preserve">מתודות המשחק מסומנות </w:t>
-            </w:r>
-            <w:r>
-              <w:rPr>
-                <w:sz w:val="20"/>
-              </w:rPr>
-              <w:lastRenderedPageBreak/>
-              <w:t xml:space="preserve">synchronized — רק </w:t>
+              <w:t xml:space="preserve">מתודות המשחק מסומנות synchronized — רק </w:t>
             </w:r>
             <w:r>
               <w:rPr>
@@ -8694,7 +8857,6 @@
               <w:rPr>
                 <w:sz w:val="20"/>
               </w:rPr>
-              <w:lastRenderedPageBreak/>
               <w:t>דליפת קובץ הסיסמאות</w:t>
             </w:r>
           </w:p>
@@ -8743,7 +8905,20 @@
               <w:rPr>
                 <w:sz w:val="20"/>
               </w:rPr>
-              <w:t>נשמרים רק hash + salt; אי אפשר לשחזר את הסיסמה המקורית</w:t>
+              <w:t>נשמרים רק hash + salt</w:t>
+            </w:r>
+            <w:r>
+              <w:rPr>
+                <w:rFonts w:hint="cs"/>
+                <w:sz w:val="20"/>
+              </w:rPr>
+              <w:t>,</w:t>
+            </w:r>
+            <w:r>
+              <w:rPr>
+                <w:sz w:val="20"/>
+              </w:rPr>
+              <w:t xml:space="preserve"> אי אפשר לשחזר את הסיסמה המקורית</w:t>
             </w:r>
           </w:p>
         </w:tc>
@@ -8821,6 +8996,9 @@
     <w:p>
       <w:pPr>
         <w:bidi w:val="0"/>
+        <w:rPr>
+          <w:rFonts w:hint="cs"/>
+        </w:rPr>
       </w:pPr>
       <w:r>
         <w:br w:type="page"/>
@@ -8908,7 +9086,16 @@
         <w:spacing w:before="20" w:after="20" w:line="240" w:lineRule="auto"/>
       </w:pPr>
       <w:r>
-        <w:t>●  הצרחה (castling) — המלך עובר שתי משבצות לכיוון הצריח, והצריח קופץ לצד השני; הצרחה קצרה (kingside) ארוכה (queenside)</w:t>
+        <w:t>●  הצרחה (castling) — המלך עובר שתי משבצות לכיוון הצריח, והצריח קופץ לצד השני</w:t>
+      </w:r>
+      <w:r>
+        <w:rPr>
+          <w:rFonts w:hint="cs"/>
+        </w:rPr>
+        <w:t>,</w:t>
+      </w:r>
+      <w:r>
+        <w:t xml:space="preserve"> הצרחה קצרה (kingside) ארוכה (queenside)</w:t>
       </w:r>
     </w:p>
     <w:p>
@@ -8917,7 +9104,16 @@
         <w:spacing w:before="20" w:after="20" w:line="240" w:lineRule="auto"/>
       </w:pPr>
       <w:r>
-        <w:t>●  שח (check) — חובה להגן על המלך; אסור לבצע מהלך שמשאיר את המלך מאוים</w:t>
+        <w:t>●  שח (check) — חובה להגן על המלך</w:t>
+      </w:r>
+      <w:r>
+        <w:rPr>
+          <w:rFonts w:hint="cs"/>
+        </w:rPr>
+        <w:t>,</w:t>
+      </w:r>
+      <w:r>
+        <w:t xml:space="preserve"> אסור לבצע מהלך שמשאיר את המלך מאוים</w:t>
       </w:r>
     </w:p>
     <w:p>
@@ -8937,32 +9133,11 @@
       <w:r>
         <w:t>●  פט (stalemate) — אין מהלך חוקי אך המלך לא מאוים → תיקו</w:t>
       </w:r>
-    </w:p>
-    <w:p>
-      <w:pPr>
-        <w:pBdr>
-          <w:top w:val="single" w:sz="4" w:space="4" w:color="1F6FEB"/>
-          <w:left w:val="single" w:sz="4" w:space="4" w:color="1F6FEB"/>
-          <w:bottom w:val="single" w:sz="4" w:space="4" w:color="1F6FEB"/>
-          <w:right w:val="single" w:sz="18" w:space="4" w:color="1F6FEB"/>
-        </w:pBdr>
-        <w:shd w:val="clear" w:color="auto" w:fill="EAF2FD"/>
-        <w:bidi w:val="0"/>
-        <w:spacing w:before="80" w:after="80"/>
-        <w:ind w:left="170" w:right="170"/>
-      </w:pPr>
-      <w:r>
-        <w:rPr>
-          <w:b/>
-          <w:sz w:val="22"/>
-        </w:rPr>
-        <w:t xml:space="preserve">סיכום חוקים שמומשו: </w:t>
-      </w:r>
       <w:r>
         <w:rPr>
           <w:sz w:val="22"/>
         </w:rPr>
-        <w:t>כל חוקי השחמט הבסיסיים מומשו במלואם — כולל הצרחה קצרה וארוכה, קידום חייל בבחירה והכאה דרך הילוכו. הדבר היחיד שלא מומש הוא כלל החמישים מהלכים ושלוש פעמים חזרה (תיקו לפי חזרה), שאינם קריטיים לרמת הפרויקט.</w:t>
+        <w:t>.</w:t>
       </w:r>
     </w:p>
     <w:p>
@@ -9214,7 +9389,7 @@
               <w:rPr>
                 <w:sz w:val="20"/>
               </w:rPr>
-              <w:t>מחלקות Socket / ServerSocket; אמין ומסודר</w:t>
+              <w:t>מחלקות Socket / ServerSocket אמין ומסודר</w:t>
             </w:r>
           </w:p>
         </w:tc>
@@ -9321,7 +9496,6 @@
         <w:spacing w:before="40" w:after="80" w:line="240" w:lineRule="auto"/>
       </w:pPr>
       <w:r>
-        <w:lastRenderedPageBreak/>
         <w:t>כדי לחזק את האבטחה, מוסיפים לכל סיסמה salt — מחרוזת אקראית ייחודית למשתמש, שנוצרת באמצעות SecureRandom. ה-salt נשמר יחד עם ה-hash. כך, גם אם שני משתמשים בחרו את אותה סיסמה, ה-hash שלהם יהיה שונה, וזה מקשה מאוד על תוקף שמנסה להשתמש בטבלאות hash מוכנות מראש (rainbow tables).</w:t>
       </w:r>
     </w:p>
@@ -9401,6 +9575,7 @@
                 <w:color w:val="F8F8F2"/>
                 <w:sz w:val="18"/>
               </w:rPr>
+              <w:lastRenderedPageBreak/>
               <w:t>String salt = Base64.getEncoder().encodeToString(saltBytes);</w:t>
             </w:r>
           </w:p>
@@ -9467,33 +9642,6 @@
         </w:tc>
       </w:tr>
     </w:tbl>
-    <w:p>
-      <w:pPr>
-        <w:pBdr>
-          <w:top w:val="single" w:sz="4" w:space="4" w:color="1F6FEB"/>
-          <w:left w:val="single" w:sz="4" w:space="4" w:color="1F6FEB"/>
-          <w:bottom w:val="single" w:sz="4" w:space="4" w:color="1F6FEB"/>
-          <w:right w:val="single" w:sz="18" w:space="4" w:color="1F6FEB"/>
-        </w:pBdr>
-        <w:shd w:val="clear" w:color="auto" w:fill="EAF2FD"/>
-        <w:bidi w:val="0"/>
-        <w:spacing w:before="80" w:after="80"/>
-        <w:ind w:left="170" w:right="170"/>
-      </w:pPr>
-      <w:r>
-        <w:rPr>
-          <w:b/>
-          <w:sz w:val="22"/>
-        </w:rPr>
-        <w:t xml:space="preserve">הבחנה חשובה: </w:t>
-      </w:r>
-      <w:r>
-        <w:rPr>
-          <w:sz w:val="22"/>
-        </w:rPr>
-        <w:t>ערבול (hashing) הוא לא הצפנה. הצפנה היא דו-כיוונית (אפשר לפענח בחזרה), ואילו ערבול הוא חד-כיווני. לסיסמאות משתמשים בערבול, כי השרת לא צריך לדעת את הסיסמה המקורית — רק לבדוק אם הסיסמה שהוזנה נותנת את אותו hash.</w:t>
-      </w:r>
-    </w:p>
     <w:p>
       <w:pPr>
         <w:pStyle w:val="Heading2"/>
@@ -9505,6 +9653,7 @@
         <w:rPr>
           <w:rFonts w:ascii="Arial" w:hAnsi="Arial"/>
         </w:rPr>
+        <w:lastRenderedPageBreak/>
         <w:t>2.4 ריבוי (Threads)</w:t>
       </w:r>
       <w:bookmarkEnd w:id="12"/>
@@ -11699,7 +11848,16 @@
         <w:spacing w:before="20" w:after="20" w:line="240" w:lineRule="auto"/>
       </w:pPr>
       <w:r>
-        <w:t>●  רשת נוירונים — נדחתה לחלוטין; דורשת אימון וחומרה, הרבה מעבר להיקף.</w:t>
+        <w:t>●  רשת נוירונים — נדחתה לחלוטין</w:t>
+      </w:r>
+      <w:r>
+        <w:rPr>
+          <w:rFonts w:hint="cs"/>
+        </w:rPr>
+        <w:t>,</w:t>
+      </w:r>
+      <w:r>
+        <w:t xml:space="preserve"> דורשת אימון וחומרה, הרבה מעבר להיקף.</w:t>
       </w:r>
     </w:p>
     <w:p>
@@ -13766,35 +13924,103 @@
         <w:rPr>
           <w:rFonts w:ascii="Arial" w:hAnsi="Arial"/>
         </w:rPr>
+        <w:lastRenderedPageBreak/>
         <w:t>5.2 צילומי מסך של הזרימה</w:t>
       </w:r>
       <w:bookmarkEnd w:id="35"/>
     </w:p>
     <w:p>
       <w:pPr>
-        <w:pBdr>
-          <w:top w:val="single" w:sz="4" w:space="4" w:color="1F6FEB"/>
-          <w:left w:val="single" w:sz="4" w:space="4" w:color="1F6FEB"/>
-          <w:bottom w:val="single" w:sz="4" w:space="4" w:color="1F6FEB"/>
-          <w:right w:val="single" w:sz="18" w:space="4" w:color="1F6FEB"/>
-        </w:pBdr>
-        <w:shd w:val="clear" w:color="auto" w:fill="EAF2FD"/>
         <w:bidi w:val="0"/>
-        <w:spacing w:before="80" w:after="80"/>
-        <w:ind w:left="170" w:right="170"/>
+        <w:spacing w:before="20" w:after="20" w:line="240" w:lineRule="auto"/>
       </w:pPr>
       <w:r>
         <w:rPr>
-          <w:b/>
-          <w:sz w:val="22"/>
+          <w:rtl w:val="0"/>
         </w:rPr>
-        <w:t xml:space="preserve">פעולה נדרשת מהתלמיד: </w:t>
+        <w:lastRenderedPageBreak/>
+        <w:drawing>
+          <wp:inline distT="0" distB="0" distL="0" distR="0" wp14:anchorId="2C452782" wp14:editId="74097AAB">
+            <wp:extent cx="5258534" cy="6439799"/>
+            <wp:effectExtent l="0" t="0" r="0" b="0"/>
+            <wp:docPr id="220657791" name="Picture 1"/>
+            <wp:cNvGraphicFramePr>
+              <a:graphicFrameLocks xmlns:a="http://schemas.openxmlformats.org/drawingml/2006/main" noChangeAspect="1"/>
+            </wp:cNvGraphicFramePr>
+            <a:graphic xmlns:a="http://schemas.openxmlformats.org/drawingml/2006/main">
+              <a:graphicData uri="http://schemas.openxmlformats.org/drawingml/2006/picture">
+                <pic:pic xmlns:pic="http://schemas.openxmlformats.org/drawingml/2006/picture">
+                  <pic:nvPicPr>
+                    <pic:cNvPr id="220657791" name=""/>
+                    <pic:cNvPicPr/>
+                  </pic:nvPicPr>
+                  <pic:blipFill>
+                    <a:blip r:embed="rId8"/>
+                    <a:stretch>
+                      <a:fillRect/>
+                    </a:stretch>
+                  </pic:blipFill>
+                  <pic:spPr>
+                    <a:xfrm>
+                      <a:off x="0" y="0"/>
+                      <a:ext cx="5258534" cy="6439799"/>
+                    </a:xfrm>
+                    <a:prstGeom prst="rect">
+                      <a:avLst/>
+                    </a:prstGeom>
+                  </pic:spPr>
+                </pic:pic>
+              </a:graphicData>
+            </a:graphic>
+          </wp:inline>
+        </w:drawing>
       </w:r>
       <w:r>
         <w:rPr>
-          <w:sz w:val="22"/>
+          <w:rtl w:val="0"/>
         </w:rPr>
-        <w:t>יש להריץ את המשחק ולצרף כאן צילומי מסך לפי הרשימה.</w:t>
+        <w:t xml:space="preserve"> </w:t>
+      </w:r>
+      <w:r>
+        <w:rPr>
+          <w:rtl w:val="0"/>
+        </w:rPr>
+        <w:lastRenderedPageBreak/>
+        <w:drawing>
+          <wp:inline distT="0" distB="0" distL="0" distR="0" wp14:anchorId="1CE5BA9D" wp14:editId="3434D6DA">
+            <wp:extent cx="5106113" cy="6268325"/>
+            <wp:effectExtent l="0" t="0" r="0" b="0"/>
+            <wp:docPr id="1096366280" name="Picture 1"/>
+            <wp:cNvGraphicFramePr>
+              <a:graphicFrameLocks xmlns:a="http://schemas.openxmlformats.org/drawingml/2006/main" noChangeAspect="1"/>
+            </wp:cNvGraphicFramePr>
+            <a:graphic xmlns:a="http://schemas.openxmlformats.org/drawingml/2006/main">
+              <a:graphicData uri="http://schemas.openxmlformats.org/drawingml/2006/picture">
+                <pic:pic xmlns:pic="http://schemas.openxmlformats.org/drawingml/2006/picture">
+                  <pic:nvPicPr>
+                    <pic:cNvPr id="1096366280" name=""/>
+                    <pic:cNvPicPr/>
+                  </pic:nvPicPr>
+                  <pic:blipFill>
+                    <a:blip r:embed="rId9"/>
+                    <a:stretch>
+                      <a:fillRect/>
+                    </a:stretch>
+                  </pic:blipFill>
+                  <pic:spPr>
+                    <a:xfrm>
+                      <a:off x="0" y="0"/>
+                      <a:ext cx="5106113" cy="6268325"/>
+                    </a:xfrm>
+                    <a:prstGeom prst="rect">
+                      <a:avLst/>
+                    </a:prstGeom>
+                  </pic:spPr>
+                </pic:pic>
+              </a:graphicData>
+            </a:graphic>
+          </wp:inline>
+        </w:drawing>
       </w:r>
     </w:p>
     <w:p>
@@ -13803,7 +14029,92 @@
         <w:spacing w:before="20" w:after="20" w:line="240" w:lineRule="auto"/>
       </w:pPr>
       <w:r>
-        <w:t>●  [צילום 5.2.1] מסך התחברות — לפני הזנת פרטים</w:t>
+        <w:rPr>
+          <w:rtl w:val="0"/>
+        </w:rPr>
+        <w:lastRenderedPageBreak/>
+        <w:drawing>
+          <wp:inline distT="0" distB="0" distL="0" distR="0" wp14:anchorId="686CCAE9" wp14:editId="30B13240">
+            <wp:extent cx="5258534" cy="5887272"/>
+            <wp:effectExtent l="0" t="0" r="0" b="0"/>
+            <wp:docPr id="999865120" name="Picture 1"/>
+            <wp:cNvGraphicFramePr>
+              <a:graphicFrameLocks xmlns:a="http://schemas.openxmlformats.org/drawingml/2006/main" noChangeAspect="1"/>
+            </wp:cNvGraphicFramePr>
+            <a:graphic xmlns:a="http://schemas.openxmlformats.org/drawingml/2006/main">
+              <a:graphicData uri="http://schemas.openxmlformats.org/drawingml/2006/picture">
+                <pic:pic xmlns:pic="http://schemas.openxmlformats.org/drawingml/2006/picture">
+                  <pic:nvPicPr>
+                    <pic:cNvPr id="999865120" name=""/>
+                    <pic:cNvPicPr/>
+                  </pic:nvPicPr>
+                  <pic:blipFill>
+                    <a:blip r:embed="rId10"/>
+                    <a:stretch>
+                      <a:fillRect/>
+                    </a:stretch>
+                  </pic:blipFill>
+                  <pic:spPr>
+                    <a:xfrm>
+                      <a:off x="0" y="0"/>
+                      <a:ext cx="5258534" cy="5887272"/>
+                    </a:xfrm>
+                    <a:prstGeom prst="rect">
+                      <a:avLst/>
+                    </a:prstGeom>
+                  </pic:spPr>
+                </pic:pic>
+              </a:graphicData>
+            </a:graphic>
+          </wp:inline>
+        </w:drawing>
+      </w:r>
+      <w:r>
+        <w:rPr>
+          <w:rtl w:val="0"/>
+        </w:rPr>
+        <w:t xml:space="preserve"> </w:t>
+      </w:r>
+      <w:r>
+        <w:rPr>
+          <w:rtl w:val="0"/>
+        </w:rPr>
+        <w:lastRenderedPageBreak/>
+        <w:drawing>
+          <wp:inline distT="0" distB="0" distL="0" distR="0" wp14:anchorId="04F15DAA" wp14:editId="3AA2F616">
+            <wp:extent cx="5220429" cy="6001588"/>
+            <wp:effectExtent l="0" t="0" r="0" b="0"/>
+            <wp:docPr id="1583633809" name="Picture 1"/>
+            <wp:cNvGraphicFramePr>
+              <a:graphicFrameLocks xmlns:a="http://schemas.openxmlformats.org/drawingml/2006/main" noChangeAspect="1"/>
+            </wp:cNvGraphicFramePr>
+            <a:graphic xmlns:a="http://schemas.openxmlformats.org/drawingml/2006/main">
+              <a:graphicData uri="http://schemas.openxmlformats.org/drawingml/2006/picture">
+                <pic:pic xmlns:pic="http://schemas.openxmlformats.org/drawingml/2006/picture">
+                  <pic:nvPicPr>
+                    <pic:cNvPr id="1583633809" name=""/>
+                    <pic:cNvPicPr/>
+                  </pic:nvPicPr>
+                  <pic:blipFill>
+                    <a:blip r:embed="rId11"/>
+                    <a:stretch>
+                      <a:fillRect/>
+                    </a:stretch>
+                  </pic:blipFill>
+                  <pic:spPr>
+                    <a:xfrm>
+                      <a:off x="0" y="0"/>
+                      <a:ext cx="5220429" cy="6001588"/>
+                    </a:xfrm>
+                    <a:prstGeom prst="rect">
+                      <a:avLst/>
+                    </a:prstGeom>
+                  </pic:spPr>
+                </pic:pic>
+              </a:graphicData>
+            </a:graphic>
+          </wp:inline>
+        </w:drawing>
       </w:r>
     </w:p>
     <w:p>
@@ -13812,52 +14123,92 @@
         <w:spacing w:before="20" w:after="20" w:line="240" w:lineRule="auto"/>
       </w:pPr>
       <w:r>
-        <w:t>●  [צילום 5.2.2] מסך לובי — אחרי התחברות</w:t>
+        <w:rPr>
+          <w:rtl w:val="0"/>
+        </w:rPr>
+        <w:lastRenderedPageBreak/>
+        <w:drawing>
+          <wp:inline distT="0" distB="0" distL="0" distR="0" wp14:anchorId="67C09705" wp14:editId="626E8B6F">
+            <wp:extent cx="5268060" cy="6020640"/>
+            <wp:effectExtent l="0" t="0" r="8890" b="0"/>
+            <wp:docPr id="970998382" name="Picture 1"/>
+            <wp:cNvGraphicFramePr>
+              <a:graphicFrameLocks xmlns:a="http://schemas.openxmlformats.org/drawingml/2006/main" noChangeAspect="1"/>
+            </wp:cNvGraphicFramePr>
+            <a:graphic xmlns:a="http://schemas.openxmlformats.org/drawingml/2006/main">
+              <a:graphicData uri="http://schemas.openxmlformats.org/drawingml/2006/picture">
+                <pic:pic xmlns:pic="http://schemas.openxmlformats.org/drawingml/2006/picture">
+                  <pic:nvPicPr>
+                    <pic:cNvPr id="970998382" name=""/>
+                    <pic:cNvPicPr/>
+                  </pic:nvPicPr>
+                  <pic:blipFill>
+                    <a:blip r:embed="rId12"/>
+                    <a:stretch>
+                      <a:fillRect/>
+                    </a:stretch>
+                  </pic:blipFill>
+                  <pic:spPr>
+                    <a:xfrm>
+                      <a:off x="0" y="0"/>
+                      <a:ext cx="5268060" cy="6020640"/>
+                    </a:xfrm>
+                    <a:prstGeom prst="rect">
+                      <a:avLst/>
+                    </a:prstGeom>
+                  </pic:spPr>
+                </pic:pic>
+              </a:graphicData>
+            </a:graphic>
+          </wp:inline>
+        </w:drawing>
       </w:r>
-    </w:p>
-    <w:p>
-      <w:pPr>
-        <w:bidi w:val="0"/>
-        <w:spacing w:before="20" w:after="20" w:line="240" w:lineRule="auto"/>
-      </w:pPr>
       <w:r>
-        <w:t>●  [צילום 5.2.3] מסך לובי — 'Looking for an opponent...'</w:t>
+        <w:rPr>
+          <w:rtl w:val="0"/>
+        </w:rPr>
+        <w:t xml:space="preserve"> </w:t>
       </w:r>
-    </w:p>
-    <w:p>
-      <w:pPr>
-        <w:bidi w:val="0"/>
-        <w:spacing w:before="20" w:after="20" w:line="240" w:lineRule="auto"/>
-      </w:pPr>
       <w:r>
-        <w:t>●  [צילום 5.2.4] לוח המשחק — תחילת משחק עם 32 כלים ומחוון תור</w:t>
-      </w:r>
-    </w:p>
-    <w:p>
-      <w:pPr>
-        <w:bidi w:val="0"/>
-        <w:spacing w:before="20" w:after="20" w:line="240" w:lineRule="auto"/>
-      </w:pPr>
-      <w:r>
-        <w:t>●  [צילום 5.2.5] לוח המשחק — נקודות ירוקות מראות מהלכים חוקיים אחרי לחיצה על כלי</w:t>
-      </w:r>
-    </w:p>
-    <w:p>
-      <w:pPr>
-        <w:bidi w:val="0"/>
-        <w:spacing w:before="20" w:after="20" w:line="240" w:lineRule="auto"/>
-      </w:pPr>
-      <w:r>
-        <w:t>●  [צילום 5.2.6] לוח המשחק — ביצוע הצרחה (המלך ב-g1 והצריח ב-f1)</w:t>
-      </w:r>
-    </w:p>
-    <w:p>
-      <w:pPr>
-        <w:bidi w:val="0"/>
-        <w:spacing w:before="20" w:after="20" w:line="240" w:lineRule="auto"/>
-      </w:pPr>
-      <w:r>
-        <w:t>●  [צילום 5.2.7] לוח המשחק — דיאלוג קידום חייל (בחירת כלי)</w:t>
+        <w:rPr>
+          <w:rtl w:val="0"/>
+        </w:rPr>
+        <w:lastRenderedPageBreak/>
+        <w:drawing>
+          <wp:inline distT="0" distB="0" distL="0" distR="0" wp14:anchorId="1C373B25" wp14:editId="0DE4BF74">
+            <wp:extent cx="5268060" cy="6039693"/>
+            <wp:effectExtent l="0" t="0" r="8890" b="0"/>
+            <wp:docPr id="620470754" name="Picture 1"/>
+            <wp:cNvGraphicFramePr>
+              <a:graphicFrameLocks xmlns:a="http://schemas.openxmlformats.org/drawingml/2006/main" noChangeAspect="1"/>
+            </wp:cNvGraphicFramePr>
+            <a:graphic xmlns:a="http://schemas.openxmlformats.org/drawingml/2006/main">
+              <a:graphicData uri="http://schemas.openxmlformats.org/drawingml/2006/picture">
+                <pic:pic xmlns:pic="http://schemas.openxmlformats.org/drawingml/2006/picture">
+                  <pic:nvPicPr>
+                    <pic:cNvPr id="620470754" name=""/>
+                    <pic:cNvPicPr/>
+                  </pic:nvPicPr>
+                  <pic:blipFill>
+                    <a:blip r:embed="rId13"/>
+                    <a:stretch>
+                      <a:fillRect/>
+                    </a:stretch>
+                  </pic:blipFill>
+                  <pic:spPr>
+                    <a:xfrm>
+                      <a:off x="0" y="0"/>
+                      <a:ext cx="5268060" cy="6039693"/>
+                    </a:xfrm>
+                    <a:prstGeom prst="rect">
+                      <a:avLst/>
+                    </a:prstGeom>
+                  </pic:spPr>
+                </pic:pic>
+              </a:graphicData>
+            </a:graphic>
+          </wp:inline>
+        </w:drawing>
       </w:r>
     </w:p>
     <w:p>
@@ -13867,6 +14218,65 @@
         <w:spacing w:after="160"/>
       </w:pPr>
       <w:bookmarkStart w:id="36" w:name="_Toc230978763"/>
+      <w:r>
+        <w:rPr>
+          <w:rFonts w:ascii="Arial" w:eastAsiaTheme="minorEastAsia" w:hAnsi="Arial" w:cs="Arial"/>
+          <w:b w:val="0"/>
+          <w:bCs w:val="0"/>
+          <w:color w:val="1F2328"/>
+          <w:sz w:val="24"/>
+          <w:szCs w:val="22"/>
+          <w:rtl w:val="0"/>
+        </w:rPr>
+        <w:lastRenderedPageBreak/>
+        <w:drawing>
+          <wp:inline distT="0" distB="0" distL="0" distR="0" wp14:anchorId="41526F69" wp14:editId="1288E072">
+            <wp:extent cx="5172797" cy="5953956"/>
+            <wp:effectExtent l="0" t="0" r="8890" b="8890"/>
+            <wp:docPr id="1635107038" name="Picture 1"/>
+            <wp:cNvGraphicFramePr>
+              <a:graphicFrameLocks xmlns:a="http://schemas.openxmlformats.org/drawingml/2006/main" noChangeAspect="1"/>
+            </wp:cNvGraphicFramePr>
+            <a:graphic xmlns:a="http://schemas.openxmlformats.org/drawingml/2006/main">
+              <a:graphicData uri="http://schemas.openxmlformats.org/drawingml/2006/picture">
+                <pic:pic xmlns:pic="http://schemas.openxmlformats.org/drawingml/2006/picture">
+                  <pic:nvPicPr>
+                    <pic:cNvPr id="1635107038" name=""/>
+                    <pic:cNvPicPr/>
+                  </pic:nvPicPr>
+                  <pic:blipFill>
+                    <a:blip r:embed="rId14"/>
+                    <a:stretch>
+                      <a:fillRect/>
+                    </a:stretch>
+                  </pic:blipFill>
+                  <pic:spPr>
+                    <a:xfrm>
+                      <a:off x="0" y="0"/>
+                      <a:ext cx="5172797" cy="5953956"/>
+                    </a:xfrm>
+                    <a:prstGeom prst="rect">
+                      <a:avLst/>
+                    </a:prstGeom>
+                  </pic:spPr>
+                </pic:pic>
+              </a:graphicData>
+            </a:graphic>
+          </wp:inline>
+        </w:drawing>
+      </w:r>
+      <w:r>
+        <w:rPr>
+          <w:rFonts w:ascii="Arial" w:eastAsiaTheme="minorEastAsia" w:hAnsi="Arial" w:cs="Arial"/>
+          <w:b w:val="0"/>
+          <w:bCs w:val="0"/>
+          <w:color w:val="1F2328"/>
+          <w:sz w:val="24"/>
+          <w:szCs w:val="22"/>
+          <w:rtl w:val="0"/>
+        </w:rPr>
+        <w:t xml:space="preserve"> </w:t>
+      </w:r>
       <w:r>
         <w:rPr>
           <w:rFonts w:ascii="Arial" w:hAnsi="Arial"/>
@@ -13993,6 +14403,7 @@
                 <w:color w:val="F8F8F2"/>
                 <w:sz w:val="18"/>
               </w:rPr>
+              <w:lastRenderedPageBreak/>
               <w:t xml:space="preserve">  "alice":"9f3c1a...e7:2b8d4f...a1",</w:t>
             </w:r>
           </w:p>
@@ -14034,6 +14445,7 @@
         <w:bidi w:val="0"/>
       </w:pPr>
       <w:r>
+        <w:lastRenderedPageBreak/>
         <w:br w:type="page"/>
       </w:r>
     </w:p>
@@ -14070,33 +14482,6 @@
     </w:p>
     <w:p>
       <w:pPr>
-        <w:pBdr>
-          <w:top w:val="single" w:sz="4" w:space="4" w:color="1F6FEB"/>
-          <w:left w:val="single" w:sz="4" w:space="4" w:color="1F6FEB"/>
-          <w:bottom w:val="single" w:sz="4" w:space="4" w:color="1F6FEB"/>
-          <w:right w:val="single" w:sz="18" w:space="4" w:color="1F6FEB"/>
-        </w:pBdr>
-        <w:shd w:val="clear" w:color="auto" w:fill="EAF2FD"/>
-        <w:bidi w:val="0"/>
-        <w:spacing w:before="80" w:after="80"/>
-        <w:ind w:left="170" w:right="170"/>
-      </w:pPr>
-      <w:r>
-        <w:rPr>
-          <w:b/>
-          <w:sz w:val="22"/>
-        </w:rPr>
-        <w:t xml:space="preserve">פעולה נדרשת מהתלמיד: </w:t>
-      </w:r>
-      <w:r>
-        <w:rPr>
-          <w:sz w:val="22"/>
-        </w:rPr>
-        <w:t>סעיף זה חייב להיות אישי ובמילים שלך. להלן תבנית להשראה בלבד — יש להחליף בתוכן אמיתי שלך.</w:t>
-      </w:r>
-    </w:p>
-    <w:p>
-      <w:pPr>
         <w:bidi w:val="0"/>
         <w:spacing w:before="40" w:after="80" w:line="240" w:lineRule="auto"/>
       </w:pPr>
@@ -14105,7 +14490,60 @@
           <w:i/>
           <w:color w:val="57606A"/>
         </w:rPr>
-        <w:t>[תבנית להחלפה] בפרויקט הזה גיליתי שאני נהנה/נהנית במיוחד מ___, ושכאשר נתקלתי בקושי ב___ הצלחתי להתמודד איתו על ידי ___. למדתי לתכנן את העבודה בשלבים, וראיתי שאני עובד/ת טוב יותר כש___.</w:t>
+        <w:t>בפרויקט הזה גיליתי שאני נהנה במיוחד מ</w:t>
+      </w:r>
+      <w:r>
+        <w:rPr>
+          <w:rFonts w:hint="cs"/>
+          <w:i/>
+          <w:color w:val="57606A"/>
+        </w:rPr>
+        <w:t>לתכנת משחקים שאני אוהב</w:t>
+      </w:r>
+      <w:r>
+        <w:rPr>
+          <w:i/>
+          <w:color w:val="57606A"/>
+        </w:rPr>
+        <w:t>, ושכאשר נתקלתי בקושי ב</w:t>
+      </w:r>
+      <w:r>
+        <w:rPr>
+          <w:rFonts w:hint="cs"/>
+          <w:i/>
+          <w:color w:val="57606A"/>
+        </w:rPr>
+        <w:t>כתיבת הקוד</w:t>
+      </w:r>
+      <w:r>
+        <w:rPr>
+          <w:i/>
+          <w:color w:val="57606A"/>
+        </w:rPr>
+        <w:t xml:space="preserve"> הצלחתי להתמודד איתו על ידי </w:t>
+      </w:r>
+      <w:r>
+        <w:rPr>
+          <w:rFonts w:hint="cs"/>
+          <w:i/>
+          <w:color w:val="57606A"/>
+        </w:rPr>
+        <w:t>חיפוש באינטרנט</w:t>
+      </w:r>
+      <w:r>
+        <w:rPr>
+          <w:i/>
+          <w:color w:val="57606A"/>
+        </w:rPr>
+        <w:t>. למדתי לתכנן את העבודה בשלבים, וראיתי שאני עובד טוב יותר כש</w:t>
+      </w:r>
+      <w:r>
+        <w:rPr>
+          <w:rFonts w:hint="cs"/>
+          <w:i/>
+          <w:color w:val="57606A"/>
+        </w:rPr>
+        <w:t>אני משקיע הרבה זמן וחושב לפני שאני כותב.</w:t>
       </w:r>
     </w:p>
     <w:p>
@@ -42697,7 +43135,16 @@
         <w:t xml:space="preserve">ת: </w:t>
       </w:r>
       <w:r>
-        <w:t>TCP אמין ומסודר (כל הודעה מגיעה ובסדר הנכון) אבל איטי יותר; UDP מהיר אבל לא אמין. בחרתי TCP כי בשחמט אסור שמהלך יאבד.</w:t>
+        <w:t>TCP אמין ומסודר (כל הודעה מגיעה ובסדר הנכון) אבל איטי יותר</w:t>
+      </w:r>
+      <w:r>
+        <w:rPr>
+          <w:rFonts w:hint="cs"/>
+        </w:rPr>
+        <w:t>,</w:t>
+      </w:r>
+      <w:r>
+        <w:t xml:space="preserve"> UDP מהיר אבל לא אמין. בחרתי TCP כי בשחמט אסור שמהלך יאבד.</w:t>
       </w:r>
     </w:p>
     <w:p>
@@ -43208,7 +43655,7 @@
       </w:r>
     </w:p>
     <w:sectPr>
-      <w:footerReference w:type="default" r:id="rId8"/>
+      <w:footerReference w:type="default" r:id="rId15"/>
       <w:pgSz w:w="12240" w:h="15840"/>
       <w:pgMar w:top="1134" w:right="1134" w:bottom="1134" w:left="1134" w:header="720" w:footer="720" w:gutter="0"/>
       <w:cols w:space="720"/>
